--- a/public/labs/os/ЛР6_ОС_Принципи_функціонування_ОС_Linux.docx
+++ b/public/labs/os/ЛР6_ОС_Принципи_функціонування_ОС_Linux.docx
@@ -7,6 +7,14 @@
         <w:pStyle w:val="Title"/>
       </w:pPr>
       <w:r>
+        <w:t xml:space="preserve">Лабораторна робота №6</w:t>
+      </w:r>
+    </w:p>
+    <w:p>
+      <w:pPr>
+        <w:pStyle w:val="Subtitle"/>
+      </w:pPr>
+      <w:r>
         <w:t xml:space="preserve">Принципи функціонування ОС Linux</w:t>
       </w:r>
     </w:p>
@@ -19,9 +27,10 @@
       </w:r>
     </w:p>
     <w:sectPr>
-      <w:footnotePr>
-        <w:numRestart w:val="eachSect"/>
-      </w:footnotePr>
+      <w:pgSz w:h="16838" w:orient="portrait" w:w="11906"/>
+      <w:pgMar w:bottom="1134" w:footer="708" w:gutter="0" w:header="708" w:left="1418" w:right="851" w:top="1134"/>
+      <w:pgNumType w:start="1"/>
+      <w:docGrid w:linePitch="360"/>
     </w:sectPr>
   </w:body>
 </w:document>
@@ -57,74 +66,74 @@
     <w:multiLevelType w:val="multilevel"/>
     <w:lvl w:ilvl="0">
       <w:numFmt w:val="bullet"/>
-      <w:lvlText w:val=" "/>
+      <w:lvlText w:val="–"/>
       <w:lvlJc w:val="left"/>
       <w:pPr>
-        <w:ind w:left="720" w:hanging="360"/>
+        <w:ind w:left="1134" w:hanging="425"/>
       </w:pPr>
     </w:lvl>
     <w:lvl w:ilvl="1">
       <w:numFmt w:val="bullet"/>
-      <w:lvlText w:val=" "/>
+      <w:lvlText w:val="–"/>
       <w:lvlJc w:val="left"/>
       <w:pPr>
-        <w:ind w:left="1440" w:hanging="360"/>
+        <w:ind w:left="1701" w:hanging="425"/>
       </w:pPr>
     </w:lvl>
     <w:lvl w:ilvl="2">
       <w:numFmt w:val="bullet"/>
-      <w:lvlText w:val=" "/>
+      <w:lvlText w:val="–"/>
       <w:lvlJc w:val="left"/>
       <w:pPr>
-        <w:ind w:left="2160" w:hanging="360"/>
+        <w:ind w:left="2268" w:hanging="425"/>
       </w:pPr>
     </w:lvl>
     <w:lvl w:ilvl="3">
       <w:numFmt w:val="bullet"/>
-      <w:lvlText w:val=" "/>
+      <w:lvlText w:val="–"/>
       <w:lvlJc w:val="left"/>
       <w:pPr>
-        <w:ind w:left="2880" w:hanging="360"/>
+        <w:ind w:left="2835" w:hanging="425"/>
       </w:pPr>
     </w:lvl>
     <w:lvl w:ilvl="4">
       <w:numFmt w:val="bullet"/>
-      <w:lvlText w:val=" "/>
+      <w:lvlText w:val="–"/>
       <w:lvlJc w:val="left"/>
       <w:pPr>
-        <w:ind w:left="3600" w:hanging="360"/>
+        <w:ind w:left="3402" w:hanging="425"/>
       </w:pPr>
     </w:lvl>
     <w:lvl w:ilvl="5">
       <w:numFmt w:val="bullet"/>
-      <w:lvlText w:val=" "/>
+      <w:lvlText w:val="–"/>
       <w:lvlJc w:val="left"/>
       <w:pPr>
-        <w:ind w:left="4320" w:hanging="360"/>
+        <w:ind w:left="3969" w:hanging="425"/>
       </w:pPr>
     </w:lvl>
     <w:lvl w:ilvl="6">
       <w:numFmt w:val="bullet"/>
-      <w:lvlText w:val=" "/>
+      <w:lvlText w:val="–"/>
       <w:lvlJc w:val="left"/>
       <w:pPr>
-        <w:ind w:left="5040" w:hanging="360"/>
+        <w:ind w:left="4536" w:hanging="425"/>
       </w:pPr>
     </w:lvl>
     <w:lvl w:ilvl="7">
       <w:numFmt w:val="bullet"/>
-      <w:lvlText w:val=" "/>
+      <w:lvlText w:val="–"/>
       <w:lvlJc w:val="left"/>
       <w:pPr>
-        <w:ind w:left="5760" w:hanging="360"/>
+        <w:ind w:left="5103" w:hanging="425"/>
       </w:pPr>
     </w:lvl>
     <w:lvl w:ilvl="8">
       <w:numFmt w:val="bullet"/>
-      <w:lvlText w:val=" "/>
+      <w:lvlText w:val="–"/>
       <w:lvlJc w:val="left"/>
       <w:pPr>
-        <w:ind w:left="6480" w:hanging="360"/>
+        <w:ind w:left="5670" w:hanging="425"/>
       </w:pPr>
     </w:lvl>
   </w:abstractNum>
@@ -139,15 +148,15 @@
   <w:docDefaults>
     <w:rPrDefault>
       <w:rPr>
-        <w:rFonts w:asciiTheme="minorHAnsi" w:cstheme="minorBidi" w:eastAsiaTheme="minorEastAsia" w:hAnsiTheme="minorHAnsi"/>
-        <w:sz w:val="24"/>
-        <w:szCs w:val="24"/>
-        <w:lang w:bidi="ar-SA" w:eastAsia="zh-CN" w:val="en-US"/>
+        <w:rFonts w:ascii="Times New Roman" w:cs="Times New Roman" w:eastAsia="Times New Roman" w:hAnsi="Times New Roman"/>
+        <w:sz w:val="28"/>
+        <w:szCs w:val="28"/>
+        <w:lang w:val="uk-UA"/>
       </w:rPr>
     </w:rPrDefault>
     <w:pPrDefault>
       <w:pPr>
-        <w:spacing w:after="200"/>
+        <w:spacing w:after="0" w:before="0" w:line="312" w:lineRule="auto"/>
       </w:pPr>
     </w:pPrDefault>
   </w:docDefaults>
@@ -155,14 +164,19 @@
   <w:style w:default="1" w:styleId="Normal" w:type="paragraph">
     <w:name w:val="Normal"/>
     <w:qFormat/>
+    <w:pPr>
+      <w:spacing w:after="0" w:before="0" w:line="312" w:lineRule="auto"/>
+      <w:jc w:val="left"/>
+    </w:pPr>
   </w:style>
   <w:style w:styleId="BodyText" w:type="paragraph">
     <w:name w:val="Body Text"/>
     <w:basedOn w:val="Normal"/>
-    <w:link w:val="BodyTextChar"/>
-    <w:qFormat/>
-    <w:pPr>
-      <w:spacing w:after="180" w:before="180"/>
+    <w:qFormat/>
+    <w:pPr>
+      <w:spacing w:after="0" w:before="0" w:line="312" w:lineRule="auto"/>
+      <w:ind w:firstLine="709"/>
+      <w:jc w:val="both"/>
     </w:pPr>
   </w:style>
   <w:style w:customStyle="1" w:styleId="FirstParagraph" w:type="paragraph">
@@ -173,59 +187,57 @@
   </w:style>
   <w:style w:customStyle="1" w:styleId="Compact" w:type="paragraph">
     <w:name w:val="Compact"/>
-    <w:basedOn w:val="BodyText"/>
-    <w:qFormat/>
-    <w:pPr>
-      <w:spacing w:after="36" w:before="36"/>
+    <w:basedOn w:val="Normal"/>
+    <w:qFormat/>
+    <w:pPr>
+      <w:spacing w:after="0" w:before="0" w:line="312" w:lineRule="auto"/>
+      <w:ind w:firstLine="0"/>
+      <w:contextualSpacing/>
     </w:pPr>
   </w:style>
   <w:style w:styleId="Title" w:type="paragraph">
     <w:name w:val="Title"/>
     <w:basedOn w:val="Normal"/>
-    <w:next w:val="BodyText"/>
-    <w:link w:val="TitleChar"/>
+    <w:next w:val="Subtitle"/>
+    <w:qFormat/>
+    <w:pPr>
+      <w:spacing w:after="120" w:before="0" w:line="312" w:lineRule="auto"/>
+      <w:ind w:firstLine="0"/>
+      <w:jc w:val="center"/>
+    </w:pPr>
+    <w:rPr>
+      <w:rFonts w:ascii="Times New Roman" w:cs="Times New Roman" w:eastAsia="Times New Roman" w:hAnsi="Times New Roman"/>
+      <w:sz w:val="28"/>
+      <w:szCs w:val="28"/>
+    </w:rPr>
+  </w:style>
+  <w:style w:customStyle="1" w:styleId="TitleChar" w:type="character">
+    <w:name w:val="Title Char"/>
+    <w:basedOn w:val="DefaultParagraphFont"/>
+    <w:link w:val="Title"/>
     <w:uiPriority w:val="10"/>
-    <w:qFormat/>
-    <w:rsid w:val="00A10FD9"/>
-    <w:pPr>
-      <w:spacing w:after="80" w:line="240" w:lineRule="auto"/>
-      <w:contextualSpacing/>
-      <w:jc w:val="center"/>
-    </w:pPr>
+    <w:rsid w:val="00A10FD9"/>
     <w:rPr>
       <w:rFonts w:asciiTheme="majorHAnsi" w:cstheme="majorBidi" w:eastAsiaTheme="majorEastAsia" w:hAnsiTheme="majorHAnsi"/>
       <w:sz w:val="56"/>
       <w:szCs w:val="56"/>
     </w:rPr>
   </w:style>
-  <w:style w:customStyle="1" w:styleId="TitleChar" w:type="character">
-    <w:name w:val="Title Char"/>
-    <w:basedOn w:val="DefaultParagraphFont"/>
-    <w:link w:val="Title"/>
-    <w:uiPriority w:val="10"/>
-    <w:rsid w:val="00A10FD9"/>
-    <w:rPr>
-      <w:rFonts w:asciiTheme="majorHAnsi" w:cstheme="majorBidi" w:eastAsiaTheme="majorEastAsia" w:hAnsiTheme="majorHAnsi"/>
-      <w:sz w:val="56"/>
-      <w:szCs w:val="56"/>
-    </w:rPr>
-  </w:style>
   <w:style w:styleId="Subtitle" w:type="paragraph">
     <w:name w:val="Subtitle"/>
-    <w:basedOn w:val="Title"/>
-    <w:next w:val="BodyText"/>
-    <w:link w:val="SubtitleChar"/>
-    <w:uiPriority w:val="11"/>
-    <w:qFormat/>
-    <w:rsid w:val="00A10FD9"/>
-    <w:pPr>
-      <w:numPr>
-        <w:ilvl w:val="1"/>
-      </w:numPr>
-    </w:pPr>
-    <w:rPr>
-      <w:rFonts w:cstheme="majorBidi" w:eastAsiaTheme="majorEastAsia"/>
-      <w:spacing w:val="15"/>
+    <w:basedOn w:val="Normal"/>
+    <w:next w:val="FirstParagraph"/>
+    <w:qFormat/>
+    <w:pPr>
+      <w:spacing w:after="240" w:before="0" w:line="312" w:lineRule="auto"/>
+      <w:ind w:firstLine="0"/>
+      <w:jc w:val="center"/>
+    </w:pPr>
+    <w:rPr>
+      <w:rFonts w:ascii="Times New Roman" w:cs="Times New Roman" w:eastAsia="Times New Roman" w:hAnsi="Times New Roman"/>
+      <w:b/>
+      <w:bCs/>
+      <w:caps/>
       <w:sz w:val="28"/>
       <w:szCs w:val="28"/>
     </w:rPr>
@@ -315,17 +327,188 @@
   <w:style w:styleId="Heading1" w:type="paragraph">
     <w:name w:val="heading 1"/>
     <w:basedOn w:val="Normal"/>
+    <w:next w:val="FirstParagraph"/>
+    <w:qFormat/>
+    <w:pPr>
+      <w:keepNext/>
+      <w:spacing w:after="120" w:before="240" w:line="312" w:lineRule="auto"/>
+      <w:ind w:firstLine="0"/>
+      <w:jc w:val="center"/>
+    </w:pPr>
+    <w:rPr>
+      <w:rFonts w:ascii="Times New Roman" w:cs="Times New Roman" w:eastAsia="Times New Roman" w:hAnsi="Times New Roman"/>
+      <w:b/>
+      <w:bCs/>
+      <w:sz w:val="28"/>
+      <w:szCs w:val="28"/>
+    </w:rPr>
+  </w:style>
+  <w:style w:styleId="Heading2" w:type="paragraph">
+    <w:name w:val="heading 2"/>
+    <w:basedOn w:val="Normal"/>
+    <w:next w:val="FirstParagraph"/>
+    <w:qFormat/>
+    <w:pPr>
+      <w:keepNext/>
+      <w:spacing w:after="120" w:before="240" w:line="312" w:lineRule="auto"/>
+      <w:ind w:firstLine="0"/>
+      <w:jc w:val="center"/>
+    </w:pPr>
+    <w:rPr>
+      <w:rFonts w:ascii="Times New Roman" w:cs="Times New Roman" w:eastAsia="Times New Roman" w:hAnsi="Times New Roman"/>
+      <w:b/>
+      <w:bCs/>
+      <w:sz w:val="28"/>
+      <w:szCs w:val="28"/>
+    </w:rPr>
+  </w:style>
+  <w:style w:styleId="Heading3" w:type="paragraph">
+    <w:name w:val="heading 3"/>
+    <w:basedOn w:val="Normal"/>
+    <w:next w:val="FirstParagraph"/>
+    <w:qFormat/>
+    <w:pPr>
+      <w:keepNext/>
+      <w:spacing w:after="0" w:before="140" w:line="312" w:lineRule="auto"/>
+      <w:ind w:firstLine="709"/>
+      <w:jc w:val="left"/>
+    </w:pPr>
+    <w:rPr>
+      <w:rFonts w:ascii="Times New Roman" w:cs="Times New Roman" w:eastAsia="Times New Roman" w:hAnsi="Times New Roman"/>
+      <w:b/>
+      <w:bCs/>
+      <w:sz w:val="28"/>
+      <w:szCs w:val="28"/>
+    </w:rPr>
+  </w:style>
+  <w:style w:styleId="Heading4" w:type="paragraph">
+    <w:name w:val="heading 4"/>
+    <w:basedOn w:val="Normal"/>
+    <w:next w:val="FirstParagraph"/>
+    <w:qFormat/>
+    <w:pPr>
+      <w:keepNext/>
+      <w:spacing w:after="0" w:before="120" w:line="312" w:lineRule="auto"/>
+      <w:ind w:firstLine="709"/>
+      <w:jc w:val="left"/>
+    </w:pPr>
+    <w:rPr>
+      <w:rFonts w:ascii="Times New Roman" w:cs="Times New Roman" w:eastAsia="Times New Roman" w:hAnsi="Times New Roman"/>
+      <w:b/>
+      <w:bCs/>
+      <w:sz w:val="28"/>
+      <w:szCs w:val="28"/>
+    </w:rPr>
+  </w:style>
+  <w:style w:styleId="Heading5" w:type="paragraph">
+    <w:name w:val="heading 5"/>
+    <w:basedOn w:val="Normal"/>
+    <w:next w:val="FirstParagraph"/>
+    <w:qFormat/>
+    <w:pPr>
+      <w:keepNext/>
+      <w:spacing w:after="0" w:before="120" w:line="312" w:lineRule="auto"/>
+      <w:ind w:firstLine="709"/>
+      <w:jc w:val="left"/>
+    </w:pPr>
+    <w:rPr>
+      <w:rFonts w:ascii="Times New Roman" w:cs="Times New Roman" w:eastAsia="Times New Roman" w:hAnsi="Times New Roman"/>
+      <w:b/>
+      <w:bCs/>
+      <w:sz w:val="28"/>
+      <w:szCs w:val="28"/>
+    </w:rPr>
+  </w:style>
+  <w:style w:styleId="Heading6" w:type="paragraph">
+    <w:name w:val="heading 6"/>
+    <w:basedOn w:val="Normal"/>
+    <w:next w:val="FirstParagraph"/>
+    <w:qFormat/>
+    <w:pPr>
+      <w:keepNext/>
+      <w:spacing w:after="0" w:before="120" w:line="312" w:lineRule="auto"/>
+      <w:ind w:firstLine="709"/>
+      <w:jc w:val="left"/>
+    </w:pPr>
+    <w:rPr>
+      <w:rFonts w:ascii="Times New Roman" w:cs="Times New Roman" w:eastAsia="Times New Roman" w:hAnsi="Times New Roman"/>
+      <w:b/>
+      <w:bCs/>
+      <w:sz w:val="28"/>
+      <w:szCs w:val="28"/>
+    </w:rPr>
+  </w:style>
+  <w:style w:styleId="Heading7" w:type="paragraph">
+    <w:name w:val="heading 7"/>
+    <w:basedOn w:val="Normal"/>
     <w:next w:val="BodyText"/>
-    <w:link w:val="Heading1Char"/>
-    <w:uiPriority w:val="9"/>
+    <w:link w:val="Heading7Char"/>
+    <w:uiPriority w:val="9"/>
+    <w:semiHidden/>
+    <w:unhideWhenUsed/>
     <w:qFormat/>
     <w:rsid w:val="00A10FD9"/>
     <w:pPr>
       <w:keepNext/>
       <w:keepLines/>
-      <w:spacing w:after="80" w:before="360"/>
-      <w:outlineLvl w:val="0"/>
-    </w:pPr>
+      <w:spacing w:after="0" w:before="40"/>
+      <w:outlineLvl w:val="6"/>
+    </w:pPr>
+    <w:rPr>
+      <w:rFonts w:cstheme="majorBidi" w:eastAsiaTheme="majorEastAsia"/>
+      <w:color w:themeColor="text1" w:themeTint="A6" w:val="595959"/>
+    </w:rPr>
+  </w:style>
+  <w:style w:styleId="Heading8" w:type="paragraph">
+    <w:name w:val="heading 8"/>
+    <w:basedOn w:val="Normal"/>
+    <w:next w:val="BodyText"/>
+    <w:link w:val="Heading8Char"/>
+    <w:uiPriority w:val="9"/>
+    <w:semiHidden/>
+    <w:unhideWhenUsed/>
+    <w:qFormat/>
+    <w:rsid w:val="00A10FD9"/>
+    <w:pPr>
+      <w:keepNext/>
+      <w:keepLines/>
+      <w:spacing w:after="0"/>
+      <w:outlineLvl w:val="7"/>
+    </w:pPr>
+    <w:rPr>
+      <w:rFonts w:cstheme="majorBidi" w:eastAsiaTheme="majorEastAsia"/>
+      <w:i/>
+      <w:iCs/>
+      <w:color w:themeColor="text1" w:themeTint="D8" w:val="272727"/>
+    </w:rPr>
+  </w:style>
+  <w:style w:styleId="Heading9" w:type="paragraph">
+    <w:name w:val="heading 9"/>
+    <w:basedOn w:val="Normal"/>
+    <w:next w:val="BodyText"/>
+    <w:link w:val="Heading9Char"/>
+    <w:uiPriority w:val="9"/>
+    <w:semiHidden/>
+    <w:unhideWhenUsed/>
+    <w:qFormat/>
+    <w:rsid w:val="00A10FD9"/>
+    <w:pPr>
+      <w:keepNext/>
+      <w:keepLines/>
+      <w:spacing w:after="0"/>
+      <w:outlineLvl w:val="8"/>
+    </w:pPr>
+    <w:rPr>
+      <w:rFonts w:cstheme="majorBidi" w:eastAsiaTheme="majorEastAsia"/>
+      <w:color w:themeColor="text1" w:themeTint="D8" w:val="272727"/>
+    </w:rPr>
+  </w:style>
+  <w:style w:customStyle="1" w:styleId="Heading1Char" w:type="character">
+    <w:name w:val="Heading 1 Char"/>
+    <w:basedOn w:val="DefaultParagraphFont"/>
+    <w:link w:val="Heading1"/>
+    <w:uiPriority w:val="9"/>
+    <w:rsid w:val="00A10FD9"/>
     <w:rPr>
       <w:rFonts w:asciiTheme="majorHAnsi" w:cstheme="majorBidi" w:eastAsiaTheme="majorEastAsia" w:hAnsiTheme="majorHAnsi"/>
       <w:color w:themeColor="accent1" w:themeShade="BF" w:val="0F4761"/>
@@ -333,22 +516,13 @@
       <w:szCs w:val="40"/>
     </w:rPr>
   </w:style>
-  <w:style w:styleId="Heading2" w:type="paragraph">
-    <w:name w:val="heading 2"/>
-    <w:basedOn w:val="Normal"/>
-    <w:next w:val="BodyText"/>
-    <w:link w:val="Heading2Char"/>
+  <w:style w:customStyle="1" w:styleId="Heading2Char" w:type="character">
+    <w:name w:val="Heading 2 Char"/>
+    <w:basedOn w:val="DefaultParagraphFont"/>
+    <w:link w:val="Heading2"/>
     <w:uiPriority w:val="9"/>
     <w:semiHidden/>
-    <w:unhideWhenUsed/>
-    <w:qFormat/>
-    <w:rsid w:val="00A10FD9"/>
-    <w:pPr>
-      <w:keepNext/>
-      <w:keepLines/>
-      <w:spacing w:after="80" w:before="160"/>
-      <w:outlineLvl w:val="1"/>
-    </w:pPr>
+    <w:rsid w:val="00A10FD9"/>
     <w:rPr>
       <w:rFonts w:asciiTheme="majorHAnsi" w:cstheme="majorBidi" w:eastAsiaTheme="majorEastAsia" w:hAnsiTheme="majorHAnsi"/>
       <w:color w:themeColor="accent1" w:themeShade="BF" w:val="0F4761"/>
@@ -356,22 +530,13 @@
       <w:szCs w:val="32"/>
     </w:rPr>
   </w:style>
-  <w:style w:styleId="Heading3" w:type="paragraph">
-    <w:name w:val="heading 3"/>
-    <w:basedOn w:val="Normal"/>
-    <w:next w:val="BodyText"/>
-    <w:link w:val="Heading3Char"/>
+  <w:style w:customStyle="1" w:styleId="Heading3Char" w:type="character">
+    <w:name w:val="Heading 3 Char"/>
+    <w:basedOn w:val="DefaultParagraphFont"/>
+    <w:link w:val="Heading3"/>
     <w:uiPriority w:val="9"/>
     <w:semiHidden/>
-    <w:unhideWhenUsed/>
-    <w:qFormat/>
-    <w:rsid w:val="00A10FD9"/>
-    <w:pPr>
-      <w:keepNext/>
-      <w:keepLines/>
-      <w:spacing w:after="80" w:before="160"/>
-      <w:outlineLvl w:val="2"/>
-    </w:pPr>
+    <w:rsid w:val="00A10FD9"/>
     <w:rPr>
       <w:rFonts w:cstheme="majorBidi" w:eastAsiaTheme="majorEastAsia"/>
       <w:color w:themeColor="accent1" w:themeShade="BF" w:val="0F4761"/>
@@ -379,22 +544,13 @@
       <w:szCs w:val="28"/>
     </w:rPr>
   </w:style>
-  <w:style w:styleId="Heading4" w:type="paragraph">
-    <w:name w:val="heading 4"/>
-    <w:basedOn w:val="Normal"/>
-    <w:next w:val="BodyText"/>
-    <w:link w:val="Heading4Char"/>
+  <w:style w:customStyle="1" w:styleId="Heading4Char" w:type="character">
+    <w:name w:val="Heading 4 Char"/>
+    <w:basedOn w:val="DefaultParagraphFont"/>
+    <w:link w:val="Heading4"/>
     <w:uiPriority w:val="9"/>
     <w:semiHidden/>
-    <w:unhideWhenUsed/>
-    <w:qFormat/>
-    <w:rsid w:val="00A10FD9"/>
-    <w:pPr>
-      <w:keepNext/>
-      <w:keepLines/>
-      <w:spacing w:after="40" w:before="80"/>
-      <w:outlineLvl w:val="3"/>
-    </w:pPr>
+    <w:rsid w:val="00A10FD9"/>
     <w:rPr>
       <w:rFonts w:cstheme="majorBidi" w:eastAsiaTheme="majorEastAsia"/>
       <w:i/>
@@ -402,43 +558,25 @@
       <w:color w:themeColor="accent1" w:themeShade="BF" w:val="0F4761"/>
     </w:rPr>
   </w:style>
-  <w:style w:styleId="Heading5" w:type="paragraph">
-    <w:name w:val="heading 5"/>
-    <w:basedOn w:val="Normal"/>
-    <w:next w:val="BodyText"/>
-    <w:link w:val="Heading5Char"/>
+  <w:style w:customStyle="1" w:styleId="Heading5Char" w:type="character">
+    <w:name w:val="Heading 5 Char"/>
+    <w:basedOn w:val="DefaultParagraphFont"/>
+    <w:link w:val="Heading5"/>
     <w:uiPriority w:val="9"/>
     <w:semiHidden/>
-    <w:unhideWhenUsed/>
-    <w:qFormat/>
-    <w:rsid w:val="00A10FD9"/>
-    <w:pPr>
-      <w:keepNext/>
-      <w:keepLines/>
-      <w:spacing w:after="40" w:before="80"/>
-      <w:outlineLvl w:val="4"/>
-    </w:pPr>
+    <w:rsid w:val="00A10FD9"/>
     <w:rPr>
       <w:rFonts w:cstheme="majorBidi" w:eastAsiaTheme="majorEastAsia"/>
       <w:color w:themeColor="accent1" w:themeShade="BF" w:val="0F4761"/>
     </w:rPr>
   </w:style>
-  <w:style w:styleId="Heading6" w:type="paragraph">
-    <w:name w:val="heading 6"/>
-    <w:basedOn w:val="Normal"/>
-    <w:next w:val="BodyText"/>
-    <w:link w:val="Heading6Char"/>
+  <w:style w:customStyle="1" w:styleId="Heading6Char" w:type="character">
+    <w:name w:val="Heading 6 Char"/>
+    <w:basedOn w:val="DefaultParagraphFont"/>
+    <w:link w:val="Heading6"/>
     <w:uiPriority w:val="9"/>
     <w:semiHidden/>
-    <w:unhideWhenUsed/>
-    <w:qFormat/>
-    <w:rsid w:val="00A10FD9"/>
-    <w:pPr>
-      <w:keepNext/>
-      <w:keepLines/>
-      <w:spacing w:after="0" w:before="40"/>
-      <w:outlineLvl w:val="5"/>
-    </w:pPr>
+    <w:rsid w:val="00A10FD9"/>
     <w:rPr>
       <w:rFonts w:cstheme="majorBidi" w:eastAsiaTheme="majorEastAsia"/>
       <w:i/>
@@ -446,43 +584,25 @@
       <w:color w:themeColor="text1" w:themeTint="A6" w:val="595959"/>
     </w:rPr>
   </w:style>
-  <w:style w:styleId="Heading7" w:type="paragraph">
-    <w:name w:val="heading 7"/>
-    <w:basedOn w:val="Normal"/>
-    <w:next w:val="BodyText"/>
-    <w:link w:val="Heading7Char"/>
+  <w:style w:customStyle="1" w:styleId="Heading7Char" w:type="character">
+    <w:name w:val="Heading 7 Char"/>
+    <w:basedOn w:val="DefaultParagraphFont"/>
+    <w:link w:val="Heading7"/>
     <w:uiPriority w:val="9"/>
     <w:semiHidden/>
-    <w:unhideWhenUsed/>
-    <w:qFormat/>
-    <w:rsid w:val="00A10FD9"/>
-    <w:pPr>
-      <w:keepNext/>
-      <w:keepLines/>
-      <w:spacing w:after="0" w:before="40"/>
-      <w:outlineLvl w:val="6"/>
-    </w:pPr>
+    <w:rsid w:val="00A10FD9"/>
     <w:rPr>
       <w:rFonts w:cstheme="majorBidi" w:eastAsiaTheme="majorEastAsia"/>
       <w:color w:themeColor="text1" w:themeTint="A6" w:val="595959"/>
     </w:rPr>
   </w:style>
-  <w:style w:styleId="Heading8" w:type="paragraph">
-    <w:name w:val="heading 8"/>
-    <w:basedOn w:val="Normal"/>
-    <w:next w:val="BodyText"/>
-    <w:link w:val="Heading8Char"/>
+  <w:style w:customStyle="1" w:styleId="Heading8Char" w:type="character">
+    <w:name w:val="Heading 8 Char"/>
+    <w:basedOn w:val="DefaultParagraphFont"/>
+    <w:link w:val="Heading8"/>
     <w:uiPriority w:val="9"/>
     <w:semiHidden/>
-    <w:unhideWhenUsed/>
-    <w:qFormat/>
-    <w:rsid w:val="00A10FD9"/>
-    <w:pPr>
-      <w:keepNext/>
-      <w:keepLines/>
-      <w:spacing w:after="0"/>
-      <w:outlineLvl w:val="7"/>
-    </w:pPr>
+    <w:rsid w:val="00A10FD9"/>
     <w:rPr>
       <w:rFonts w:cstheme="majorBidi" w:eastAsiaTheme="majorEastAsia"/>
       <w:i/>
@@ -490,134 +610,6 @@
       <w:color w:themeColor="text1" w:themeTint="D8" w:val="272727"/>
     </w:rPr>
   </w:style>
-  <w:style w:styleId="Heading9" w:type="paragraph">
-    <w:name w:val="heading 9"/>
-    <w:basedOn w:val="Normal"/>
-    <w:next w:val="BodyText"/>
-    <w:link w:val="Heading9Char"/>
-    <w:uiPriority w:val="9"/>
-    <w:semiHidden/>
-    <w:unhideWhenUsed/>
-    <w:qFormat/>
-    <w:rsid w:val="00A10FD9"/>
-    <w:pPr>
-      <w:keepNext/>
-      <w:keepLines/>
-      <w:spacing w:after="0"/>
-      <w:outlineLvl w:val="8"/>
-    </w:pPr>
-    <w:rPr>
-      <w:rFonts w:cstheme="majorBidi" w:eastAsiaTheme="majorEastAsia"/>
-      <w:color w:themeColor="text1" w:themeTint="D8" w:val="272727"/>
-    </w:rPr>
-  </w:style>
-  <w:style w:customStyle="1" w:styleId="Heading1Char" w:type="character">
-    <w:name w:val="Heading 1 Char"/>
-    <w:basedOn w:val="DefaultParagraphFont"/>
-    <w:link w:val="Heading1"/>
-    <w:uiPriority w:val="9"/>
-    <w:rsid w:val="00A10FD9"/>
-    <w:rPr>
-      <w:rFonts w:asciiTheme="majorHAnsi" w:cstheme="majorBidi" w:eastAsiaTheme="majorEastAsia" w:hAnsiTheme="majorHAnsi"/>
-      <w:color w:themeColor="accent1" w:themeShade="BF" w:val="0F4761"/>
-      <w:sz w:val="40"/>
-      <w:szCs w:val="40"/>
-    </w:rPr>
-  </w:style>
-  <w:style w:customStyle="1" w:styleId="Heading2Char" w:type="character">
-    <w:name w:val="Heading 2 Char"/>
-    <w:basedOn w:val="DefaultParagraphFont"/>
-    <w:link w:val="Heading2"/>
-    <w:uiPriority w:val="9"/>
-    <w:semiHidden/>
-    <w:rsid w:val="00A10FD9"/>
-    <w:rPr>
-      <w:rFonts w:asciiTheme="majorHAnsi" w:cstheme="majorBidi" w:eastAsiaTheme="majorEastAsia" w:hAnsiTheme="majorHAnsi"/>
-      <w:color w:themeColor="accent1" w:themeShade="BF" w:val="0F4761"/>
-      <w:sz w:val="32"/>
-      <w:szCs w:val="32"/>
-    </w:rPr>
-  </w:style>
-  <w:style w:customStyle="1" w:styleId="Heading3Char" w:type="character">
-    <w:name w:val="Heading 3 Char"/>
-    <w:basedOn w:val="DefaultParagraphFont"/>
-    <w:link w:val="Heading3"/>
-    <w:uiPriority w:val="9"/>
-    <w:semiHidden/>
-    <w:rsid w:val="00A10FD9"/>
-    <w:rPr>
-      <w:rFonts w:cstheme="majorBidi" w:eastAsiaTheme="majorEastAsia"/>
-      <w:color w:themeColor="accent1" w:themeShade="BF" w:val="0F4761"/>
-      <w:sz w:val="28"/>
-      <w:szCs w:val="28"/>
-    </w:rPr>
-  </w:style>
-  <w:style w:customStyle="1" w:styleId="Heading4Char" w:type="character">
-    <w:name w:val="Heading 4 Char"/>
-    <w:basedOn w:val="DefaultParagraphFont"/>
-    <w:link w:val="Heading4"/>
-    <w:uiPriority w:val="9"/>
-    <w:semiHidden/>
-    <w:rsid w:val="00A10FD9"/>
-    <w:rPr>
-      <w:rFonts w:cstheme="majorBidi" w:eastAsiaTheme="majorEastAsia"/>
-      <w:i/>
-      <w:iCs/>
-      <w:color w:themeColor="accent1" w:themeShade="BF" w:val="0F4761"/>
-    </w:rPr>
-  </w:style>
-  <w:style w:customStyle="1" w:styleId="Heading5Char" w:type="character">
-    <w:name w:val="Heading 5 Char"/>
-    <w:basedOn w:val="DefaultParagraphFont"/>
-    <w:link w:val="Heading5"/>
-    <w:uiPriority w:val="9"/>
-    <w:semiHidden/>
-    <w:rsid w:val="00A10FD9"/>
-    <w:rPr>
-      <w:rFonts w:cstheme="majorBidi" w:eastAsiaTheme="majorEastAsia"/>
-      <w:color w:themeColor="accent1" w:themeShade="BF" w:val="0F4761"/>
-    </w:rPr>
-  </w:style>
-  <w:style w:customStyle="1" w:styleId="Heading6Char" w:type="character">
-    <w:name w:val="Heading 6 Char"/>
-    <w:basedOn w:val="DefaultParagraphFont"/>
-    <w:link w:val="Heading6"/>
-    <w:uiPriority w:val="9"/>
-    <w:semiHidden/>
-    <w:rsid w:val="00A10FD9"/>
-    <w:rPr>
-      <w:rFonts w:cstheme="majorBidi" w:eastAsiaTheme="majorEastAsia"/>
-      <w:i/>
-      <w:iCs/>
-      <w:color w:themeColor="text1" w:themeTint="A6" w:val="595959"/>
-    </w:rPr>
-  </w:style>
-  <w:style w:customStyle="1" w:styleId="Heading7Char" w:type="character">
-    <w:name w:val="Heading 7 Char"/>
-    <w:basedOn w:val="DefaultParagraphFont"/>
-    <w:link w:val="Heading7"/>
-    <w:uiPriority w:val="9"/>
-    <w:semiHidden/>
-    <w:rsid w:val="00A10FD9"/>
-    <w:rPr>
-      <w:rFonts w:cstheme="majorBidi" w:eastAsiaTheme="majorEastAsia"/>
-      <w:color w:themeColor="text1" w:themeTint="A6" w:val="595959"/>
-    </w:rPr>
-  </w:style>
-  <w:style w:customStyle="1" w:styleId="Heading8Char" w:type="character">
-    <w:name w:val="Heading 8 Char"/>
-    <w:basedOn w:val="DefaultParagraphFont"/>
-    <w:link w:val="Heading8"/>
-    <w:uiPriority w:val="9"/>
-    <w:semiHidden/>
-    <w:rsid w:val="00A10FD9"/>
-    <w:rPr>
-      <w:rFonts w:cstheme="majorBidi" w:eastAsiaTheme="majorEastAsia"/>
-      <w:i/>
-      <w:iCs/>
-      <w:color w:themeColor="text1" w:themeTint="D8" w:val="272727"/>
-    </w:rPr>
-  </w:style>
   <w:style w:customStyle="1" w:styleId="Heading9Char" w:type="character">
     <w:name w:val="Heading 9 Char"/>
     <w:basedOn w:val="DefaultParagraphFont"/>
@@ -633,13 +625,10 @@
   <w:style w:styleId="BlockText" w:type="paragraph">
     <w:name w:val="Block Text"/>
     <w:basedOn w:val="BodyText"/>
-    <w:next w:val="BodyText"/>
-    <w:uiPriority w:val="9"/>
-    <w:unhideWhenUsed/>
-    <w:qFormat/>
-    <w:pPr>
-      <w:spacing w:after="100" w:before="100"/>
-      <w:ind w:firstLine="0" w:left="480" w:right="480"/>
+    <w:qFormat/>
+    <w:pPr>
+      <w:spacing w:after="0" w:before="0" w:line="312" w:lineRule="auto"/>
+      <w:ind w:firstLine="0" w:left="1134"/>
     </w:pPr>
   </w:style>
   <w:style w:styleId="FootnoteText" w:type="paragraph">
@@ -670,24 +659,44 @@
   <w:style w:default="1" w:styleId="Table" w:type="table">
     <w:name w:val="Table"/>
     <w:basedOn w:val="TableNormal"/>
-    <w:semiHidden/>
-    <w:unhideWhenUsed/>
-    <w:qFormat/>
+    <w:qFormat/>
+    <w:pPr>
+      <w:spacing w:after="0" w:before="0" w:line="240" w:lineRule="auto"/>
+      <w:ind w:firstLine="0"/>
+      <w:jc w:val="left"/>
+    </w:pPr>
+    <w:rPr>
+      <w:rFonts w:ascii="Times New Roman" w:cs="Times New Roman" w:eastAsia="Times New Roman" w:hAnsi="Times New Roman"/>
+      <w:sz w:val="24"/>
+      <w:szCs w:val="24"/>
+    </w:rPr>
     <w:tblPr>
       <w:tblInd w:type="dxa" w:w="0"/>
+      <w:tblBorders>
+        <w:top w:color="000000" w:space="0" w:sz="4" w:val="single"/>
+        <w:left w:color="000000" w:space="0" w:sz="4" w:val="single"/>
+        <w:bottom w:color="000000" w:space="0" w:sz="4" w:val="single"/>
+        <w:right w:color="000000" w:space="0" w:sz="4" w:val="single"/>
+        <w:insideH w:color="000000" w:space="0" w:sz="4" w:val="single"/>
+        <w:insideV w:color="000000" w:space="0" w:sz="4" w:val="single"/>
+      </w:tblBorders>
       <w:tblCellMar>
-        <w:top w:type="dxa" w:w="0"/>
-        <w:left w:type="dxa" w:w="108"/>
-        <w:bottom w:type="dxa" w:w="0"/>
-        <w:right w:type="dxa" w:w="108"/>
+        <w:top w:type="dxa" w:w="40"/>
+        <w:left w:type="dxa" w:w="70"/>
+        <w:bottom w:type="dxa" w:w="40"/>
+        <w:right w:type="dxa" w:w="70"/>
       </w:tblCellMar>
     </w:tblPr>
     <w:tblStylePr w:type="firstRow">
+      <w:pPr>
+        <w:jc w:val="center"/>
+      </w:pPr>
+      <w:rPr>
+        <w:b/>
+        <w:bCs/>
+      </w:rPr>
       <w:tcPr>
-        <w:tcBorders>
-          <w:bottom w:val="single"/>
-        </w:tcBorders>
-        <w:vAlign w:val="bottom"/>
+        <w:vAlign w:val="center"/>
       </w:tcPr>
     </w:tblStylePr>
   </w:style>
@@ -721,18 +730,48 @@
   </w:style>
   <w:style w:customStyle="1" w:styleId="TableCaption" w:type="paragraph">
     <w:name w:val="Table Caption"/>
-    <w:basedOn w:val="Caption"/>
-    <w:pPr>
-      <w:keepNext/>
-    </w:pPr>
+    <w:basedOn w:val="Normal"/>
+    <w:next w:val="FirstParagraph"/>
+    <w:qFormat/>
+    <w:pPr>
+      <w:keepNext/>
+      <w:spacing w:after="60" w:before="160" w:line="312" w:lineRule="auto"/>
+      <w:ind w:firstLine="0"/>
+      <w:jc w:val="center"/>
+    </w:pPr>
+    <w:rPr>
+      <w:rFonts w:ascii="Times New Roman" w:cs="Times New Roman" w:eastAsia="Times New Roman" w:hAnsi="Times New Roman"/>
+      <w:sz w:val="28"/>
+      <w:szCs w:val="28"/>
+    </w:rPr>
   </w:style>
   <w:style w:customStyle="1" w:styleId="ImageCaption" w:type="paragraph">
     <w:name w:val="Image Caption"/>
-    <w:basedOn w:val="Caption"/>
+    <w:basedOn w:val="Normal"/>
+    <w:next w:val="FirstParagraph"/>
+    <w:qFormat/>
+    <w:pPr>
+      <w:spacing w:after="160" w:before="60" w:line="312" w:lineRule="auto"/>
+      <w:ind w:firstLine="0"/>
+      <w:jc w:val="center"/>
+    </w:pPr>
+    <w:rPr>
+      <w:rFonts w:ascii="Times New Roman" w:cs="Times New Roman" w:eastAsia="Times New Roman" w:hAnsi="Times New Roman"/>
+      <w:sz w:val="28"/>
+      <w:szCs w:val="28"/>
+    </w:rPr>
   </w:style>
   <w:style w:customStyle="1" w:styleId="Figure" w:type="paragraph">
     <w:name w:val="Figure"/>
     <w:basedOn w:val="Normal"/>
+    <w:next w:val="ImageCaption"/>
+    <w:qFormat/>
+    <w:pPr>
+      <w:keepNext/>
+      <w:spacing w:after="60" w:before="160" w:line="312" w:lineRule="auto"/>
+      <w:ind w:firstLine="0"/>
+      <w:jc w:val="center"/>
+    </w:pPr>
   </w:style>
   <w:style w:customStyle="1" w:styleId="CaptionedFigure" w:type="paragraph">
     <w:name w:val="Captioned Figure"/>
@@ -748,10 +787,9 @@
   </w:style>
   <w:style w:customStyle="1" w:styleId="VerbatimChar" w:type="character">
     <w:name w:val="Verbatim Char"/>
-    <w:basedOn w:val="BodyTextChar"/>
-    <w:rPr>
-      <w:rFonts w:ascii="Consolas" w:hAnsi="Consolas"/>
-      <w:sz w:val="22"/>
+    <w:basedOn w:val="DefaultParagraphFont"/>
+    <w:rPr>
+      <w:rFonts w:ascii="Times New Roman" w:cs="Times New Roman" w:eastAsia="Times New Roman" w:hAnsi="Times New Roman"/>
     </w:rPr>
   </w:style>
   <w:style w:customStyle="1" w:styleId="SectionNumber" w:type="character">
@@ -790,239 +828,27 @@
       <w:color w:themeColor="accent1" w:themeShade="BF" w:val="365F91"/>
     </w:rPr>
   </w:style>
-  <w:style w:type="paragraph" w:customStyle="1" w:styleId="SourceCode">
+  <w:style w:customStyle="1" w:styleId="SourceCode" w:type="paragraph">
     <w:name w:val="Source Code"/>
     <w:basedOn w:val="Normal"/>
-    <w:link w:val="VerbatimChar"/>
-    <w:pPr>
-      <w:wordWrap w:val="off"/>
-    </w:pPr>
-  </w:style>
-  <w:style w:type="character" w:customStyle="1" w:styleId="KeywordTok">
-    <w:name w:val="KeywordTok"/>
-    <w:basedOn w:val="VerbatimChar"/>
-    <w:rPr>
-      <w:b/>
-      <w:color w:val="007020"/>
-    </w:rPr>
-  </w:style>
-  <w:style w:type="character" w:customStyle="1" w:styleId="DataTypeTok">
-    <w:name w:val="DataTypeTok"/>
-    <w:basedOn w:val="VerbatimChar"/>
-    <w:rPr>
-      <w:color w:val="902000"/>
-    </w:rPr>
-  </w:style>
-  <w:style w:type="character" w:customStyle="1" w:styleId="DecValTok">
-    <w:name w:val="DecValTok"/>
-    <w:basedOn w:val="VerbatimChar"/>
-    <w:rPr>
-      <w:color w:val="40a070"/>
-    </w:rPr>
-  </w:style>
-  <w:style w:type="character" w:customStyle="1" w:styleId="BaseNTok">
-    <w:name w:val="BaseNTok"/>
-    <w:basedOn w:val="VerbatimChar"/>
-    <w:rPr>
-      <w:color w:val="40a070"/>
-    </w:rPr>
-  </w:style>
-  <w:style w:type="character" w:customStyle="1" w:styleId="FloatTok">
-    <w:name w:val="FloatTok"/>
-    <w:basedOn w:val="VerbatimChar"/>
-    <w:rPr>
-      <w:color w:val="40a070"/>
-    </w:rPr>
-  </w:style>
-  <w:style w:type="character" w:customStyle="1" w:styleId="ConstantTok">
-    <w:name w:val="ConstantTok"/>
-    <w:basedOn w:val="VerbatimChar"/>
-    <w:rPr>
-      <w:color w:val="880000"/>
-    </w:rPr>
-  </w:style>
-  <w:style w:type="character" w:customStyle="1" w:styleId="CharTok">
-    <w:name w:val="CharTok"/>
-    <w:basedOn w:val="VerbatimChar"/>
-    <w:rPr>
-      <w:color w:val="4070a0"/>
-    </w:rPr>
-  </w:style>
-  <w:style w:type="character" w:customStyle="1" w:styleId="SpecialCharTok">
-    <w:name w:val="SpecialCharTok"/>
-    <w:basedOn w:val="VerbatimChar"/>
-    <w:rPr>
-      <w:color w:val="4070a0"/>
-    </w:rPr>
-  </w:style>
-  <w:style w:type="character" w:customStyle="1" w:styleId="StringTok">
-    <w:name w:val="StringTok"/>
-    <w:basedOn w:val="VerbatimChar"/>
-    <w:rPr>
-      <w:color w:val="4070a0"/>
-    </w:rPr>
-  </w:style>
-  <w:style w:type="character" w:customStyle="1" w:styleId="VerbatimStringTok">
-    <w:name w:val="VerbatimStringTok"/>
-    <w:basedOn w:val="VerbatimChar"/>
-    <w:rPr>
-      <w:color w:val="4070a0"/>
-    </w:rPr>
-  </w:style>
-  <w:style w:type="character" w:customStyle="1" w:styleId="SpecialStringTok">
-    <w:name w:val="SpecialStringTok"/>
-    <w:basedOn w:val="VerbatimChar"/>
-    <w:rPr>
-      <w:color w:val="bb6688"/>
-    </w:rPr>
-  </w:style>
-  <w:style w:type="character" w:customStyle="1" w:styleId="ImportTok">
-    <w:name w:val="ImportTok"/>
-    <w:basedOn w:val="VerbatimChar"/>
-    <w:rPr>
-      <w:b/>
-      <w:color w:val="008000"/>
-    </w:rPr>
-  </w:style>
-  <w:style w:type="character" w:customStyle="1" w:styleId="CommentTok">
-    <w:name w:val="CommentTok"/>
-    <w:basedOn w:val="VerbatimChar"/>
-    <w:rPr>
-      <w:i/>
-      <w:color w:val="60a0b0"/>
-    </w:rPr>
-  </w:style>
-  <w:style w:type="character" w:customStyle="1" w:styleId="DocumentationTok">
-    <w:name w:val="DocumentationTok"/>
-    <w:basedOn w:val="VerbatimChar"/>
-    <w:rPr>
-      <w:i/>
-      <w:color w:val="ba2121"/>
-    </w:rPr>
-  </w:style>
-  <w:style w:type="character" w:customStyle="1" w:styleId="AnnotationTok">
-    <w:name w:val="AnnotationTok"/>
-    <w:basedOn w:val="VerbatimChar"/>
-    <w:rPr>
-      <w:b/>
-      <w:i/>
-      <w:color w:val="60a0b0"/>
-    </w:rPr>
-  </w:style>
-  <w:style w:type="character" w:customStyle="1" w:styleId="CommentVarTok">
-    <w:name w:val="CommentVarTok"/>
-    <w:basedOn w:val="VerbatimChar"/>
-    <w:rPr>
-      <w:b/>
-      <w:i/>
-      <w:color w:val="60a0b0"/>
-    </w:rPr>
-  </w:style>
-  <w:style w:type="character" w:customStyle="1" w:styleId="OtherTok">
-    <w:name w:val="OtherTok"/>
-    <w:basedOn w:val="VerbatimChar"/>
-    <w:rPr>
-      <w:color w:val="007020"/>
-    </w:rPr>
-  </w:style>
-  <w:style w:type="character" w:customStyle="1" w:styleId="FunctionTok">
-    <w:name w:val="FunctionTok"/>
-    <w:basedOn w:val="VerbatimChar"/>
-    <w:rPr>
-      <w:color w:val="06287e"/>
-    </w:rPr>
-  </w:style>
-  <w:style w:type="character" w:customStyle="1" w:styleId="VariableTok">
-    <w:name w:val="VariableTok"/>
-    <w:basedOn w:val="VerbatimChar"/>
-    <w:rPr>
-      <w:color w:val="19177c"/>
-    </w:rPr>
-  </w:style>
-  <w:style w:type="character" w:customStyle="1" w:styleId="ControlFlowTok">
-    <w:name w:val="ControlFlowTok"/>
-    <w:basedOn w:val="VerbatimChar"/>
-    <w:rPr>
-      <w:b/>
-      <w:color w:val="007020"/>
-    </w:rPr>
-  </w:style>
-  <w:style w:type="character" w:customStyle="1" w:styleId="OperatorTok">
-    <w:name w:val="OperatorTok"/>
-    <w:basedOn w:val="VerbatimChar"/>
-    <w:rPr>
-      <w:color w:val="666666"/>
-    </w:rPr>
-  </w:style>
-  <w:style w:type="character" w:customStyle="1" w:styleId="BuiltInTok">
-    <w:name w:val="BuiltInTok"/>
-    <w:basedOn w:val="VerbatimChar"/>
-    <w:rPr>
-      <w:color w:val="008000"/>
-    </w:rPr>
-  </w:style>
-  <w:style w:type="character" w:customStyle="1" w:styleId="ExtensionTok">
-    <w:name w:val="ExtensionTok"/>
-    <w:basedOn w:val="VerbatimChar"/>
-    <w:rPr/>
-  </w:style>
-  <w:style w:type="character" w:customStyle="1" w:styleId="PreprocessorTok">
-    <w:name w:val="PreprocessorTok"/>
-    <w:basedOn w:val="VerbatimChar"/>
-    <w:rPr>
-      <w:color w:val="bc7a00"/>
-    </w:rPr>
-  </w:style>
-  <w:style w:type="character" w:customStyle="1" w:styleId="AttributeTok">
-    <w:name w:val="AttributeTok"/>
-    <w:basedOn w:val="VerbatimChar"/>
-    <w:rPr>
-      <w:color w:val="7d9029"/>
-    </w:rPr>
-  </w:style>
-  <w:style w:type="character" w:customStyle="1" w:styleId="RegionMarkerTok">
-    <w:name w:val="RegionMarkerTok"/>
-    <w:basedOn w:val="VerbatimChar"/>
-    <w:rPr/>
-  </w:style>
-  <w:style w:type="character" w:customStyle="1" w:styleId="InformationTok">
-    <w:name w:val="InformationTok"/>
-    <w:basedOn w:val="VerbatimChar"/>
-    <w:rPr>
-      <w:b/>
-      <w:i/>
-      <w:color w:val="60a0b0"/>
-    </w:rPr>
-  </w:style>
-  <w:style w:type="character" w:customStyle="1" w:styleId="WarningTok">
-    <w:name w:val="WarningTok"/>
-    <w:basedOn w:val="VerbatimChar"/>
-    <w:rPr>
-      <w:b/>
-      <w:i/>
-      <w:color w:val="60a0b0"/>
-    </w:rPr>
-  </w:style>
-  <w:style w:type="character" w:customStyle="1" w:styleId="AlertTok">
-    <w:name w:val="AlertTok"/>
-    <w:basedOn w:val="VerbatimChar"/>
-    <w:rPr>
-      <w:b/>
-      <w:color w:val="ff0000"/>
-    </w:rPr>
-  </w:style>
-  <w:style w:type="character" w:customStyle="1" w:styleId="ErrorTok">
-    <w:name w:val="ErrorTok"/>
-    <w:basedOn w:val="VerbatimChar"/>
-    <w:rPr>
-      <w:b/>
-      <w:color w:val="ff0000"/>
-    </w:rPr>
-  </w:style>
-  <w:style w:type="character" w:customStyle="1" w:styleId="NormalTok">
-    <w:name w:val="NormalTok"/>
-    <w:basedOn w:val="VerbatimChar"/>
-    <w:rPr/>
+    <w:qFormat/>
+    <w:pPr>
+      <w:pBdr>
+        <w:top w:color="BFBFBF" w:space="4" w:sz="4" w:val="single"/>
+        <w:left w:color="BFBFBF" w:space="4" w:sz="4" w:val="single"/>
+        <w:bottom w:color="BFBFBF" w:space="4" w:sz="4" w:val="single"/>
+        <w:right w:color="BFBFBF" w:space="4" w:sz="4" w:val="single"/>
+      </w:pBdr>
+      <w:shd w:color="auto" w:fill="F4F4F4" w:val="clear"/>
+      <w:spacing w:after="120" w:before="120" w:line="200" w:lineRule="auto"/>
+      <w:ind w:firstLine="0" w:left="284" w:right="284"/>
+      <w:jc w:val="left"/>
+    </w:pPr>
+    <w:rPr>
+      <w:rFonts w:ascii="Courier New" w:cs="Courier New" w:eastAsia="Courier New" w:hAnsi="Courier New"/>
+      <w:sz w:val="18"/>
+      <w:szCs w:val="18"/>
+    </w:rPr>
   </w:style>
 </w:styles>
 </file>

--- a/public/labs/os/ЛР6_ОС_Принципи_функціонування_ОС_Linux.docx
+++ b/public/labs/os/ЛР6_ОС_Принципи_функціонування_ОС_Linux.docx
@@ -15,7 +15,7 @@
         <w:pStyle w:val="Subtitle"/>
       </w:pPr>
       <w:r>
-        <w:t xml:space="preserve">Принципи функціонування ОС Linux</w:t>
+        <w:t xml:space="preserve">Основні принципи функціонування ОС Linux</w:t>
       </w:r>
     </w:p>
     <w:p>
@@ -23,9 +23,5307 @@
         <w:pStyle w:val="FirstParagraph"/>
       </w:pPr>
       <w:r>
-        <w:t xml:space="preserve">Матеріал цієї теми готується.</w:t>
-      </w:r>
-    </w:p>
+        <w:rPr>
+          <w:b/>
+          <w:bCs/>
+        </w:rPr>
+        <w:t xml:space="preserve">Мета:</w:t>
+      </w:r>
+      <w:r>
+        <w:t xml:space="preserve"> </w:t>
+      </w:r>
+      <w:r>
+        <w:t xml:space="preserve">ознайомитися з будовою операційної системи Linux на практиці: навчитися визначати версію ядра й дистрибутива, орієнтуватися в структурі каталогів, працювати з базовими командами оболонки, отримувати довідку штатними засобами, спостерігати за процесами та станом служб systemd.</w:t>
+      </w:r>
+    </w:p>
+    <w:p>
+      <w:pPr>
+        <w:pStyle w:val="BodyText"/>
+      </w:pPr>
+      <w:r>
+        <w:rPr>
+          <w:b/>
+          <w:bCs/>
+        </w:rPr>
+        <w:t xml:space="preserve">Обладнання:</w:t>
+      </w:r>
+      <w:r>
+        <w:t xml:space="preserve"> </w:t>
+      </w:r>
+      <w:r>
+        <w:t xml:space="preserve">ПК або віртуальна машина з Ubuntu 22.04 чи іншим дистрибутивом Linux; термінал; обліковий запис із правом виконувати</w:t>
+      </w:r>
+      <w:r>
+        <w:t xml:space="preserve"> </w:t>
+      </w:r>
+      <w:r>
+        <w:rPr>
+          <w:rStyle w:val="VerbatimChar"/>
+        </w:rPr>
+        <w:t xml:space="preserve">sudo</w:t>
+      </w:r>
+      <w:r>
+        <w:t xml:space="preserve">.</w:t>
+      </w:r>
+    </w:p>
+    <w:p>
+      <w:pPr>
+        <w:pStyle w:val="BodyText"/>
+      </w:pPr>
+      <w:r>
+        <w:rPr>
+          <w:b/>
+          <w:bCs/>
+        </w:rPr>
+        <w:t xml:space="preserve">Тривалість:</w:t>
+      </w:r>
+      <w:r>
+        <w:t xml:space="preserve"> </w:t>
+      </w:r>
+      <w:r>
+        <w:t xml:space="preserve">2 академічні години (1 заняття).</w:t>
+      </w:r>
+    </w:p>
+    <w:bookmarkStart w:id="15" w:name="теоретичні-відомості"/>
+    <w:p>
+      <w:pPr>
+        <w:pStyle w:val="Heading2"/>
+      </w:pPr>
+      <w:r>
+        <w:t xml:space="preserve">Теоретичні відомості</w:t>
+      </w:r>
+    </w:p>
+    <w:bookmarkStart w:id="9" w:name="ядро-дистрибутив-і-система-загалом"/>
+    <w:p>
+      <w:pPr>
+        <w:pStyle w:val="Heading3"/>
+      </w:pPr>
+      <w:r>
+        <w:t xml:space="preserve">1 Ядро, дистрибутив і система загалом</w:t>
+      </w:r>
+    </w:p>
+    <w:p>
+      <w:pPr>
+        <w:pStyle w:val="FirstParagraph"/>
+      </w:pPr>
+      <w:r>
+        <w:t xml:space="preserve">Linux у вузькому розумінні — це лише ядро: програма, яка керує пам’яттю, процесами, файловими системами й пристроями. Усе інше, що бачить користувач, — оболонка, системні утиліти, менеджер пакетів, графічне середовище — постачається окремо. Саме тому коректна назва системи загалом — GNU/Linux, а конкретний набір «ядро + утиліти + пакети + політика оновлень» називають дистрибутивом.</w:t>
+      </w:r>
+    </w:p>
+    <w:p>
+      <w:pPr>
+        <w:pStyle w:val="BodyText"/>
+      </w:pPr>
+      <w:r>
+        <w:t xml:space="preserve">Із цього поділу випливає практичний наслідок: версія ядра і версія дистрибутива — різні речі, і кожна відповідає на своє питання. Версія ядра говорить про підтримку обладнання й системні можливості, версія дистрибутива — про склад програм і термін підтримки.</w:t>
+      </w:r>
+    </w:p>
+    <w:p>
+      <w:pPr>
+        <w:pStyle w:val="SourceCode"/>
+      </w:pPr>
+      <w:r>
+        <w:rPr>
+          <w:rStyle w:val="VerbatimChar"/>
+        </w:rPr>
+        <w:t xml:space="preserve">uname -r                 # версія ядра</w:t>
+      </w:r>
+      <w:r>
+        <w:br/>
+      </w:r>
+      <w:r>
+        <w:rPr>
+          <w:rStyle w:val="VerbatimChar"/>
+        </w:rPr>
+        <w:t xml:space="preserve">uname -a                 # ядро, архітектура, дата збірки</w:t>
+      </w:r>
+      <w:r>
+        <w:br/>
+      </w:r>
+      <w:r>
+        <w:rPr>
+          <w:rStyle w:val="VerbatimChar"/>
+        </w:rPr>
+        <w:t xml:space="preserve">cat /etc/os-release      # дистрибутив: назва, версія, кодове ім'я</w:t>
+      </w:r>
+      <w:r>
+        <w:br/>
+      </w:r>
+      <w:r>
+        <w:rPr>
+          <w:rStyle w:val="VerbatimChar"/>
+        </w:rPr>
+        <w:t xml:space="preserve">lsb_release -a           # те саме у стислому вигляді</w:t>
+      </w:r>
+      <w:r>
+        <w:br/>
+      </w:r>
+      <w:r>
+        <w:rPr>
+          <w:rStyle w:val="VerbatimChar"/>
+        </w:rPr>
+        <w:t xml:space="preserve">hostnamectl              # ім'я вузла, ядро, тип віртуалізації</w:t>
+      </w:r>
+    </w:p>
+    <w:bookmarkEnd w:id="9"/>
+    <w:bookmarkStart w:id="10" w:name="все-є-файлом"/>
+    <w:p>
+      <w:pPr>
+        <w:pStyle w:val="Heading3"/>
+      </w:pPr>
+      <w:r>
+        <w:t xml:space="preserve">2 Все є файлом</w:t>
+      </w:r>
+    </w:p>
+    <w:p>
+      <w:pPr>
+        <w:pStyle w:val="FirstParagraph"/>
+      </w:pPr>
+      <w:r>
+        <w:t xml:space="preserve">Ключовий принцип Unix-систем: майже кожен об’єкт — файл. Звичайні документи, каталоги, пристрої, канали між процесами, навіть відомості про ядро подано у вигляді файлів зі звичними операціями читання й запису. Завдяки цьому ті самі команди</w:t>
+      </w:r>
+      <w:r>
+        <w:t xml:space="preserve"> </w:t>
+      </w:r>
+      <w:r>
+        <w:rPr>
+          <w:rStyle w:val="VerbatimChar"/>
+        </w:rPr>
+        <w:t xml:space="preserve">cat</w:t>
+      </w:r>
+      <w:r>
+        <w:t xml:space="preserve">,</w:t>
+      </w:r>
+      <w:r>
+        <w:t xml:space="preserve"> </w:t>
+      </w:r>
+      <w:r>
+        <w:rPr>
+          <w:rStyle w:val="VerbatimChar"/>
+        </w:rPr>
+        <w:t xml:space="preserve">ls</w:t>
+      </w:r>
+      <w:r>
+        <w:t xml:space="preserve"> </w:t>
+      </w:r>
+      <w:r>
+        <w:t xml:space="preserve">і</w:t>
+      </w:r>
+      <w:r>
+        <w:t xml:space="preserve"> </w:t>
+      </w:r>
+      <w:r>
+        <w:rPr>
+          <w:rStyle w:val="VerbatimChar"/>
+        </w:rPr>
+        <w:t xml:space="preserve">grep</w:t>
+      </w:r>
+      <w:r>
+        <w:t xml:space="preserve"> </w:t>
+      </w:r>
+      <w:r>
+        <w:t xml:space="preserve">працюють і з текстом, і з пристроєм, і з таблицею процесів.</w:t>
+      </w:r>
+    </w:p>
+    <w:p>
+      <w:pPr>
+        <w:pStyle w:val="TableCaption"/>
+      </w:pPr>
+      <w:r>
+        <w:t xml:space="preserve">Таблиця 1 — Призначення основних каталогів кореня</w:t>
+      </w:r>
+    </w:p>
+    <w:tbl>
+      <w:tblPr>
+        <w:tblStyle w:val="Table"/>
+        <w:tblW w:type="dxa" w:w="9637"/>
+        <w:tblLayout w:type="fixed"/>
+        <w:tblLook w:firstRow="1" w:lastRow="0" w:firstColumn="0" w:lastColumn="0" w:noHBand="0" w:noVBand="0" w:val="0020"/>
+      </w:tblPr>
+      <w:tblGrid>
+        <w:gridCol w:w="4130"/>
+        <w:gridCol w:w="5507"/>
+      </w:tblGrid>
+      <w:tr>
+        <w:trPr>
+          <w:tblHeader w:val="on"/>
+        </w:trPr>
+        <w:tc>
+          <w:tcPr/>
+          <w:p>
+            <w:pPr>
+              <w:pStyle w:val="Compact"/>
+            </w:pPr>
+            <w:r>
+              <w:t xml:space="preserve">Каталог</w:t>
+            </w:r>
+          </w:p>
+        </w:tc>
+        <w:tc>
+          <w:tcPr/>
+          <w:p>
+            <w:pPr>
+              <w:pStyle w:val="Compact"/>
+            </w:pPr>
+            <w:r>
+              <w:t xml:space="preserve">Що містить</w:t>
+            </w:r>
+          </w:p>
+        </w:tc>
+      </w:tr>
+      <w:tr>
+        <w:tc>
+          <w:tcPr/>
+          <w:p>
+            <w:pPr>
+              <w:pStyle w:val="Compact"/>
+            </w:pPr>
+            <w:r>
+              <w:rPr>
+                <w:rStyle w:val="VerbatimChar"/>
+              </w:rPr>
+              <w:t xml:space="preserve">/bin</w:t>
+            </w:r>
+            <w:r>
+              <w:t xml:space="preserve">,</w:t>
+            </w:r>
+            <w:r>
+              <w:t xml:space="preserve"> </w:t>
+            </w:r>
+            <w:r>
+              <w:rPr>
+                <w:rStyle w:val="VerbatimChar"/>
+              </w:rPr>
+              <w:t xml:space="preserve">/usr/bin</w:t>
+            </w:r>
+          </w:p>
+        </w:tc>
+        <w:tc>
+          <w:tcPr/>
+          <w:p>
+            <w:pPr>
+              <w:pStyle w:val="Compact"/>
+            </w:pPr>
+            <w:r>
+              <w:t xml:space="preserve">виконувані файли команд, доступних усім користувачам</w:t>
+            </w:r>
+          </w:p>
+        </w:tc>
+      </w:tr>
+      <w:tr>
+        <w:tc>
+          <w:tcPr/>
+          <w:p>
+            <w:pPr>
+              <w:pStyle w:val="Compact"/>
+            </w:pPr>
+            <w:r>
+              <w:rPr>
+                <w:rStyle w:val="VerbatimChar"/>
+              </w:rPr>
+              <w:t xml:space="preserve">/sbin</w:t>
+            </w:r>
+            <w:r>
+              <w:t xml:space="preserve">,</w:t>
+            </w:r>
+            <w:r>
+              <w:t xml:space="preserve"> </w:t>
+            </w:r>
+            <w:r>
+              <w:rPr>
+                <w:rStyle w:val="VerbatimChar"/>
+              </w:rPr>
+              <w:t xml:space="preserve">/usr/sbin</w:t>
+            </w:r>
+          </w:p>
+        </w:tc>
+        <w:tc>
+          <w:tcPr/>
+          <w:p>
+            <w:pPr>
+              <w:pStyle w:val="Compact"/>
+            </w:pPr>
+            <w:r>
+              <w:t xml:space="preserve">системні утиліти, потрібні адміністраторові</w:t>
+            </w:r>
+          </w:p>
+        </w:tc>
+      </w:tr>
+      <w:tr>
+        <w:tc>
+          <w:tcPr/>
+          <w:p>
+            <w:pPr>
+              <w:pStyle w:val="Compact"/>
+            </w:pPr>
+            <w:r>
+              <w:rPr>
+                <w:rStyle w:val="VerbatimChar"/>
+              </w:rPr>
+              <w:t xml:space="preserve">/etc</w:t>
+            </w:r>
+          </w:p>
+        </w:tc>
+        <w:tc>
+          <w:tcPr/>
+          <w:p>
+            <w:pPr>
+              <w:pStyle w:val="Compact"/>
+            </w:pPr>
+            <w:r>
+              <w:t xml:space="preserve">текстові файли конфігурації системи та служб</w:t>
+            </w:r>
+          </w:p>
+        </w:tc>
+      </w:tr>
+      <w:tr>
+        <w:tc>
+          <w:tcPr/>
+          <w:p>
+            <w:pPr>
+              <w:pStyle w:val="Compact"/>
+            </w:pPr>
+            <w:r>
+              <w:rPr>
+                <w:rStyle w:val="VerbatimChar"/>
+              </w:rPr>
+              <w:t xml:space="preserve">/home</w:t>
+            </w:r>
+          </w:p>
+        </w:tc>
+        <w:tc>
+          <w:tcPr/>
+          <w:p>
+            <w:pPr>
+              <w:pStyle w:val="Compact"/>
+            </w:pPr>
+            <w:r>
+              <w:t xml:space="preserve">домашні каталоги користувачів</w:t>
+            </w:r>
+          </w:p>
+        </w:tc>
+      </w:tr>
+      <w:tr>
+        <w:tc>
+          <w:tcPr/>
+          <w:p>
+            <w:pPr>
+              <w:pStyle w:val="Compact"/>
+            </w:pPr>
+            <w:r>
+              <w:rPr>
+                <w:rStyle w:val="VerbatimChar"/>
+              </w:rPr>
+              <w:t xml:space="preserve">/root</w:t>
+            </w:r>
+          </w:p>
+        </w:tc>
+        <w:tc>
+          <w:tcPr/>
+          <w:p>
+            <w:pPr>
+              <w:pStyle w:val="Compact"/>
+            </w:pPr>
+            <w:r>
+              <w:t xml:space="preserve">домашній каталог адміністратора root</w:t>
+            </w:r>
+          </w:p>
+        </w:tc>
+      </w:tr>
+      <w:tr>
+        <w:tc>
+          <w:tcPr/>
+          <w:p>
+            <w:pPr>
+              <w:pStyle w:val="Compact"/>
+            </w:pPr>
+            <w:r>
+              <w:rPr>
+                <w:rStyle w:val="VerbatimChar"/>
+              </w:rPr>
+              <w:t xml:space="preserve">/var</w:t>
+            </w:r>
+          </w:p>
+        </w:tc>
+        <w:tc>
+          <w:tcPr/>
+          <w:p>
+            <w:pPr>
+              <w:pStyle w:val="Compact"/>
+            </w:pPr>
+            <w:r>
+              <w:t xml:space="preserve">змінні дані: журнали, черги, кеші</w:t>
+            </w:r>
+          </w:p>
+        </w:tc>
+      </w:tr>
+      <w:tr>
+        <w:tc>
+          <w:tcPr/>
+          <w:p>
+            <w:pPr>
+              <w:pStyle w:val="Compact"/>
+            </w:pPr>
+            <w:r>
+              <w:rPr>
+                <w:rStyle w:val="VerbatimChar"/>
+              </w:rPr>
+              <w:t xml:space="preserve">/tmp</w:t>
+            </w:r>
+          </w:p>
+        </w:tc>
+        <w:tc>
+          <w:tcPr/>
+          <w:p>
+            <w:pPr>
+              <w:pStyle w:val="Compact"/>
+            </w:pPr>
+            <w:r>
+              <w:t xml:space="preserve">тимчасові файли, очищаються під час перезавантаження</w:t>
+            </w:r>
+          </w:p>
+        </w:tc>
+      </w:tr>
+      <w:tr>
+        <w:tc>
+          <w:tcPr/>
+          <w:p>
+            <w:pPr>
+              <w:pStyle w:val="Compact"/>
+            </w:pPr>
+            <w:r>
+              <w:rPr>
+                <w:rStyle w:val="VerbatimChar"/>
+              </w:rPr>
+              <w:t xml:space="preserve">/dev</w:t>
+            </w:r>
+          </w:p>
+        </w:tc>
+        <w:tc>
+          <w:tcPr/>
+          <w:p>
+            <w:pPr>
+              <w:pStyle w:val="Compact"/>
+            </w:pPr>
+            <w:r>
+              <w:t xml:space="preserve">файли пристроїв</w:t>
+            </w:r>
+          </w:p>
+        </w:tc>
+      </w:tr>
+      <w:tr>
+        <w:tc>
+          <w:tcPr/>
+          <w:p>
+            <w:pPr>
+              <w:pStyle w:val="Compact"/>
+            </w:pPr>
+            <w:r>
+              <w:rPr>
+                <w:rStyle w:val="VerbatimChar"/>
+              </w:rPr>
+              <w:t xml:space="preserve">/proc</w:t>
+            </w:r>
+          </w:p>
+        </w:tc>
+        <w:tc>
+          <w:tcPr/>
+          <w:p>
+            <w:pPr>
+              <w:pStyle w:val="Compact"/>
+            </w:pPr>
+            <w:r>
+              <w:t xml:space="preserve">віртуальна файлова система: відомості про ядро та процеси</w:t>
+            </w:r>
+          </w:p>
+        </w:tc>
+      </w:tr>
+      <w:tr>
+        <w:tc>
+          <w:tcPr/>
+          <w:p>
+            <w:pPr>
+              <w:pStyle w:val="Compact"/>
+            </w:pPr>
+            <w:r>
+              <w:rPr>
+                <w:rStyle w:val="VerbatimChar"/>
+              </w:rPr>
+              <w:t xml:space="preserve">/sys</w:t>
+            </w:r>
+          </w:p>
+        </w:tc>
+        <w:tc>
+          <w:tcPr/>
+          <w:p>
+            <w:pPr>
+              <w:pStyle w:val="Compact"/>
+            </w:pPr>
+            <w:r>
+              <w:t xml:space="preserve">віртуальна файлова система: пристрої та драйвери</w:t>
+            </w:r>
+          </w:p>
+        </w:tc>
+      </w:tr>
+      <w:tr>
+        <w:tc>
+          <w:tcPr/>
+          <w:p>
+            <w:pPr>
+              <w:pStyle w:val="Compact"/>
+            </w:pPr>
+            <w:r>
+              <w:rPr>
+                <w:rStyle w:val="VerbatimChar"/>
+              </w:rPr>
+              <w:t xml:space="preserve">/mnt</w:t>
+            </w:r>
+            <w:r>
+              <w:t xml:space="preserve">,</w:t>
+            </w:r>
+            <w:r>
+              <w:t xml:space="preserve"> </w:t>
+            </w:r>
+            <w:r>
+              <w:rPr>
+                <w:rStyle w:val="VerbatimChar"/>
+              </w:rPr>
+              <w:t xml:space="preserve">/media</w:t>
+            </w:r>
+          </w:p>
+        </w:tc>
+        <w:tc>
+          <w:tcPr/>
+          <w:p>
+            <w:pPr>
+              <w:pStyle w:val="Compact"/>
+            </w:pPr>
+            <w:r>
+              <w:t xml:space="preserve">точки монтування змінних і тимчасових носіїв</w:t>
+            </w:r>
+          </w:p>
+        </w:tc>
+      </w:tr>
+    </w:tbl>
+    <w:p>
+      <w:pPr>
+        <w:pStyle w:val="BodyText"/>
+      </w:pPr>
+      <w:r>
+        <w:t xml:space="preserve">Структуру каталогів описує стандарт FHS (Filesystem Hierarchy Standard), тому в різних дистрибутивах вона однакова: навичка орієнтування переноситься з Ubuntu на Fedora без перенавчання.</w:t>
+      </w:r>
+    </w:p>
+    <w:bookmarkEnd w:id="10"/>
+    <w:bookmarkStart w:id="11" w:name="оболонка-та-структура-команди"/>
+    <w:p>
+      <w:pPr>
+        <w:pStyle w:val="Heading3"/>
+      </w:pPr>
+      <w:r>
+        <w:t xml:space="preserve">3 Оболонка та структура команди</w:t>
+      </w:r>
+    </w:p>
+    <w:p>
+      <w:pPr>
+        <w:pStyle w:val="FirstParagraph"/>
+      </w:pPr>
+      <w:r>
+        <w:t xml:space="preserve">Оболонка (shell) — програма, що приймає команди користувача й передає їх ядру через системні виклики. Типова оболонка сучасних дистрибутивів — bash. Команда має сталу будову: ім’я, ключі, аргументи.</w:t>
+      </w:r>
+    </w:p>
+    <w:p>
+      <w:pPr>
+        <w:pStyle w:val="SourceCode"/>
+      </w:pPr>
+      <w:r>
+        <w:rPr>
+          <w:rStyle w:val="VerbatimChar"/>
+        </w:rPr>
+        <w:t xml:space="preserve">ls -l -h /var/log        # ім'я команди, два ключі, аргумент</w:t>
+      </w:r>
+      <w:r>
+        <w:br/>
+      </w:r>
+      <w:r>
+        <w:rPr>
+          <w:rStyle w:val="VerbatimChar"/>
+        </w:rPr>
+        <w:t xml:space="preserve">ls -lh /var/log          # короткі ключі можна об'єднувати</w:t>
+      </w:r>
+      <w:r>
+        <w:br/>
+      </w:r>
+      <w:r>
+        <w:rPr>
+          <w:rStyle w:val="VerbatimChar"/>
+        </w:rPr>
+        <w:t xml:space="preserve">ls --human-readable      # довга форма ключа</w:t>
+      </w:r>
+    </w:p>
+    <w:p>
+      <w:pPr>
+        <w:pStyle w:val="FirstParagraph"/>
+      </w:pPr>
+      <w:r>
+        <w:t xml:space="preserve">Оболонка сама по собі не знає більшості команд:</w:t>
+      </w:r>
+      <w:r>
+        <w:t xml:space="preserve"> </w:t>
+      </w:r>
+      <w:r>
+        <w:rPr>
+          <w:rStyle w:val="VerbatimChar"/>
+        </w:rPr>
+        <w:t xml:space="preserve">ls</w:t>
+      </w:r>
+      <w:r>
+        <w:t xml:space="preserve">,</w:t>
+      </w:r>
+      <w:r>
+        <w:t xml:space="preserve"> </w:t>
+      </w:r>
+      <w:r>
+        <w:rPr>
+          <w:rStyle w:val="VerbatimChar"/>
+        </w:rPr>
+        <w:t xml:space="preserve">cp</w:t>
+      </w:r>
+      <w:r>
+        <w:t xml:space="preserve">,</w:t>
+      </w:r>
+      <w:r>
+        <w:t xml:space="preserve"> </w:t>
+      </w:r>
+      <w:r>
+        <w:rPr>
+          <w:rStyle w:val="VerbatimChar"/>
+        </w:rPr>
+        <w:t xml:space="preserve">grep</w:t>
+      </w:r>
+      <w:r>
+        <w:t xml:space="preserve"> </w:t>
+      </w:r>
+      <w:r>
+        <w:t xml:space="preserve">— окремі програми у</w:t>
+      </w:r>
+      <w:r>
+        <w:t xml:space="preserve"> </w:t>
+      </w:r>
+      <w:r>
+        <w:rPr>
+          <w:rStyle w:val="VerbatimChar"/>
+        </w:rPr>
+        <w:t xml:space="preserve">/usr/bin</w:t>
+      </w:r>
+      <w:r>
+        <w:t xml:space="preserve">. Вбудованими є лише ті, що змінюють стан самої оболонки, наприклад</w:t>
+      </w:r>
+      <w:r>
+        <w:t xml:space="preserve"> </w:t>
+      </w:r>
+      <w:r>
+        <w:rPr>
+          <w:rStyle w:val="VerbatimChar"/>
+        </w:rPr>
+        <w:t xml:space="preserve">cd</w:t>
+      </w:r>
+      <w:r>
+        <w:t xml:space="preserve">. Перевірити природу команди дозволяє</w:t>
+      </w:r>
+      <w:r>
+        <w:t xml:space="preserve"> </w:t>
+      </w:r>
+      <w:r>
+        <w:rPr>
+          <w:rStyle w:val="VerbatimChar"/>
+        </w:rPr>
+        <w:t xml:space="preserve">type</w:t>
+      </w:r>
+      <w:r>
+        <w:t xml:space="preserve">.</w:t>
+      </w:r>
+    </w:p>
+    <w:bookmarkEnd w:id="11"/>
+    <w:bookmarkStart w:id="12" w:name="довідка-як-частина-системи"/>
+    <w:p>
+      <w:pPr>
+        <w:pStyle w:val="Heading3"/>
+      </w:pPr>
+      <w:r>
+        <w:t xml:space="preserve">4 Довідка як частина системи</w:t>
+      </w:r>
+    </w:p>
+    <w:p>
+      <w:pPr>
+        <w:pStyle w:val="FirstParagraph"/>
+      </w:pPr>
+      <w:r>
+        <w:t xml:space="preserve">Linux зберігає документацію локально, тому довідка доступна без мережі. Це принципова навичка: замість пошуку в інтернеті адміністратор дивиться сторінку</w:t>
+      </w:r>
+      <w:r>
+        <w:t xml:space="preserve"> </w:t>
+      </w:r>
+      <w:r>
+        <w:rPr>
+          <w:rStyle w:val="VerbatimChar"/>
+        </w:rPr>
+        <w:t xml:space="preserve">man</w:t>
+      </w:r>
+      <w:r>
+        <w:t xml:space="preserve"> </w:t>
+      </w:r>
+      <w:r>
+        <w:t xml:space="preserve">тієї версії команди, яка справді встановлена.</w:t>
+      </w:r>
+    </w:p>
+    <w:p>
+      <w:pPr>
+        <w:pStyle w:val="TableCaption"/>
+      </w:pPr>
+      <w:r>
+        <w:t xml:space="preserve">Таблиця 2 — Джерела довідки</w:t>
+      </w:r>
+    </w:p>
+    <w:tbl>
+      <w:tblPr>
+        <w:tblStyle w:val="Table"/>
+        <w:tblW w:type="dxa" w:w="9637"/>
+        <w:tblLook w:firstRow="1" w:lastRow="0" w:firstColumn="0" w:lastColumn="0" w:noHBand="0" w:noVBand="0" w:val="0020"/>
+        <w:tblLayout w:type="fixed"/>
+      </w:tblPr>
+      <w:tblGrid>
+        <w:gridCol w:w="4819"/>
+        <w:gridCol w:w="4818"/>
+      </w:tblGrid>
+      <w:tr>
+        <w:trPr>
+          <w:tblHeader w:val="on"/>
+        </w:trPr>
+        <w:tc>
+          <w:tcPr/>
+          <w:p>
+            <w:pPr>
+              <w:pStyle w:val="Compact"/>
+            </w:pPr>
+            <w:r>
+              <w:t xml:space="preserve">Команда</w:t>
+            </w:r>
+          </w:p>
+        </w:tc>
+        <w:tc>
+          <w:tcPr/>
+          <w:p>
+            <w:pPr>
+              <w:pStyle w:val="Compact"/>
+            </w:pPr>
+            <w:r>
+              <w:t xml:space="preserve">Що показує</w:t>
+            </w:r>
+          </w:p>
+        </w:tc>
+      </w:tr>
+      <w:tr>
+        <w:tc>
+          <w:tcPr/>
+          <w:p>
+            <w:pPr>
+              <w:pStyle w:val="Compact"/>
+            </w:pPr>
+            <w:r>
+              <w:rPr>
+                <w:rStyle w:val="VerbatimChar"/>
+              </w:rPr>
+              <w:t xml:space="preserve">man ls</w:t>
+            </w:r>
+          </w:p>
+        </w:tc>
+        <w:tc>
+          <w:tcPr/>
+          <w:p>
+            <w:pPr>
+              <w:pStyle w:val="Compact"/>
+            </w:pPr>
+            <w:r>
+              <w:t xml:space="preserve">повна сторінка посібника з розділами й ключами</w:t>
+            </w:r>
+          </w:p>
+        </w:tc>
+      </w:tr>
+      <w:tr>
+        <w:tc>
+          <w:tcPr/>
+          <w:p>
+            <w:pPr>
+              <w:pStyle w:val="Compact"/>
+            </w:pPr>
+            <w:r>
+              <w:rPr>
+                <w:rStyle w:val="VerbatimChar"/>
+              </w:rPr>
+              <w:t xml:space="preserve">ls --help</w:t>
+            </w:r>
+          </w:p>
+        </w:tc>
+        <w:tc>
+          <w:tcPr/>
+          <w:p>
+            <w:pPr>
+              <w:pStyle w:val="Compact"/>
+            </w:pPr>
+            <w:r>
+              <w:t xml:space="preserve">стислий перелік ключів самої програми</w:t>
+            </w:r>
+          </w:p>
+        </w:tc>
+      </w:tr>
+      <w:tr>
+        <w:tc>
+          <w:tcPr/>
+          <w:p>
+            <w:pPr>
+              <w:pStyle w:val="Compact"/>
+            </w:pPr>
+            <w:r>
+              <w:rPr>
+                <w:rStyle w:val="VerbatimChar"/>
+              </w:rPr>
+              <w:t xml:space="preserve">apropos копіювання</w:t>
+            </w:r>
+          </w:p>
+        </w:tc>
+        <w:tc>
+          <w:tcPr/>
+          <w:p>
+            <w:pPr>
+              <w:pStyle w:val="Compact"/>
+            </w:pPr>
+            <w:r>
+              <w:t xml:space="preserve">пошук команд за словом в описі</w:t>
+            </w:r>
+          </w:p>
+        </w:tc>
+      </w:tr>
+      <w:tr>
+        <w:tc>
+          <w:tcPr/>
+          <w:p>
+            <w:pPr>
+              <w:pStyle w:val="Compact"/>
+            </w:pPr>
+            <w:r>
+              <w:rPr>
+                <w:rStyle w:val="VerbatimChar"/>
+              </w:rPr>
+              <w:t xml:space="preserve">whatis cp</w:t>
+            </w:r>
+          </w:p>
+        </w:tc>
+        <w:tc>
+          <w:tcPr/>
+          <w:p>
+            <w:pPr>
+              <w:pStyle w:val="Compact"/>
+            </w:pPr>
+            <w:r>
+              <w:t xml:space="preserve">однорядковий опис команди</w:t>
+            </w:r>
+          </w:p>
+        </w:tc>
+      </w:tr>
+      <w:tr>
+        <w:tc>
+          <w:tcPr/>
+          <w:p>
+            <w:pPr>
+              <w:pStyle w:val="Compact"/>
+            </w:pPr>
+            <w:r>
+              <w:rPr>
+                <w:rStyle w:val="VerbatimChar"/>
+              </w:rPr>
+              <w:t xml:space="preserve">type cd</w:t>
+            </w:r>
+          </w:p>
+        </w:tc>
+        <w:tc>
+          <w:tcPr/>
+          <w:p>
+            <w:pPr>
+              <w:pStyle w:val="Compact"/>
+            </w:pPr>
+            <w:r>
+              <w:t xml:space="preserve">чим є команда: вбудованою, програмою чи псевдонімом</w:t>
+            </w:r>
+          </w:p>
+        </w:tc>
+      </w:tr>
+      <w:tr>
+        <w:tc>
+          <w:tcPr/>
+          <w:p>
+            <w:pPr>
+              <w:pStyle w:val="Compact"/>
+            </w:pPr>
+            <w:r>
+              <w:rPr>
+                <w:rStyle w:val="VerbatimChar"/>
+              </w:rPr>
+              <w:t xml:space="preserve">which ls</w:t>
+            </w:r>
+          </w:p>
+        </w:tc>
+        <w:tc>
+          <w:tcPr/>
+          <w:p>
+            <w:pPr>
+              <w:pStyle w:val="Compact"/>
+            </w:pPr>
+            <w:r>
+              <w:t xml:space="preserve">повний шлях до виконуваного файлу</w:t>
+            </w:r>
+          </w:p>
+        </w:tc>
+      </w:tr>
+    </w:tbl>
+    <w:bookmarkEnd w:id="12"/>
+    <w:bookmarkStart w:id="13" w:name="користувачі-root-і-sudo"/>
+    <w:p>
+      <w:pPr>
+        <w:pStyle w:val="Heading3"/>
+      </w:pPr>
+      <w:r>
+        <w:t xml:space="preserve">5 Користувачі, root і sudo</w:t>
+      </w:r>
+    </w:p>
+    <w:p>
+      <w:pPr>
+        <w:pStyle w:val="FirstParagraph"/>
+      </w:pPr>
+      <w:r>
+        <w:t xml:space="preserve">Linux спроєктовано як багатокористувацьку систему: кожен процес виконується від імені певного користувача й отримує лише його права. Адміністратор</w:t>
+      </w:r>
+      <w:r>
+        <w:t xml:space="preserve"> </w:t>
+      </w:r>
+      <w:r>
+        <w:rPr>
+          <w:rStyle w:val="VerbatimChar"/>
+        </w:rPr>
+        <w:t xml:space="preserve">root</w:t>
+      </w:r>
+      <w:r>
+        <w:t xml:space="preserve"> </w:t>
+      </w:r>
+      <w:r>
+        <w:t xml:space="preserve">має необмежені права, тому щоденна робота під ним вважається помилкою. Натомість окремі дії виконують через</w:t>
+      </w:r>
+      <w:r>
+        <w:t xml:space="preserve"> </w:t>
+      </w:r>
+      <w:r>
+        <w:rPr>
+          <w:rStyle w:val="VerbatimChar"/>
+        </w:rPr>
+        <w:t xml:space="preserve">sudo</w:t>
+      </w:r>
+      <w:r>
+        <w:t xml:space="preserve">, який підвищує права для однієї команди й записує факт підвищення в журнал.</w:t>
+      </w:r>
+    </w:p>
+    <w:p>
+      <w:pPr>
+        <w:pStyle w:val="SourceCode"/>
+      </w:pPr>
+      <w:r>
+        <w:rPr>
+          <w:rStyle w:val="VerbatimChar"/>
+        </w:rPr>
+        <w:t xml:space="preserve">whoami                   # поточний користувач</w:t>
+      </w:r>
+      <w:r>
+        <w:br/>
+      </w:r>
+      <w:r>
+        <w:rPr>
+          <w:rStyle w:val="VerbatimChar"/>
+        </w:rPr>
+        <w:t xml:space="preserve">id                       # UID, GID і список груп</w:t>
+      </w:r>
+      <w:r>
+        <w:br/>
+      </w:r>
+      <w:r>
+        <w:rPr>
+          <w:rStyle w:val="VerbatimChar"/>
+        </w:rPr>
+        <w:t xml:space="preserve">groups                   # лише групи</w:t>
+      </w:r>
+      <w:r>
+        <w:br/>
+      </w:r>
+      <w:r>
+        <w:rPr>
+          <w:rStyle w:val="VerbatimChar"/>
+        </w:rPr>
+        <w:t xml:space="preserve">sudo -l                  # які команди дозволені через sudo</w:t>
+      </w:r>
+      <w:r>
+        <w:br/>
+      </w:r>
+      <w:r>
+        <w:rPr>
+          <w:rStyle w:val="VerbatimChar"/>
+        </w:rPr>
+        <w:t xml:space="preserve">sudo systemctl status ssh</w:t>
+      </w:r>
+    </w:p>
+    <w:bookmarkEnd w:id="13"/>
+    <w:bookmarkStart w:id="14" w:name="процеси-та-systemd"/>
+    <w:p>
+      <w:pPr>
+        <w:pStyle w:val="Heading3"/>
+      </w:pPr>
+      <w:r>
+        <w:t xml:space="preserve">6 Процеси та systemd</w:t>
+      </w:r>
+    </w:p>
+    <w:p>
+      <w:pPr>
+        <w:pStyle w:val="FirstParagraph"/>
+      </w:pPr>
+      <w:r>
+        <w:t xml:space="preserve">Кожна програма, яка виконується, є процесом із власним ідентифікатором PID. Перший процес системи має PID 1: у сучасних дистрибутивах це</w:t>
+      </w:r>
+      <w:r>
+        <w:t xml:space="preserve"> </w:t>
+      </w:r>
+      <w:r>
+        <w:rPr>
+          <w:rStyle w:val="VerbatimChar"/>
+        </w:rPr>
+        <w:t xml:space="preserve">systemd</w:t>
+      </w:r>
+      <w:r>
+        <w:t xml:space="preserve"> </w:t>
+      </w:r>
+      <w:r>
+        <w:t xml:space="preserve">— менеджер служб, який запускає решту й наглядає за їхнім станом. Саме тому перевірка стану будь-якої служби починається з</w:t>
+      </w:r>
+      <w:r>
+        <w:t xml:space="preserve"> </w:t>
+      </w:r>
+      <w:r>
+        <w:rPr>
+          <w:rStyle w:val="VerbatimChar"/>
+        </w:rPr>
+        <w:t xml:space="preserve">systemctl</w:t>
+      </w:r>
+      <w:r>
+        <w:t xml:space="preserve">.</w:t>
+      </w:r>
+    </w:p>
+    <w:p>
+      <w:pPr>
+        <w:pStyle w:val="SourceCode"/>
+      </w:pPr>
+      <w:r>
+        <w:rPr>
+          <w:rStyle w:val="VerbatimChar"/>
+        </w:rPr>
+        <w:t xml:space="preserve">ps aux | head            # перелік процесів</w:t>
+      </w:r>
+      <w:r>
+        <w:br/>
+      </w:r>
+      <w:r>
+        <w:rPr>
+          <w:rStyle w:val="VerbatimChar"/>
+        </w:rPr>
+        <w:t xml:space="preserve">ps -ef --forest | head -20</w:t>
+      </w:r>
+      <w:r>
+        <w:br/>
+      </w:r>
+      <w:r>
+        <w:rPr>
+          <w:rStyle w:val="VerbatimChar"/>
+        </w:rPr>
+        <w:t xml:space="preserve">systemctl status         # загальний стан системи</w:t>
+      </w:r>
+      <w:r>
+        <w:br/>
+      </w:r>
+      <w:r>
+        <w:rPr>
+          <w:rStyle w:val="VerbatimChar"/>
+        </w:rPr>
+        <w:t xml:space="preserve">systemctl list-units --type=service --state=running | head</w:t>
+      </w:r>
+      <w:r>
+        <w:br/>
+      </w:r>
+      <w:r>
+        <w:rPr>
+          <w:rStyle w:val="VerbatimChar"/>
+        </w:rPr>
+        <w:t xml:space="preserve">journalctl -b -p err     # помилки з моменту завантаження</w:t>
+      </w:r>
+      <w:r>
+        <w:br/>
+      </w:r>
+      <w:r>
+        <w:rPr>
+          <w:rStyle w:val="VerbatimChar"/>
+        </w:rPr>
+        <w:t xml:space="preserve">free -h                  # використання пам'яті</w:t>
+      </w:r>
+      <w:r>
+        <w:br/>
+      </w:r>
+      <w:r>
+        <w:rPr>
+          <w:rStyle w:val="VerbatimChar"/>
+        </w:rPr>
+        <w:t xml:space="preserve">uptime                   # час роботи й середнє навантаження</w:t>
+      </w:r>
+    </w:p>
+    <w:bookmarkEnd w:id="14"/>
+    <w:bookmarkEnd w:id="15"/>
+    <w:bookmarkStart w:id="22" w:name="приклад-виконання"/>
+    <w:p>
+      <w:pPr>
+        <w:pStyle w:val="Heading2"/>
+      </w:pPr>
+      <w:r>
+        <w:t xml:space="preserve">Приклад виконання</w:t>
+      </w:r>
+    </w:p>
+    <w:p>
+      <w:pPr>
+        <w:pStyle w:val="FirstParagraph"/>
+      </w:pPr>
+      <w:r>
+        <w:t xml:space="preserve">Нижче наведено послідовність дій для довільної системи. Конкретні значення на вашій машині будуть іншими — у звіт вносяться саме ваші результати.</w:t>
+      </w:r>
+    </w:p>
+    <w:bookmarkStart w:id="16" w:name="крок-1.-паспорт-системи"/>
+    <w:p>
+      <w:pPr>
+        <w:pStyle w:val="Heading3"/>
+      </w:pPr>
+      <w:r>
+        <w:t xml:space="preserve">Крок 1. Паспорт системи</w:t>
+      </w:r>
+    </w:p>
+    <w:p>
+      <w:pPr>
+        <w:pStyle w:val="SourceCode"/>
+      </w:pPr>
+      <w:r>
+        <w:rPr>
+          <w:rStyle w:val="VerbatimChar"/>
+        </w:rPr>
+        <w:t xml:space="preserve">student@lab-vm:~$ uname -r</w:t>
+      </w:r>
+      <w:r>
+        <w:br/>
+      </w:r>
+      <w:r>
+        <w:rPr>
+          <w:rStyle w:val="VerbatimChar"/>
+        </w:rPr>
+        <w:t xml:space="preserve">6.8.0-45-generic</w:t>
+      </w:r>
+      <w:r>
+        <w:br/>
+      </w:r>
+      <w:r>
+        <w:br/>
+      </w:r>
+      <w:r>
+        <w:rPr>
+          <w:rStyle w:val="VerbatimChar"/>
+        </w:rPr>
+        <w:t xml:space="preserve">student@lab-vm:~$ cat /etc/os-release | head -3</w:t>
+      </w:r>
+      <w:r>
+        <w:br/>
+      </w:r>
+      <w:r>
+        <w:rPr>
+          <w:rStyle w:val="VerbatimChar"/>
+        </w:rPr>
+        <w:t xml:space="preserve">PRETTY_NAME="Ubuntu 22.04.4 LTS"</w:t>
+      </w:r>
+      <w:r>
+        <w:br/>
+      </w:r>
+      <w:r>
+        <w:rPr>
+          <w:rStyle w:val="VerbatimChar"/>
+        </w:rPr>
+        <w:t xml:space="preserve">NAME="Ubuntu"</w:t>
+      </w:r>
+      <w:r>
+        <w:br/>
+      </w:r>
+      <w:r>
+        <w:rPr>
+          <w:rStyle w:val="VerbatimChar"/>
+        </w:rPr>
+        <w:t xml:space="preserve">VERSION_ID="22.04"</w:t>
+      </w:r>
+      <w:r>
+        <w:br/>
+      </w:r>
+      <w:r>
+        <w:br/>
+      </w:r>
+      <w:r>
+        <w:rPr>
+          <w:rStyle w:val="VerbatimChar"/>
+        </w:rPr>
+        <w:t xml:space="preserve">student@lab-vm:~$ hostnamectl</w:t>
+      </w:r>
+      <w:r>
+        <w:br/>
+      </w:r>
+      <w:r>
+        <w:rPr>
+          <w:rStyle w:val="VerbatimChar"/>
+        </w:rPr>
+        <w:t xml:space="preserve"> Static hostname: lab-vm</w:t>
+      </w:r>
+      <w:r>
+        <w:br/>
+      </w:r>
+      <w:r>
+        <w:rPr>
+          <w:rStyle w:val="VerbatimChar"/>
+        </w:rPr>
+        <w:t xml:space="preserve">       Icon name: computer-vm</w:t>
+      </w:r>
+      <w:r>
+        <w:br/>
+      </w:r>
+      <w:r>
+        <w:rPr>
+          <w:rStyle w:val="VerbatimChar"/>
+        </w:rPr>
+        <w:t xml:space="preserve">      Operating System: Ubuntu 22.04.4 LTS</w:t>
+      </w:r>
+      <w:r>
+        <w:br/>
+      </w:r>
+      <w:r>
+        <w:rPr>
+          <w:rStyle w:val="VerbatimChar"/>
+        </w:rPr>
+        <w:t xml:space="preserve">          Kernel: Linux 6.8.0-45-generic</w:t>
+      </w:r>
+      <w:r>
+        <w:br/>
+      </w:r>
+      <w:r>
+        <w:rPr>
+          <w:rStyle w:val="VerbatimChar"/>
+        </w:rPr>
+        <w:t xml:space="preserve">    Architecture: x86-64</w:t>
+      </w:r>
+    </w:p>
+    <w:p>
+      <w:pPr>
+        <w:pStyle w:val="FirstParagraph"/>
+      </w:pPr>
+      <w:r>
+        <w:t xml:space="preserve">Версія ядра</w:t>
+      </w:r>
+      <w:r>
+        <w:t xml:space="preserve"> </w:t>
+      </w:r>
+      <w:r>
+        <w:rPr>
+          <w:rStyle w:val="VerbatimChar"/>
+        </w:rPr>
+        <w:t xml:space="preserve">6.8.0</w:t>
+      </w:r>
+      <w:r>
+        <w:t xml:space="preserve"> </w:t>
+      </w:r>
+      <w:r>
+        <w:t xml:space="preserve">і версія дистрибутива</w:t>
+      </w:r>
+      <w:r>
+        <w:t xml:space="preserve"> </w:t>
+      </w:r>
+      <w:r>
+        <w:rPr>
+          <w:rStyle w:val="VerbatimChar"/>
+        </w:rPr>
+        <w:t xml:space="preserve">22.04</w:t>
+      </w:r>
+      <w:r>
+        <w:t xml:space="preserve"> </w:t>
+      </w:r>
+      <w:r>
+        <w:t xml:space="preserve">не збігаються й не мають збігатися: перша належить проєкту Linux, друга — Canonical.</w:t>
+      </w:r>
+    </w:p>
+    <w:bookmarkEnd w:id="16"/>
+    <w:bookmarkStart w:id="17" w:name="крок-2.-орієнтування-у-файловій-системі"/>
+    <w:p>
+      <w:pPr>
+        <w:pStyle w:val="Heading3"/>
+      </w:pPr>
+      <w:r>
+        <w:t xml:space="preserve">Крок 2. Орієнтування у файловій системі</w:t>
+      </w:r>
+    </w:p>
+    <w:p>
+      <w:pPr>
+        <w:pStyle w:val="SourceCode"/>
+      </w:pPr>
+      <w:r>
+        <w:rPr>
+          <w:rStyle w:val="VerbatimChar"/>
+        </w:rPr>
+        <w:t xml:space="preserve">student@lab-vm:~$ pwd</w:t>
+      </w:r>
+      <w:r>
+        <w:br/>
+      </w:r>
+      <w:r>
+        <w:rPr>
+          <w:rStyle w:val="VerbatimChar"/>
+        </w:rPr>
+        <w:t xml:space="preserve">/home/student</w:t>
+      </w:r>
+      <w:r>
+        <w:br/>
+      </w:r>
+      <w:r>
+        <w:br/>
+      </w:r>
+      <w:r>
+        <w:rPr>
+          <w:rStyle w:val="VerbatimChar"/>
+        </w:rPr>
+        <w:t xml:space="preserve">student@lab-vm:~$ ls /</w:t>
+      </w:r>
+      <w:r>
+        <w:br/>
+      </w:r>
+      <w:r>
+        <w:rPr>
+          <w:rStyle w:val="VerbatimChar"/>
+        </w:rPr>
+        <w:t xml:space="preserve">bin  boot  dev  etc  home  lib  media  mnt  opt  proc  root  run  sbin  srv  sys  tmp  usr  var</w:t>
+      </w:r>
+      <w:r>
+        <w:br/>
+      </w:r>
+      <w:r>
+        <w:br/>
+      </w:r>
+      <w:r>
+        <w:rPr>
+          <w:rStyle w:val="VerbatimChar"/>
+        </w:rPr>
+        <w:t xml:space="preserve">student@lab-vm:~$ ls -lh /etc/os-release</w:t>
+      </w:r>
+      <w:r>
+        <w:br/>
+      </w:r>
+      <w:r>
+        <w:rPr>
+          <w:rStyle w:val="VerbatimChar"/>
+        </w:rPr>
+        <w:t xml:space="preserve">-rw-r--r-- 1 root root 386 Feb 28  2026 /etc/os-release</w:t>
+      </w:r>
+      <w:r>
+        <w:br/>
+      </w:r>
+      <w:r>
+        <w:br/>
+      </w:r>
+      <w:r>
+        <w:rPr>
+          <w:rStyle w:val="VerbatimChar"/>
+        </w:rPr>
+        <w:t xml:space="preserve">student@lab-vm:~$ du -sh /var/log</w:t>
+      </w:r>
+      <w:r>
+        <w:br/>
+      </w:r>
+      <w:r>
+        <w:rPr>
+          <w:rStyle w:val="VerbatimChar"/>
+        </w:rPr>
+        <w:t xml:space="preserve">248M    /var/log</w:t>
+      </w:r>
+    </w:p>
+    <w:p>
+      <w:pPr>
+        <w:pStyle w:val="FirstParagraph"/>
+      </w:pPr>
+      <w:r>
+        <w:t xml:space="preserve">Запис</w:t>
+      </w:r>
+      <w:r>
+        <w:t xml:space="preserve"> </w:t>
+      </w:r>
+      <w:r>
+        <w:rPr>
+          <w:rStyle w:val="VerbatimChar"/>
+        </w:rPr>
+        <w:t xml:space="preserve">-rw-r--r--</w:t>
+      </w:r>
+      <w:r>
+        <w:t xml:space="preserve"> </w:t>
+      </w:r>
+      <w:r>
+        <w:t xml:space="preserve">показує права: власник може читати й писати, решта — лише читати. Власником конфігураційного файлу є</w:t>
+      </w:r>
+      <w:r>
+        <w:t xml:space="preserve"> </w:t>
+      </w:r>
+      <w:r>
+        <w:rPr>
+          <w:rStyle w:val="VerbatimChar"/>
+        </w:rPr>
+        <w:t xml:space="preserve">root</w:t>
+      </w:r>
+      <w:r>
+        <w:t xml:space="preserve">, тому звичайний користувач змінити його не зможе.</w:t>
+      </w:r>
+    </w:p>
+    <w:bookmarkEnd w:id="17"/>
+    <w:bookmarkStart w:id="18" w:name="крок-3.-структура-команди-та-довідка"/>
+    <w:p>
+      <w:pPr>
+        <w:pStyle w:val="Heading3"/>
+      </w:pPr>
+      <w:r>
+        <w:t xml:space="preserve">Крок 3. Структура команди та довідка</w:t>
+      </w:r>
+    </w:p>
+    <w:p>
+      <w:pPr>
+        <w:pStyle w:val="SourceCode"/>
+      </w:pPr>
+      <w:r>
+        <w:rPr>
+          <w:rStyle w:val="VerbatimChar"/>
+        </w:rPr>
+        <w:t xml:space="preserve">student@lab-vm:~$ type cd ls</w:t>
+      </w:r>
+      <w:r>
+        <w:br/>
+      </w:r>
+      <w:r>
+        <w:rPr>
+          <w:rStyle w:val="VerbatimChar"/>
+        </w:rPr>
+        <w:t xml:space="preserve">cd is a shell builtin</w:t>
+      </w:r>
+      <w:r>
+        <w:br/>
+      </w:r>
+      <w:r>
+        <w:rPr>
+          <w:rStyle w:val="VerbatimChar"/>
+        </w:rPr>
+        <w:t xml:space="preserve">ls is aliased to `ls --color=auto'</w:t>
+      </w:r>
+      <w:r>
+        <w:br/>
+      </w:r>
+      <w:r>
+        <w:br/>
+      </w:r>
+      <w:r>
+        <w:rPr>
+          <w:rStyle w:val="VerbatimChar"/>
+        </w:rPr>
+        <w:t xml:space="preserve">student@lab-vm:~$ which ls</w:t>
+      </w:r>
+      <w:r>
+        <w:br/>
+      </w:r>
+      <w:r>
+        <w:rPr>
+          <w:rStyle w:val="VerbatimChar"/>
+        </w:rPr>
+        <w:t xml:space="preserve">/usr/bin/ls</w:t>
+      </w:r>
+      <w:r>
+        <w:br/>
+      </w:r>
+      <w:r>
+        <w:br/>
+      </w:r>
+      <w:r>
+        <w:rPr>
+          <w:rStyle w:val="VerbatimChar"/>
+        </w:rPr>
+        <w:t xml:space="preserve">student@lab-vm:~$ ls --help | head -5</w:t>
+      </w:r>
+      <w:r>
+        <w:br/>
+      </w:r>
+      <w:r>
+        <w:rPr>
+          <w:rStyle w:val="VerbatimChar"/>
+        </w:rPr>
+        <w:t xml:space="preserve">Usage: ls [OPTION]... [FILE]...</w:t>
+      </w:r>
+      <w:r>
+        <w:br/>
+      </w:r>
+      <w:r>
+        <w:rPr>
+          <w:rStyle w:val="VerbatimChar"/>
+        </w:rPr>
+        <w:t xml:space="preserve">List information about the FILEs (the default is current directory).</w:t>
+      </w:r>
+      <w:r>
+        <w:br/>
+      </w:r>
+      <w:r>
+        <w:br/>
+      </w:r>
+      <w:r>
+        <w:rPr>
+          <w:rStyle w:val="VerbatimChar"/>
+        </w:rPr>
+        <w:t xml:space="preserve">student@lab-vm:~$ whatis cp</w:t>
+      </w:r>
+      <w:r>
+        <w:br/>
+      </w:r>
+      <w:r>
+        <w:rPr>
+          <w:rStyle w:val="VerbatimChar"/>
+        </w:rPr>
+        <w:t xml:space="preserve">cp (1)               - copy files and directories</w:t>
+      </w:r>
+    </w:p>
+    <w:p>
+      <w:pPr>
+        <w:pStyle w:val="FirstParagraph"/>
+      </w:pPr>
+      <w:r>
+        <w:t xml:space="preserve">Команда</w:t>
+      </w:r>
+      <w:r>
+        <w:t xml:space="preserve"> </w:t>
+      </w:r>
+      <w:r>
+        <w:rPr>
+          <w:rStyle w:val="VerbatimChar"/>
+        </w:rPr>
+        <w:t xml:space="preserve">cd</w:t>
+      </w:r>
+      <w:r>
+        <w:t xml:space="preserve"> </w:t>
+      </w:r>
+      <w:r>
+        <w:t xml:space="preserve">вбудована в оболонку, бо змінює її власний стан — поточний каталог;</w:t>
+      </w:r>
+      <w:r>
+        <w:t xml:space="preserve"> </w:t>
+      </w:r>
+      <w:r>
+        <w:rPr>
+          <w:rStyle w:val="VerbatimChar"/>
+        </w:rPr>
+        <w:t xml:space="preserve">ls</w:t>
+      </w:r>
+      <w:r>
+        <w:t xml:space="preserve"> </w:t>
+      </w:r>
+      <w:r>
+        <w:t xml:space="preserve">є окремою програмою, і в системі є її повний шлях.</w:t>
+      </w:r>
+    </w:p>
+    <w:bookmarkEnd w:id="18"/>
+    <w:bookmarkStart w:id="19" w:name="крок-4.-користувач-і-права"/>
+    <w:p>
+      <w:pPr>
+        <w:pStyle w:val="Heading3"/>
+      </w:pPr>
+      <w:r>
+        <w:t xml:space="preserve">Крок 4. Користувач і права</w:t>
+      </w:r>
+    </w:p>
+    <w:p>
+      <w:pPr>
+        <w:pStyle w:val="SourceCode"/>
+      </w:pPr>
+      <w:r>
+        <w:rPr>
+          <w:rStyle w:val="VerbatimChar"/>
+        </w:rPr>
+        <w:t xml:space="preserve">student@lab-vm:~$ whoami</w:t>
+      </w:r>
+      <w:r>
+        <w:br/>
+      </w:r>
+      <w:r>
+        <w:rPr>
+          <w:rStyle w:val="VerbatimChar"/>
+        </w:rPr>
+        <w:t xml:space="preserve">student</w:t>
+      </w:r>
+      <w:r>
+        <w:br/>
+      </w:r>
+      <w:r>
+        <w:br/>
+      </w:r>
+      <w:r>
+        <w:rPr>
+          <w:rStyle w:val="VerbatimChar"/>
+        </w:rPr>
+        <w:t xml:space="preserve">student@lab-vm:~$ id</w:t>
+      </w:r>
+      <w:r>
+        <w:br/>
+      </w:r>
+      <w:r>
+        <w:rPr>
+          <w:rStyle w:val="VerbatimChar"/>
+        </w:rPr>
+        <w:t xml:space="preserve">uid=1000(student) gid=1000(student) groups=1000(student),27(sudo),44(video)</w:t>
+      </w:r>
+      <w:r>
+        <w:br/>
+      </w:r>
+      <w:r>
+        <w:br/>
+      </w:r>
+      <w:r>
+        <w:rPr>
+          <w:rStyle w:val="VerbatimChar"/>
+        </w:rPr>
+        <w:t xml:space="preserve">student@lab-vm:~$ cat /etc/shadow</w:t>
+      </w:r>
+      <w:r>
+        <w:br/>
+      </w:r>
+      <w:r>
+        <w:rPr>
+          <w:rStyle w:val="VerbatimChar"/>
+        </w:rPr>
+        <w:t xml:space="preserve">cat: /etc/shadow: Permission denied</w:t>
+      </w:r>
+      <w:r>
+        <w:br/>
+      </w:r>
+      <w:r>
+        <w:br/>
+      </w:r>
+      <w:r>
+        <w:rPr>
+          <w:rStyle w:val="VerbatimChar"/>
+        </w:rPr>
+        <w:t xml:space="preserve">student@lab-vm:~$ sudo head -1 /etc/shadow</w:t>
+      </w:r>
+      <w:r>
+        <w:br/>
+      </w:r>
+      <w:r>
+        <w:rPr>
+          <w:rStyle w:val="VerbatimChar"/>
+        </w:rPr>
+        <w:t xml:space="preserve">[sudo] password for student:</w:t>
+      </w:r>
+      <w:r>
+        <w:br/>
+      </w:r>
+      <w:r>
+        <w:rPr>
+          <w:rStyle w:val="VerbatimChar"/>
+        </w:rPr>
+        <w:t xml:space="preserve">root:$6$rounds=656000$...:19800:0:99999:7:::</w:t>
+      </w:r>
+    </w:p>
+    <w:p>
+      <w:pPr>
+        <w:pStyle w:val="FirstParagraph"/>
+      </w:pPr>
+      <w:r>
+        <w:t xml:space="preserve">Та сама команда без</w:t>
+      </w:r>
+      <w:r>
+        <w:t xml:space="preserve"> </w:t>
+      </w:r>
+      <w:r>
+        <w:rPr>
+          <w:rStyle w:val="VerbatimChar"/>
+        </w:rPr>
+        <w:t xml:space="preserve">sudo</w:t>
+      </w:r>
+      <w:r>
+        <w:t xml:space="preserve"> </w:t>
+      </w:r>
+      <w:r>
+        <w:t xml:space="preserve">і з ним дає різний результат: система перевіряє права на кожну операцію читання, а не лише під час входу.</w:t>
+      </w:r>
+    </w:p>
+    <w:bookmarkEnd w:id="19"/>
+    <w:bookmarkStart w:id="20" w:name="крок-5.-процеси-та-служби"/>
+    <w:p>
+      <w:pPr>
+        <w:pStyle w:val="Heading3"/>
+      </w:pPr>
+      <w:r>
+        <w:t xml:space="preserve">Крок 5. Процеси та служби</w:t>
+      </w:r>
+    </w:p>
+    <w:p>
+      <w:pPr>
+        <w:pStyle w:val="SourceCode"/>
+      </w:pPr>
+      <w:r>
+        <w:rPr>
+          <w:rStyle w:val="VerbatimChar"/>
+        </w:rPr>
+        <w:t xml:space="preserve">student@lab-vm:~$ ps -p 1 -o pid,comm</w:t>
+      </w:r>
+      <w:r>
+        <w:br/>
+      </w:r>
+      <w:r>
+        <w:rPr>
+          <w:rStyle w:val="VerbatimChar"/>
+        </w:rPr>
+        <w:t xml:space="preserve">    PID COMMAND</w:t>
+      </w:r>
+      <w:r>
+        <w:br/>
+      </w:r>
+      <w:r>
+        <w:rPr>
+          <w:rStyle w:val="VerbatimChar"/>
+        </w:rPr>
+        <w:t xml:space="preserve">      1 systemd</w:t>
+      </w:r>
+      <w:r>
+        <w:br/>
+      </w:r>
+      <w:r>
+        <w:br/>
+      </w:r>
+      <w:r>
+        <w:rPr>
+          <w:rStyle w:val="VerbatimChar"/>
+        </w:rPr>
+        <w:t xml:space="preserve">student@lab-vm:~$ systemctl list-units --type=service --state=running | head -5</w:t>
+      </w:r>
+      <w:r>
+        <w:br/>
+      </w:r>
+      <w:r>
+        <w:rPr>
+          <w:rStyle w:val="VerbatimChar"/>
+        </w:rPr>
+        <w:t xml:space="preserve">  cron.service          loaded active running Regular background program processing daemon</w:t>
+      </w:r>
+      <w:r>
+        <w:br/>
+      </w:r>
+      <w:r>
+        <w:rPr>
+          <w:rStyle w:val="VerbatimChar"/>
+        </w:rPr>
+        <w:t xml:space="preserve">  dbus.service          loaded active running D-Bus System Message Bus</w:t>
+      </w:r>
+      <w:r>
+        <w:br/>
+      </w:r>
+      <w:r>
+        <w:rPr>
+          <w:rStyle w:val="VerbatimChar"/>
+        </w:rPr>
+        <w:t xml:space="preserve">  ssh.service           loaded active running OpenBSD Secure Shell server</w:t>
+      </w:r>
+      <w:r>
+        <w:br/>
+      </w:r>
+      <w:r>
+        <w:br/>
+      </w:r>
+      <w:r>
+        <w:rPr>
+          <w:rStyle w:val="VerbatimChar"/>
+        </w:rPr>
+        <w:t xml:space="preserve">student@lab-vm:~$ systemctl status cron | head -4</w:t>
+      </w:r>
+      <w:r>
+        <w:br/>
+      </w:r>
+      <w:r>
+        <w:rPr>
+          <w:rStyle w:val="VerbatimChar"/>
+        </w:rPr>
+        <w:t xml:space="preserve">● cron.service - Regular background program processing daemon</w:t>
+      </w:r>
+      <w:r>
+        <w:br/>
+      </w:r>
+      <w:r>
+        <w:rPr>
+          <w:rStyle w:val="VerbatimChar"/>
+        </w:rPr>
+        <w:t xml:space="preserve">     Loaded: loaded (/lib/systemd/system/cron.service; enabled)</w:t>
+      </w:r>
+      <w:r>
+        <w:br/>
+      </w:r>
+      <w:r>
+        <w:rPr>
+          <w:rStyle w:val="VerbatimChar"/>
+        </w:rPr>
+        <w:t xml:space="preserve">     Active: active (running) since Wed 2026-09-17 08:42:31 EEST; 2h 14min ago</w:t>
+      </w:r>
+      <w:r>
+        <w:br/>
+      </w:r>
+      <w:r>
+        <w:br/>
+      </w:r>
+      <w:r>
+        <w:rPr>
+          <w:rStyle w:val="VerbatimChar"/>
+        </w:rPr>
+        <w:t xml:space="preserve">student@lab-vm:~$ free -h | head -2</w:t>
+      </w:r>
+      <w:r>
+        <w:br/>
+      </w:r>
+      <w:r>
+        <w:rPr>
+          <w:rStyle w:val="VerbatimChar"/>
+        </w:rPr>
+        <w:t xml:space="preserve">               total        used        free      shared  buff/cache   available</w:t>
+      </w:r>
+      <w:r>
+        <w:br/>
+      </w:r>
+      <w:r>
+        <w:rPr>
+          <w:rStyle w:val="VerbatimChar"/>
+        </w:rPr>
+        <w:t xml:space="preserve">Mem:           3,8Gi       1,1Gi       1,4Gi        12Mi       1,3Gi       2,4Gi</w:t>
+      </w:r>
+    </w:p>
+    <w:p>
+      <w:pPr>
+        <w:pStyle w:val="FirstParagraph"/>
+      </w:pPr>
+      <w:r>
+        <w:t xml:space="preserve">Процес із PID 1 —</w:t>
+      </w:r>
+      <w:r>
+        <w:t xml:space="preserve"> </w:t>
+      </w:r>
+      <w:r>
+        <w:rPr>
+          <w:rStyle w:val="VerbatimChar"/>
+        </w:rPr>
+        <w:t xml:space="preserve">systemd</w:t>
+      </w:r>
+      <w:r>
+        <w:t xml:space="preserve">: саме він запустив усі інші процеси, тому в дереві</w:t>
+      </w:r>
+      <w:r>
+        <w:t xml:space="preserve"> </w:t>
+      </w:r>
+      <w:r>
+        <w:rPr>
+          <w:rStyle w:val="VerbatimChar"/>
+        </w:rPr>
+        <w:t xml:space="preserve">ps -ef --forest</w:t>
+      </w:r>
+      <w:r>
+        <w:t xml:space="preserve"> </w:t>
+      </w:r>
+      <w:r>
+        <w:t xml:space="preserve">він стоїть у корені.</w:t>
+      </w:r>
+    </w:p>
+    <w:bookmarkEnd w:id="20"/>
+    <w:bookmarkStart w:id="21" w:name="крок-6.-ядро-очима-файлової-системи"/>
+    <w:p>
+      <w:pPr>
+        <w:pStyle w:val="Heading3"/>
+      </w:pPr>
+      <w:r>
+        <w:t xml:space="preserve">Крок 6. Ядро очима файлової системи</w:t>
+      </w:r>
+    </w:p>
+    <w:p>
+      <w:pPr>
+        <w:pStyle w:val="SourceCode"/>
+      </w:pPr>
+      <w:r>
+        <w:rPr>
+          <w:rStyle w:val="VerbatimChar"/>
+        </w:rPr>
+        <w:t xml:space="preserve">student@lab-vm:~$ cat /proc/version</w:t>
+      </w:r>
+      <w:r>
+        <w:br/>
+      </w:r>
+      <w:r>
+        <w:rPr>
+          <w:rStyle w:val="VerbatimChar"/>
+        </w:rPr>
+        <w:t xml:space="preserve">Linux version 6.8.0-45-generic (buildd@lcy02) (gcc 11.4.0) #45-Ubuntu SMP</w:t>
+      </w:r>
+      <w:r>
+        <w:br/>
+      </w:r>
+      <w:r>
+        <w:br/>
+      </w:r>
+      <w:r>
+        <w:rPr>
+          <w:rStyle w:val="VerbatimChar"/>
+        </w:rPr>
+        <w:t xml:space="preserve">student@lab-vm:~$ cat /proc/cpuinfo | grep "model name" | head -1</w:t>
+      </w:r>
+      <w:r>
+        <w:br/>
+      </w:r>
+      <w:r>
+        <w:rPr>
+          <w:rStyle w:val="VerbatimChar"/>
+        </w:rPr>
+        <w:t xml:space="preserve">model name  : Intel(R) Core(TM) i5-10400 CPU @ 2.90GHz</w:t>
+      </w:r>
+      <w:r>
+        <w:br/>
+      </w:r>
+      <w:r>
+        <w:br/>
+      </w:r>
+      <w:r>
+        <w:rPr>
+          <w:rStyle w:val="VerbatimChar"/>
+        </w:rPr>
+        <w:t xml:space="preserve">student@lab-vm:~$ ls /proc/self</w:t>
+      </w:r>
+      <w:r>
+        <w:br/>
+      </w:r>
+      <w:r>
+        <w:rPr>
+          <w:rStyle w:val="VerbatimChar"/>
+        </w:rPr>
+        <w:t xml:space="preserve">cmdline  cwd  environ  exe  fd  maps  status  task</w:t>
+      </w:r>
+      <w:r>
+        <w:br/>
+      </w:r>
+      <w:r>
+        <w:br/>
+      </w:r>
+      <w:r>
+        <w:rPr>
+          <w:rStyle w:val="VerbatimChar"/>
+        </w:rPr>
+        <w:t xml:space="preserve">student@lab-vm:~$ cat /proc/loadavg</w:t>
+      </w:r>
+      <w:r>
+        <w:br/>
+      </w:r>
+      <w:r>
+        <w:rPr>
+          <w:rStyle w:val="VerbatimChar"/>
+        </w:rPr>
+        <w:t xml:space="preserve">0.32 0.41 0.38 2/412 3187</w:t>
+      </w:r>
+    </w:p>
+    <w:p>
+      <w:pPr>
+        <w:pStyle w:val="FirstParagraph"/>
+      </w:pPr>
+      <w:r>
+        <w:t xml:space="preserve">Каталог</w:t>
+      </w:r>
+      <w:r>
+        <w:t xml:space="preserve"> </w:t>
+      </w:r>
+      <w:r>
+        <w:rPr>
+          <w:rStyle w:val="VerbatimChar"/>
+        </w:rPr>
+        <w:t xml:space="preserve">/proc</w:t>
+      </w:r>
+      <w:r>
+        <w:t xml:space="preserve"> </w:t>
+      </w:r>
+      <w:r>
+        <w:t xml:space="preserve">не займає місця на диску: ядро формує його вміст у пам’яті на момент читання. Це наочна ілюстрація принципу «все є файлом».</w:t>
+      </w:r>
+    </w:p>
+    <w:bookmarkEnd w:id="21"/>
+    <w:bookmarkEnd w:id="22"/>
+    <w:bookmarkStart w:id="23" w:name="порядок-виконання-роботи"/>
+    <w:p>
+      <w:pPr>
+        <w:pStyle w:val="Heading2"/>
+      </w:pPr>
+      <w:r>
+        <w:t xml:space="preserve">Порядок виконання роботи</w:t>
+      </w:r>
+    </w:p>
+    <w:p>
+      <w:pPr>
+        <w:numPr>
+          <w:ilvl w:val="0"/>
+          <w:numId w:val="1001"/>
+        </w:numPr>
+        <w:jc w:val="both"/>
+      </w:pPr>
+      <w:r>
+        <w:t xml:space="preserve">Отримати в викладача номер індивідуального варіанта.</w:t>
+      </w:r>
+    </w:p>
+    <w:p>
+      <w:pPr>
+        <w:numPr>
+          <w:ilvl w:val="0"/>
+          <w:numId w:val="1001"/>
+        </w:numPr>
+        <w:jc w:val="both"/>
+      </w:pPr>
+      <w:r>
+        <w:t xml:space="preserve">Скласти паспорт системи: версія ядра, назва та версія дистрибутива, архітектура, ім’я вузла, тип віртуалізації, час роботи системи. Скористатися командами</w:t>
+      </w:r>
+      <w:r>
+        <w:t xml:space="preserve"> </w:t>
+      </w:r>
+      <w:r>
+        <w:rPr>
+          <w:rStyle w:val="VerbatimChar"/>
+        </w:rPr>
+        <w:t xml:space="preserve">uname</w:t>
+      </w:r>
+      <w:r>
+        <w:t xml:space="preserve">,</w:t>
+      </w:r>
+      <w:r>
+        <w:t xml:space="preserve"> </w:t>
+      </w:r>
+      <w:r>
+        <w:rPr>
+          <w:rStyle w:val="VerbatimChar"/>
+        </w:rPr>
+        <w:t xml:space="preserve">/etc/os-release</w:t>
+      </w:r>
+      <w:r>
+        <w:t xml:space="preserve">,</w:t>
+      </w:r>
+      <w:r>
+        <w:t xml:space="preserve"> </w:t>
+      </w:r>
+      <w:r>
+        <w:rPr>
+          <w:rStyle w:val="VerbatimChar"/>
+        </w:rPr>
+        <w:t xml:space="preserve">hostnamectl</w:t>
+      </w:r>
+      <w:r>
+        <w:t xml:space="preserve">,</w:t>
+      </w:r>
+      <w:r>
+        <w:t xml:space="preserve"> </w:t>
+      </w:r>
+      <w:r>
+        <w:rPr>
+          <w:rStyle w:val="VerbatimChar"/>
+        </w:rPr>
+        <w:t xml:space="preserve">uptime</w:t>
+      </w:r>
+      <w:r>
+        <w:t xml:space="preserve">.</w:t>
+      </w:r>
+    </w:p>
+    <w:p>
+      <w:pPr>
+        <w:numPr>
+          <w:ilvl w:val="0"/>
+          <w:numId w:val="1001"/>
+        </w:numPr>
+        <w:jc w:val="both"/>
+      </w:pPr>
+      <w:r>
+        <w:t xml:space="preserve">Знайти й записати значення параметра системи, зазначеного у вашому варіанті. Навести команду, якою його отримано.</w:t>
+      </w:r>
+    </w:p>
+    <w:p>
+      <w:pPr>
+        <w:numPr>
+          <w:ilvl w:val="0"/>
+          <w:numId w:val="1001"/>
+        </w:numPr>
+        <w:jc w:val="both"/>
+      </w:pPr>
+      <w:r>
+        <w:t xml:space="preserve">Вивести перелік каталогів кореня. Для трьох каталогів, зазначених у варіанті, пояснити призначення за стандартом FHS і навести приклад файлу з кожного.</w:t>
+      </w:r>
+    </w:p>
+    <w:p>
+      <w:pPr>
+        <w:numPr>
+          <w:ilvl w:val="0"/>
+          <w:numId w:val="1001"/>
+        </w:numPr>
+        <w:jc w:val="both"/>
+      </w:pPr>
+      <w:r>
+        <w:t xml:space="preserve">Визначити для команди свого варіанта: чи є вона вбудованою в оболонку, де розташований її виконуваний файл, що показує однорядковий опис</w:t>
+      </w:r>
+      <w:r>
+        <w:t xml:space="preserve"> </w:t>
+      </w:r>
+      <w:r>
+        <w:rPr>
+          <w:rStyle w:val="VerbatimChar"/>
+        </w:rPr>
+        <w:t xml:space="preserve">whatis</w:t>
+      </w:r>
+      <w:r>
+        <w:t xml:space="preserve">. Навести три ключі команди з поясненням призначення кожного.</w:t>
+      </w:r>
+    </w:p>
+    <w:p>
+      <w:pPr>
+        <w:numPr>
+          <w:ilvl w:val="0"/>
+          <w:numId w:val="1001"/>
+        </w:numPr>
+        <w:jc w:val="both"/>
+      </w:pPr>
+      <w:r>
+        <w:t xml:space="preserve">Знайти засобами довідки команду, яка виконує задачу, зазначену у варіанті (скористатися</w:t>
+      </w:r>
+      <w:r>
+        <w:t xml:space="preserve"> </w:t>
+      </w:r>
+      <w:r>
+        <w:rPr>
+          <w:rStyle w:val="VerbatimChar"/>
+        </w:rPr>
+        <w:t xml:space="preserve">apropos</w:t>
+      </w:r>
+      <w:r>
+        <w:t xml:space="preserve">). Описати, як саме ви її знайшли.</w:t>
+      </w:r>
+    </w:p>
+    <w:p>
+      <w:pPr>
+        <w:numPr>
+          <w:ilvl w:val="0"/>
+          <w:numId w:val="1001"/>
+        </w:numPr>
+        <w:jc w:val="both"/>
+      </w:pPr>
+      <w:r>
+        <w:t xml:space="preserve">Вивести відомості про власний обліковий запис: UID, GID, групи. Пояснити, що дає членство в групі</w:t>
+      </w:r>
+      <w:r>
+        <w:t xml:space="preserve"> </w:t>
+      </w:r>
+      <w:r>
+        <w:rPr>
+          <w:rStyle w:val="VerbatimChar"/>
+        </w:rPr>
+        <w:t xml:space="preserve">sudo</w:t>
+      </w:r>
+      <w:r>
+        <w:t xml:space="preserve">. Продемонструвати різницю доступу до файлу</w:t>
+      </w:r>
+      <w:r>
+        <w:t xml:space="preserve"> </w:t>
+      </w:r>
+      <w:r>
+        <w:rPr>
+          <w:rStyle w:val="VerbatimChar"/>
+        </w:rPr>
+        <w:t xml:space="preserve">/etc/shadow</w:t>
+      </w:r>
+      <w:r>
+        <w:t xml:space="preserve"> </w:t>
+      </w:r>
+      <w:r>
+        <w:t xml:space="preserve">з</w:t>
+      </w:r>
+      <w:r>
+        <w:t xml:space="preserve"> </w:t>
+      </w:r>
+      <w:r>
+        <w:rPr>
+          <w:rStyle w:val="VerbatimChar"/>
+        </w:rPr>
+        <w:t xml:space="preserve">sudo</w:t>
+      </w:r>
+      <w:r>
+        <w:t xml:space="preserve"> </w:t>
+      </w:r>
+      <w:r>
+        <w:t xml:space="preserve">і без нього.</w:t>
+      </w:r>
+    </w:p>
+    <w:p>
+      <w:pPr>
+        <w:numPr>
+          <w:ilvl w:val="0"/>
+          <w:numId w:val="1001"/>
+        </w:numPr>
+        <w:jc w:val="both"/>
+      </w:pPr>
+      <w:r>
+        <w:t xml:space="preserve">Отримати перелік процесів і визначити процес із PID 1. Вивести перелік служб у стані running і показати докладний стан служби свого варіанта.</w:t>
+      </w:r>
+    </w:p>
+    <w:p>
+      <w:pPr>
+        <w:numPr>
+          <w:ilvl w:val="0"/>
+          <w:numId w:val="1001"/>
+        </w:numPr>
+        <w:jc w:val="both"/>
+      </w:pPr>
+      <w:r>
+        <w:t xml:space="preserve">Отримати три показники стану системи з віртуальної файлової системи</w:t>
+      </w:r>
+      <w:r>
+        <w:t xml:space="preserve"> </w:t>
+      </w:r>
+      <w:r>
+        <w:rPr>
+          <w:rStyle w:val="VerbatimChar"/>
+        </w:rPr>
+        <w:t xml:space="preserve">/proc</w:t>
+      </w:r>
+      <w:r>
+        <w:t xml:space="preserve"> </w:t>
+      </w:r>
+      <w:r>
+        <w:t xml:space="preserve">і пояснити, чому ці файли не займають місця на диску.</w:t>
+      </w:r>
+    </w:p>
+    <w:p>
+      <w:pPr>
+        <w:numPr>
+          <w:ilvl w:val="0"/>
+          <w:numId w:val="1001"/>
+        </w:numPr>
+        <w:jc w:val="both"/>
+      </w:pPr>
+      <w:r>
+        <w:t xml:space="preserve">Виконати додаткове завдання свого варіанта.</w:t>
+      </w:r>
+    </w:p>
+    <w:p>
+      <w:pPr>
+        <w:numPr>
+          <w:ilvl w:val="0"/>
+          <w:numId w:val="1001"/>
+        </w:numPr>
+        <w:jc w:val="both"/>
+      </w:pPr>
+      <w:r>
+        <w:t xml:space="preserve">Оформити звіт і зробити висновок.</w:t>
+      </w:r>
+    </w:p>
+    <w:bookmarkEnd w:id="23"/>
+    <w:bookmarkStart w:id="24" w:name="вимоги-до-звіту"/>
+    <w:p>
+      <w:pPr>
+        <w:pStyle w:val="Heading2"/>
+      </w:pPr>
+      <w:r>
+        <w:t xml:space="preserve">Вимоги до звіту</w:t>
+      </w:r>
+    </w:p>
+    <w:p>
+      <w:pPr>
+        <w:pStyle w:val="FirstParagraph"/>
+      </w:pPr>
+      <w:r>
+        <w:t xml:space="preserve">Звіт оформлюється на бланку встановленого зразка і має містити:</w:t>
+      </w:r>
+    </w:p>
+    <w:p>
+      <w:pPr>
+        <w:pStyle w:val="Compact"/>
+        <w:numPr>
+          <w:ilvl w:val="0"/>
+          <w:numId w:val="1002"/>
+        </w:numPr>
+        <w:jc w:val="both"/>
+      </w:pPr>
+      <w:r>
+        <w:t xml:space="preserve">тему, мету та обладнання;</w:t>
+      </w:r>
+    </w:p>
+    <w:p>
+      <w:pPr>
+        <w:pStyle w:val="Compact"/>
+        <w:numPr>
+          <w:ilvl w:val="0"/>
+          <w:numId w:val="1002"/>
+        </w:numPr>
+        <w:jc w:val="both"/>
+      </w:pPr>
+      <w:r>
+        <w:t xml:space="preserve">постановку задачі за індивідуальним варіантом;</w:t>
+      </w:r>
+    </w:p>
+    <w:p>
+      <w:pPr>
+        <w:pStyle w:val="Compact"/>
+        <w:numPr>
+          <w:ilvl w:val="0"/>
+          <w:numId w:val="1002"/>
+        </w:numPr>
+        <w:jc w:val="both"/>
+      </w:pPr>
+      <w:r>
+        <w:t xml:space="preserve">таблицю паспорта системи за результатами пункту 2;</w:t>
+      </w:r>
+    </w:p>
+    <w:p>
+      <w:pPr>
+        <w:pStyle w:val="Compact"/>
+        <w:numPr>
+          <w:ilvl w:val="0"/>
+          <w:numId w:val="1002"/>
+        </w:numPr>
+        <w:jc w:val="both"/>
+      </w:pPr>
+      <w:r>
+        <w:t xml:space="preserve">перелік виконаних команд із поясненням призначення кожного ключа;</w:t>
+      </w:r>
+    </w:p>
+    <w:p>
+      <w:pPr>
+        <w:pStyle w:val="Compact"/>
+        <w:numPr>
+          <w:ilvl w:val="0"/>
+          <w:numId w:val="1002"/>
+        </w:numPr>
+        <w:jc w:val="both"/>
+      </w:pPr>
+      <w:r>
+        <w:t xml:space="preserve">знімки екрана з результатами виконання, зокрема різницю доступу з</w:t>
+      </w:r>
+      <w:r>
+        <w:t xml:space="preserve"> </w:t>
+      </w:r>
+      <w:r>
+        <w:rPr>
+          <w:rStyle w:val="VerbatimChar"/>
+        </w:rPr>
+        <w:t xml:space="preserve">sudo</w:t>
+      </w:r>
+      <w:r>
+        <w:t xml:space="preserve"> </w:t>
+      </w:r>
+      <w:r>
+        <w:t xml:space="preserve">і без нього;</w:t>
+      </w:r>
+    </w:p>
+    <w:p>
+      <w:pPr>
+        <w:pStyle w:val="Compact"/>
+        <w:numPr>
+          <w:ilvl w:val="0"/>
+          <w:numId w:val="1002"/>
+        </w:numPr>
+        <w:jc w:val="both"/>
+      </w:pPr>
+      <w:r>
+        <w:t xml:space="preserve">опис трьох каталогів FHS свого варіанта з прикладами файлів;</w:t>
+      </w:r>
+    </w:p>
+    <w:p>
+      <w:pPr>
+        <w:pStyle w:val="Compact"/>
+        <w:numPr>
+          <w:ilvl w:val="0"/>
+          <w:numId w:val="1002"/>
+        </w:numPr>
+        <w:jc w:val="both"/>
+      </w:pPr>
+      <w:r>
+        <w:t xml:space="preserve">відповідь на запитання додаткового завдання варіанта;</w:t>
+      </w:r>
+    </w:p>
+    <w:p>
+      <w:pPr>
+        <w:pStyle w:val="Compact"/>
+        <w:numPr>
+          <w:ilvl w:val="0"/>
+          <w:numId w:val="1002"/>
+        </w:numPr>
+        <w:jc w:val="both"/>
+      </w:pPr>
+      <w:r>
+        <w:t xml:space="preserve">висновок, у якому пояснено, чим ядро відрізняється від дистрибутива і як принцип «все є файлом» виявляється в роботі з</w:t>
+      </w:r>
+      <w:r>
+        <w:t xml:space="preserve"> </w:t>
+      </w:r>
+      <w:r>
+        <w:rPr>
+          <w:rStyle w:val="VerbatimChar"/>
+        </w:rPr>
+        <w:t xml:space="preserve">/proc</w:t>
+      </w:r>
+      <w:r>
+        <w:t xml:space="preserve">.</w:t>
+      </w:r>
+    </w:p>
+    <w:bookmarkEnd w:id="24"/>
+    <w:bookmarkStart w:id="25" w:name="варіанти-індивідуальних-завдань"/>
+    <w:p>
+      <w:pPr>
+        <w:pStyle w:val="Heading2"/>
+      </w:pPr>
+      <w:r>
+        <w:t xml:space="preserve">Варіанти індивідуальних завдань</w:t>
+      </w:r>
+    </w:p>
+    <w:tbl>
+      <w:tblPr>
+        <w:tblStyle w:val="Table"/>
+        <w:tblW w:type="dxa" w:w="9637"/>
+        <w:tblLayout w:type="fixed"/>
+        <w:tblLook w:firstRow="1" w:lastRow="0" w:firstColumn="0" w:lastColumn="0" w:noHBand="0" w:noVBand="0" w:val="0020"/>
+      </w:tblPr>
+      <w:tblGrid>
+        <w:gridCol w:w="324"/>
+        <w:gridCol w:w="1949"/>
+        <w:gridCol w:w="1516"/>
+        <w:gridCol w:w="2816"/>
+        <w:gridCol w:w="866"/>
+        <w:gridCol w:w="2166"/>
+      </w:tblGrid>
+      <w:tr>
+        <w:trPr>
+          <w:tblHeader w:val="on"/>
+        </w:trPr>
+        <w:tc>
+          <w:tcPr/>
+          <w:p>
+            <w:pPr>
+              <w:pStyle w:val="Compact"/>
+            </w:pPr>
+            <w:r>
+              <w:t xml:space="preserve">№</w:t>
+            </w:r>
+          </w:p>
+        </w:tc>
+        <w:tc>
+          <w:tcPr/>
+          <w:p>
+            <w:pPr>
+              <w:pStyle w:val="Compact"/>
+            </w:pPr>
+            <w:r>
+              <w:t xml:space="preserve">Параметр системи</w:t>
+            </w:r>
+          </w:p>
+        </w:tc>
+        <w:tc>
+          <w:tcPr/>
+          <w:p>
+            <w:pPr>
+              <w:pStyle w:val="Compact"/>
+            </w:pPr>
+            <w:r>
+              <w:t xml:space="preserve">Каталоги FHS</w:t>
+            </w:r>
+          </w:p>
+        </w:tc>
+        <w:tc>
+          <w:tcPr/>
+          <w:p>
+            <w:pPr>
+              <w:pStyle w:val="Compact"/>
+            </w:pPr>
+            <w:r>
+              <w:t xml:space="preserve">Команда для дослідження</w:t>
+            </w:r>
+          </w:p>
+        </w:tc>
+        <w:tc>
+          <w:tcPr/>
+          <w:p>
+            <w:pPr>
+              <w:pStyle w:val="Compact"/>
+            </w:pPr>
+            <w:r>
+              <w:t xml:space="preserve">Служба</w:t>
+            </w:r>
+          </w:p>
+        </w:tc>
+        <w:tc>
+          <w:tcPr/>
+          <w:p>
+            <w:pPr>
+              <w:pStyle w:val="Compact"/>
+            </w:pPr>
+            <w:r>
+              <w:t xml:space="preserve">Додаткове завдання</w:t>
+            </w:r>
+          </w:p>
+        </w:tc>
+      </w:tr>
+      <w:tr>
+        <w:tc>
+          <w:tcPr/>
+          <w:p>
+            <w:pPr>
+              <w:pStyle w:val="Compact"/>
+            </w:pPr>
+            <w:r>
+              <w:t xml:space="preserve">1</w:t>
+            </w:r>
+          </w:p>
+        </w:tc>
+        <w:tc>
+          <w:tcPr/>
+          <w:p>
+            <w:pPr>
+              <w:pStyle w:val="Compact"/>
+            </w:pPr>
+            <w:r>
+              <w:t xml:space="preserve">Модель процесора</w:t>
+            </w:r>
+          </w:p>
+        </w:tc>
+        <w:tc>
+          <w:tcPr/>
+          <w:p>
+            <w:pPr>
+              <w:pStyle w:val="Compact"/>
+            </w:pPr>
+            <w:r>
+              <w:rPr>
+                <w:rStyle w:val="VerbatimChar"/>
+              </w:rPr>
+              <w:t xml:space="preserve">/etc</w:t>
+            </w:r>
+            <w:r>
+              <w:t xml:space="preserve">,</w:t>
+            </w:r>
+            <w:r>
+              <w:t xml:space="preserve"> </w:t>
+            </w:r>
+            <w:r>
+              <w:rPr>
+                <w:rStyle w:val="VerbatimChar"/>
+              </w:rPr>
+              <w:t xml:space="preserve">/var</w:t>
+            </w:r>
+            <w:r>
+              <w:t xml:space="preserve">,</w:t>
+            </w:r>
+            <w:r>
+              <w:t xml:space="preserve"> </w:t>
+            </w:r>
+            <w:r>
+              <w:rPr>
+                <w:rStyle w:val="VerbatimChar"/>
+              </w:rPr>
+              <w:t xml:space="preserve">/proc</w:t>
+            </w:r>
+          </w:p>
+        </w:tc>
+        <w:tc>
+          <w:tcPr/>
+          <w:p>
+            <w:pPr>
+              <w:pStyle w:val="Compact"/>
+            </w:pPr>
+            <w:r>
+              <w:rPr>
+                <w:rStyle w:val="VerbatimChar"/>
+              </w:rPr>
+              <w:t xml:space="preserve">cp</w:t>
+            </w:r>
+          </w:p>
+        </w:tc>
+        <w:tc>
+          <w:tcPr/>
+          <w:p>
+            <w:pPr>
+              <w:pStyle w:val="Compact"/>
+            </w:pPr>
+            <w:r>
+              <w:rPr>
+                <w:rStyle w:val="VerbatimChar"/>
+              </w:rPr>
+              <w:t xml:space="preserve">cron</w:t>
+            </w:r>
+          </w:p>
+        </w:tc>
+        <w:tc>
+          <w:tcPr/>
+          <w:p>
+            <w:pPr>
+              <w:pStyle w:val="Compact"/>
+            </w:pPr>
+            <w:r>
+              <w:t xml:space="preserve">Пояснити, чому</w:t>
+            </w:r>
+            <w:r>
+              <w:t xml:space="preserve"> </w:t>
+            </w:r>
+            <w:r>
+              <w:rPr>
+                <w:rStyle w:val="VerbatimChar"/>
+              </w:rPr>
+              <w:t xml:space="preserve">/proc</w:t>
+            </w:r>
+            <w:r>
+              <w:t xml:space="preserve"> </w:t>
+            </w:r>
+            <w:r>
+              <w:t xml:space="preserve">не займає місця на диску</w:t>
+            </w:r>
+          </w:p>
+        </w:tc>
+      </w:tr>
+      <w:tr>
+        <w:tc>
+          <w:tcPr/>
+          <w:p>
+            <w:pPr>
+              <w:pStyle w:val="Compact"/>
+            </w:pPr>
+            <w:r>
+              <w:t xml:space="preserve">2</w:t>
+            </w:r>
+          </w:p>
+        </w:tc>
+        <w:tc>
+          <w:tcPr/>
+          <w:p>
+            <w:pPr>
+              <w:pStyle w:val="Compact"/>
+            </w:pPr>
+            <w:r>
+              <w:t xml:space="preserve">Обсяг оперативної пам’яті</w:t>
+            </w:r>
+          </w:p>
+        </w:tc>
+        <w:tc>
+          <w:tcPr/>
+          <w:p>
+            <w:pPr>
+              <w:pStyle w:val="Compact"/>
+            </w:pPr>
+            <w:r>
+              <w:rPr>
+                <w:rStyle w:val="VerbatimChar"/>
+              </w:rPr>
+              <w:t xml:space="preserve">/bin</w:t>
+            </w:r>
+            <w:r>
+              <w:t xml:space="preserve">,</w:t>
+            </w:r>
+            <w:r>
+              <w:t xml:space="preserve"> </w:t>
+            </w:r>
+            <w:r>
+              <w:rPr>
+                <w:rStyle w:val="VerbatimChar"/>
+              </w:rPr>
+              <w:t xml:space="preserve">/home</w:t>
+            </w:r>
+            <w:r>
+              <w:t xml:space="preserve">,</w:t>
+            </w:r>
+            <w:r>
+              <w:t xml:space="preserve"> </w:t>
+            </w:r>
+            <w:r>
+              <w:rPr>
+                <w:rStyle w:val="VerbatimChar"/>
+              </w:rPr>
+              <w:t xml:space="preserve">/tmp</w:t>
+            </w:r>
+          </w:p>
+        </w:tc>
+        <w:tc>
+          <w:tcPr/>
+          <w:p>
+            <w:pPr>
+              <w:pStyle w:val="Compact"/>
+            </w:pPr>
+            <w:r>
+              <w:rPr>
+                <w:rStyle w:val="VerbatimChar"/>
+              </w:rPr>
+              <w:t xml:space="preserve">mv</w:t>
+            </w:r>
+          </w:p>
+        </w:tc>
+        <w:tc>
+          <w:tcPr/>
+          <w:p>
+            <w:pPr>
+              <w:pStyle w:val="Compact"/>
+            </w:pPr>
+            <w:r>
+              <w:rPr>
+                <w:rStyle w:val="VerbatimChar"/>
+              </w:rPr>
+              <w:t xml:space="preserve">ssh</w:t>
+            </w:r>
+          </w:p>
+        </w:tc>
+        <w:tc>
+          <w:tcPr/>
+          <w:p>
+            <w:pPr>
+              <w:pStyle w:val="Compact"/>
+            </w:pPr>
+            <w:r>
+              <w:t xml:space="preserve">Порівняти вивід</w:t>
+            </w:r>
+            <w:r>
+              <w:t xml:space="preserve"> </w:t>
+            </w:r>
+            <w:r>
+              <w:rPr>
+                <w:rStyle w:val="VerbatimChar"/>
+              </w:rPr>
+              <w:t xml:space="preserve">free -h</w:t>
+            </w:r>
+            <w:r>
+              <w:t xml:space="preserve"> </w:t>
+            </w:r>
+            <w:r>
+              <w:t xml:space="preserve">і</w:t>
+            </w:r>
+            <w:r>
+              <w:t xml:space="preserve"> </w:t>
+            </w:r>
+            <w:r>
+              <w:rPr>
+                <w:rStyle w:val="VerbatimChar"/>
+              </w:rPr>
+              <w:t xml:space="preserve">/proc/meminfo</w:t>
+            </w:r>
+          </w:p>
+        </w:tc>
+      </w:tr>
+      <w:tr>
+        <w:tc>
+          <w:tcPr/>
+          <w:p>
+            <w:pPr>
+              <w:pStyle w:val="Compact"/>
+            </w:pPr>
+            <w:r>
+              <w:t xml:space="preserve">3</w:t>
+            </w:r>
+          </w:p>
+        </w:tc>
+        <w:tc>
+          <w:tcPr/>
+          <w:p>
+            <w:pPr>
+              <w:pStyle w:val="Compact"/>
+            </w:pPr>
+            <w:r>
+              <w:t xml:space="preserve">Версія компілятора збірки ядра</w:t>
+            </w:r>
+          </w:p>
+        </w:tc>
+        <w:tc>
+          <w:tcPr/>
+          <w:p>
+            <w:pPr>
+              <w:pStyle w:val="Compact"/>
+            </w:pPr>
+            <w:r>
+              <w:rPr>
+                <w:rStyle w:val="VerbatimChar"/>
+              </w:rPr>
+              <w:t xml:space="preserve">/usr</w:t>
+            </w:r>
+            <w:r>
+              <w:t xml:space="preserve">,</w:t>
+            </w:r>
+            <w:r>
+              <w:t xml:space="preserve"> </w:t>
+            </w:r>
+            <w:r>
+              <w:rPr>
+                <w:rStyle w:val="VerbatimChar"/>
+              </w:rPr>
+              <w:t xml:space="preserve">/opt</w:t>
+            </w:r>
+            <w:r>
+              <w:t xml:space="preserve">,</w:t>
+            </w:r>
+            <w:r>
+              <w:t xml:space="preserve"> </w:t>
+            </w:r>
+            <w:r>
+              <w:rPr>
+                <w:rStyle w:val="VerbatimChar"/>
+              </w:rPr>
+              <w:t xml:space="preserve">/srv</w:t>
+            </w:r>
+          </w:p>
+        </w:tc>
+        <w:tc>
+          <w:tcPr/>
+          <w:p>
+            <w:pPr>
+              <w:pStyle w:val="Compact"/>
+            </w:pPr>
+            <w:r>
+              <w:rPr>
+                <w:rStyle w:val="VerbatimChar"/>
+              </w:rPr>
+              <w:t xml:space="preserve">grep</w:t>
+            </w:r>
+          </w:p>
+        </w:tc>
+        <w:tc>
+          <w:tcPr/>
+          <w:p>
+            <w:pPr>
+              <w:pStyle w:val="Compact"/>
+            </w:pPr>
+            <w:r>
+              <w:rPr>
+                <w:rStyle w:val="VerbatimChar"/>
+              </w:rPr>
+              <w:t xml:space="preserve">dbus</w:t>
+            </w:r>
+          </w:p>
+        </w:tc>
+        <w:tc>
+          <w:tcPr/>
+          <w:p>
+            <w:pPr>
+              <w:pStyle w:val="Compact"/>
+            </w:pPr>
+            <w:r>
+              <w:t xml:space="preserve">З’ясувати, скільки пакетів встановлено в системі</w:t>
+            </w:r>
+          </w:p>
+        </w:tc>
+      </w:tr>
+      <w:tr>
+        <w:tc>
+          <w:tcPr/>
+          <w:p>
+            <w:pPr>
+              <w:pStyle w:val="Compact"/>
+            </w:pPr>
+            <w:r>
+              <w:t xml:space="preserve">4</w:t>
+            </w:r>
+          </w:p>
+        </w:tc>
+        <w:tc>
+          <w:tcPr/>
+          <w:p>
+            <w:pPr>
+              <w:pStyle w:val="Compact"/>
+            </w:pPr>
+            <w:r>
+              <w:t xml:space="preserve">Середнє навантаження системи</w:t>
+            </w:r>
+          </w:p>
+        </w:tc>
+        <w:tc>
+          <w:tcPr/>
+          <w:p>
+            <w:pPr>
+              <w:pStyle w:val="Compact"/>
+            </w:pPr>
+            <w:r>
+              <w:rPr>
+                <w:rStyle w:val="VerbatimChar"/>
+              </w:rPr>
+              <w:t xml:space="preserve">/dev</w:t>
+            </w:r>
+            <w:r>
+              <w:t xml:space="preserve">,</w:t>
+            </w:r>
+            <w:r>
+              <w:t xml:space="preserve"> </w:t>
+            </w:r>
+            <w:r>
+              <w:rPr>
+                <w:rStyle w:val="VerbatimChar"/>
+              </w:rPr>
+              <w:t xml:space="preserve">/sys</w:t>
+            </w:r>
+            <w:r>
+              <w:t xml:space="preserve">,</w:t>
+            </w:r>
+            <w:r>
+              <w:t xml:space="preserve"> </w:t>
+            </w:r>
+            <w:r>
+              <w:rPr>
+                <w:rStyle w:val="VerbatimChar"/>
+              </w:rPr>
+              <w:t xml:space="preserve">/run</w:t>
+            </w:r>
+          </w:p>
+        </w:tc>
+        <w:tc>
+          <w:tcPr/>
+          <w:p>
+            <w:pPr>
+              <w:pStyle w:val="Compact"/>
+            </w:pPr>
+            <w:r>
+              <w:rPr>
+                <w:rStyle w:val="VerbatimChar"/>
+              </w:rPr>
+              <w:t xml:space="preserve">find</w:t>
+            </w:r>
+          </w:p>
+        </w:tc>
+        <w:tc>
+          <w:tcPr/>
+          <w:p>
+            <w:pPr>
+              <w:pStyle w:val="Compact"/>
+            </w:pPr>
+            <w:r>
+              <w:rPr>
+                <w:rStyle w:val="VerbatimChar"/>
+              </w:rPr>
+              <w:t xml:space="preserve">systemd-journald</w:t>
+            </w:r>
+          </w:p>
+        </w:tc>
+        <w:tc>
+          <w:tcPr/>
+          <w:p>
+            <w:pPr>
+              <w:pStyle w:val="Compact"/>
+            </w:pPr>
+            <w:r>
+              <w:t xml:space="preserve">Пояснити різницю між</w:t>
+            </w:r>
+            <w:r>
+              <w:t xml:space="preserve"> </w:t>
+            </w:r>
+            <w:r>
+              <w:rPr>
+                <w:rStyle w:val="VerbatimChar"/>
+              </w:rPr>
+              <w:t xml:space="preserve">/dev</w:t>
+            </w:r>
+            <w:r>
+              <w:t xml:space="preserve"> </w:t>
+            </w:r>
+            <w:r>
+              <w:t xml:space="preserve">і</w:t>
+            </w:r>
+            <w:r>
+              <w:t xml:space="preserve"> </w:t>
+            </w:r>
+            <w:r>
+              <w:rPr>
+                <w:rStyle w:val="VerbatimChar"/>
+              </w:rPr>
+              <w:t xml:space="preserve">/sys</w:t>
+            </w:r>
+          </w:p>
+        </w:tc>
+      </w:tr>
+      <w:tr>
+        <w:tc>
+          <w:tcPr/>
+          <w:p>
+            <w:pPr>
+              <w:pStyle w:val="Compact"/>
+            </w:pPr>
+            <w:r>
+              <w:t xml:space="preserve">5</w:t>
+            </w:r>
+          </w:p>
+        </w:tc>
+        <w:tc>
+          <w:tcPr/>
+          <w:p>
+            <w:pPr>
+              <w:pStyle w:val="Compact"/>
+            </w:pPr>
+            <w:r>
+              <w:t xml:space="preserve">Кількість ядер процесора</w:t>
+            </w:r>
+          </w:p>
+        </w:tc>
+        <w:tc>
+          <w:tcPr/>
+          <w:p>
+            <w:pPr>
+              <w:pStyle w:val="Compact"/>
+            </w:pPr>
+            <w:r>
+              <w:rPr>
+                <w:rStyle w:val="VerbatimChar"/>
+              </w:rPr>
+              <w:t xml:space="preserve">/etc</w:t>
+            </w:r>
+            <w:r>
+              <w:t xml:space="preserve">,</w:t>
+            </w:r>
+            <w:r>
+              <w:t xml:space="preserve"> </w:t>
+            </w:r>
+            <w:r>
+              <w:rPr>
+                <w:rStyle w:val="VerbatimChar"/>
+              </w:rPr>
+              <w:t xml:space="preserve">/sbin</w:t>
+            </w:r>
+            <w:r>
+              <w:t xml:space="preserve">,</w:t>
+            </w:r>
+            <w:r>
+              <w:t xml:space="preserve"> </w:t>
+            </w:r>
+            <w:r>
+              <w:rPr>
+                <w:rStyle w:val="VerbatimChar"/>
+              </w:rPr>
+              <w:t xml:space="preserve">/lib</w:t>
+            </w:r>
+          </w:p>
+        </w:tc>
+        <w:tc>
+          <w:tcPr/>
+          <w:p>
+            <w:pPr>
+              <w:pStyle w:val="Compact"/>
+            </w:pPr>
+            <w:r>
+              <w:rPr>
+                <w:rStyle w:val="VerbatimChar"/>
+              </w:rPr>
+              <w:t xml:space="preserve">ls</w:t>
+            </w:r>
+          </w:p>
+        </w:tc>
+        <w:tc>
+          <w:tcPr/>
+          <w:p>
+            <w:pPr>
+              <w:pStyle w:val="Compact"/>
+            </w:pPr>
+            <w:r>
+              <w:rPr>
+                <w:rStyle w:val="VerbatimChar"/>
+              </w:rPr>
+              <w:t xml:space="preserve">cron</w:t>
+            </w:r>
+          </w:p>
+        </w:tc>
+        <w:tc>
+          <w:tcPr/>
+          <w:p>
+            <w:pPr>
+              <w:pStyle w:val="Compact"/>
+            </w:pPr>
+            <w:r>
+              <w:t xml:space="preserve">Зіставити кількість ядер із виводом</w:t>
+            </w:r>
+            <w:r>
+              <w:t xml:space="preserve"> </w:t>
+            </w:r>
+            <w:r>
+              <w:rPr>
+                <w:rStyle w:val="VerbatimChar"/>
+              </w:rPr>
+              <w:t xml:space="preserve">nproc</w:t>
+            </w:r>
+          </w:p>
+        </w:tc>
+      </w:tr>
+      <w:tr>
+        <w:tc>
+          <w:tcPr/>
+          <w:p>
+            <w:pPr>
+              <w:pStyle w:val="Compact"/>
+            </w:pPr>
+            <w:r>
+              <w:t xml:space="preserve">6</w:t>
+            </w:r>
+          </w:p>
+        </w:tc>
+        <w:tc>
+          <w:tcPr/>
+          <w:p>
+            <w:pPr>
+              <w:pStyle w:val="Compact"/>
+            </w:pPr>
+            <w:r>
+              <w:t xml:space="preserve">Розмір розділу з</w:t>
+            </w:r>
+            <w:r>
+              <w:t xml:space="preserve"> </w:t>
+            </w:r>
+            <w:r>
+              <w:rPr>
+                <w:rStyle w:val="VerbatimChar"/>
+              </w:rPr>
+              <w:t xml:space="preserve">/home</w:t>
+            </w:r>
+          </w:p>
+        </w:tc>
+        <w:tc>
+          <w:tcPr/>
+          <w:p>
+            <w:pPr>
+              <w:pStyle w:val="Compact"/>
+            </w:pPr>
+            <w:r>
+              <w:rPr>
+                <w:rStyle w:val="VerbatimChar"/>
+              </w:rPr>
+              <w:t xml:space="preserve">/home</w:t>
+            </w:r>
+            <w:r>
+              <w:t xml:space="preserve">,</w:t>
+            </w:r>
+            <w:r>
+              <w:t xml:space="preserve"> </w:t>
+            </w:r>
+            <w:r>
+              <w:rPr>
+                <w:rStyle w:val="VerbatimChar"/>
+              </w:rPr>
+              <w:t xml:space="preserve">/root</w:t>
+            </w:r>
+            <w:r>
+              <w:t xml:space="preserve">,</w:t>
+            </w:r>
+            <w:r>
+              <w:t xml:space="preserve"> </w:t>
+            </w:r>
+            <w:r>
+              <w:rPr>
+                <w:rStyle w:val="VerbatimChar"/>
+              </w:rPr>
+              <w:t xml:space="preserve">/media</w:t>
+            </w:r>
+          </w:p>
+        </w:tc>
+        <w:tc>
+          <w:tcPr/>
+          <w:p>
+            <w:pPr>
+              <w:pStyle w:val="Compact"/>
+            </w:pPr>
+            <w:r>
+              <w:rPr>
+                <w:rStyle w:val="VerbatimChar"/>
+              </w:rPr>
+              <w:t xml:space="preserve">du</w:t>
+            </w:r>
+          </w:p>
+        </w:tc>
+        <w:tc>
+          <w:tcPr/>
+          <w:p>
+            <w:pPr>
+              <w:pStyle w:val="Compact"/>
+            </w:pPr>
+            <w:r>
+              <w:rPr>
+                <w:rStyle w:val="VerbatimChar"/>
+              </w:rPr>
+              <w:t xml:space="preserve">ssh</w:t>
+            </w:r>
+          </w:p>
+        </w:tc>
+        <w:tc>
+          <w:tcPr/>
+          <w:p>
+            <w:pPr>
+              <w:pStyle w:val="Compact"/>
+            </w:pPr>
+            <w:r>
+              <w:t xml:space="preserve">Пояснити, чому</w:t>
+            </w:r>
+            <w:r>
+              <w:t xml:space="preserve"> </w:t>
+            </w:r>
+            <w:r>
+              <w:rPr>
+                <w:rStyle w:val="VerbatimChar"/>
+              </w:rPr>
+              <w:t xml:space="preserve">/root</w:t>
+            </w:r>
+            <w:r>
+              <w:t xml:space="preserve"> </w:t>
+            </w:r>
+            <w:r>
+              <w:t xml:space="preserve">не всередині</w:t>
+            </w:r>
+            <w:r>
+              <w:t xml:space="preserve"> </w:t>
+            </w:r>
+            <w:r>
+              <w:rPr>
+                <w:rStyle w:val="VerbatimChar"/>
+              </w:rPr>
+              <w:t xml:space="preserve">/home</w:t>
+            </w:r>
+          </w:p>
+        </w:tc>
+      </w:tr>
+      <w:tr>
+        <w:tc>
+          <w:tcPr/>
+          <w:p>
+            <w:pPr>
+              <w:pStyle w:val="Compact"/>
+            </w:pPr>
+            <w:r>
+              <w:t xml:space="preserve">7</w:t>
+            </w:r>
+          </w:p>
+        </w:tc>
+        <w:tc>
+          <w:tcPr/>
+          <w:p>
+            <w:pPr>
+              <w:pStyle w:val="Compact"/>
+            </w:pPr>
+            <w:r>
+              <w:t xml:space="preserve">Час останнього завантаження</w:t>
+            </w:r>
+          </w:p>
+        </w:tc>
+        <w:tc>
+          <w:tcPr/>
+          <w:p>
+            <w:pPr>
+              <w:pStyle w:val="Compact"/>
+            </w:pPr>
+            <w:r>
+              <w:rPr>
+                <w:rStyle w:val="VerbatimChar"/>
+              </w:rPr>
+              <w:t xml:space="preserve">/var</w:t>
+            </w:r>
+            <w:r>
+              <w:t xml:space="preserve">,</w:t>
+            </w:r>
+            <w:r>
+              <w:t xml:space="preserve"> </w:t>
+            </w:r>
+            <w:r>
+              <w:rPr>
+                <w:rStyle w:val="VerbatimChar"/>
+              </w:rPr>
+              <w:t xml:space="preserve">/tmp</w:t>
+            </w:r>
+            <w:r>
+              <w:t xml:space="preserve">,</w:t>
+            </w:r>
+            <w:r>
+              <w:t xml:space="preserve"> </w:t>
+            </w:r>
+            <w:r>
+              <w:rPr>
+                <w:rStyle w:val="VerbatimChar"/>
+              </w:rPr>
+              <w:t xml:space="preserve">/proc</w:t>
+            </w:r>
+          </w:p>
+        </w:tc>
+        <w:tc>
+          <w:tcPr/>
+          <w:p>
+            <w:pPr>
+              <w:pStyle w:val="Compact"/>
+            </w:pPr>
+            <w:r>
+              <w:rPr>
+                <w:rStyle w:val="VerbatimChar"/>
+              </w:rPr>
+              <w:t xml:space="preserve">ps</w:t>
+            </w:r>
+          </w:p>
+        </w:tc>
+        <w:tc>
+          <w:tcPr/>
+          <w:p>
+            <w:pPr>
+              <w:pStyle w:val="Compact"/>
+            </w:pPr>
+            <w:r>
+              <w:rPr>
+                <w:rStyle w:val="VerbatimChar"/>
+              </w:rPr>
+              <w:t xml:space="preserve">systemd-timesyncd</w:t>
+            </w:r>
+          </w:p>
+        </w:tc>
+        <w:tc>
+          <w:tcPr/>
+          <w:p>
+            <w:pPr>
+              <w:pStyle w:val="Compact"/>
+            </w:pPr>
+            <w:r>
+              <w:t xml:space="preserve">Порівняти</w:t>
+            </w:r>
+            <w:r>
+              <w:t xml:space="preserve"> </w:t>
+            </w:r>
+            <w:r>
+              <w:rPr>
+                <w:rStyle w:val="VerbatimChar"/>
+              </w:rPr>
+              <w:t xml:space="preserve">uptime</w:t>
+            </w:r>
+            <w:r>
+              <w:t xml:space="preserve"> </w:t>
+            </w:r>
+            <w:r>
+              <w:t xml:space="preserve">і</w:t>
+            </w:r>
+            <w:r>
+              <w:t xml:space="preserve"> </w:t>
+            </w:r>
+            <w:r>
+              <w:rPr>
+                <w:rStyle w:val="VerbatimChar"/>
+              </w:rPr>
+              <w:t xml:space="preserve">who -b</w:t>
+            </w:r>
+          </w:p>
+        </w:tc>
+      </w:tr>
+      <w:tr>
+        <w:tc>
+          <w:tcPr/>
+          <w:p>
+            <w:pPr>
+              <w:pStyle w:val="Compact"/>
+            </w:pPr>
+            <w:r>
+              <w:t xml:space="preserve">8</w:t>
+            </w:r>
+          </w:p>
+        </w:tc>
+        <w:tc>
+          <w:tcPr/>
+          <w:p>
+            <w:pPr>
+              <w:pStyle w:val="Compact"/>
+            </w:pPr>
+            <w:r>
+              <w:t xml:space="preserve">Кодове ім’я дистрибутива</w:t>
+            </w:r>
+          </w:p>
+        </w:tc>
+        <w:tc>
+          <w:tcPr/>
+          <w:p>
+            <w:pPr>
+              <w:pStyle w:val="Compact"/>
+            </w:pPr>
+            <w:r>
+              <w:rPr>
+                <w:rStyle w:val="VerbatimChar"/>
+              </w:rPr>
+              <w:t xml:space="preserve">/etc</w:t>
+            </w:r>
+            <w:r>
+              <w:t xml:space="preserve">,</w:t>
+            </w:r>
+            <w:r>
+              <w:t xml:space="preserve"> </w:t>
+            </w:r>
+            <w:r>
+              <w:rPr>
+                <w:rStyle w:val="VerbatimChar"/>
+              </w:rPr>
+              <w:t xml:space="preserve">/usr</w:t>
+            </w:r>
+            <w:r>
+              <w:t xml:space="preserve">,</w:t>
+            </w:r>
+            <w:r>
+              <w:t xml:space="preserve"> </w:t>
+            </w:r>
+            <w:r>
+              <w:rPr>
+                <w:rStyle w:val="VerbatimChar"/>
+              </w:rPr>
+              <w:t xml:space="preserve">/opt</w:t>
+            </w:r>
+          </w:p>
+        </w:tc>
+        <w:tc>
+          <w:tcPr/>
+          <w:p>
+            <w:pPr>
+              <w:pStyle w:val="Compact"/>
+            </w:pPr>
+            <w:r>
+              <w:rPr>
+                <w:rStyle w:val="VerbatimChar"/>
+              </w:rPr>
+              <w:t xml:space="preserve">cat</w:t>
+            </w:r>
+          </w:p>
+        </w:tc>
+        <w:tc>
+          <w:tcPr/>
+          <w:p>
+            <w:pPr>
+              <w:pStyle w:val="Compact"/>
+            </w:pPr>
+            <w:r>
+              <w:rPr>
+                <w:rStyle w:val="VerbatimChar"/>
+              </w:rPr>
+              <w:t xml:space="preserve">dbus</w:t>
+            </w:r>
+          </w:p>
+        </w:tc>
+        <w:tc>
+          <w:tcPr/>
+          <w:p>
+            <w:pPr>
+              <w:pStyle w:val="Compact"/>
+            </w:pPr>
+            <w:r>
+              <w:t xml:space="preserve">Знайти файл із переліком репозиторіїв пакетів</w:t>
+            </w:r>
+          </w:p>
+        </w:tc>
+      </w:tr>
+      <w:tr>
+        <w:tc>
+          <w:tcPr/>
+          <w:p>
+            <w:pPr>
+              <w:pStyle w:val="Compact"/>
+            </w:pPr>
+            <w:r>
+              <w:t xml:space="preserve">9</w:t>
+            </w:r>
+          </w:p>
+        </w:tc>
+        <w:tc>
+          <w:tcPr/>
+          <w:p>
+            <w:pPr>
+              <w:pStyle w:val="Compact"/>
+            </w:pPr>
+            <w:r>
+              <w:t xml:space="preserve">Тип віртуалізації</w:t>
+            </w:r>
+          </w:p>
+        </w:tc>
+        <w:tc>
+          <w:tcPr/>
+          <w:p>
+            <w:pPr>
+              <w:pStyle w:val="Compact"/>
+            </w:pPr>
+            <w:r>
+              <w:rPr>
+                <w:rStyle w:val="VerbatimChar"/>
+              </w:rPr>
+              <w:t xml:space="preserve">/sys</w:t>
+            </w:r>
+            <w:r>
+              <w:t xml:space="preserve">,</w:t>
+            </w:r>
+            <w:r>
+              <w:t xml:space="preserve"> </w:t>
+            </w:r>
+            <w:r>
+              <w:rPr>
+                <w:rStyle w:val="VerbatimChar"/>
+              </w:rPr>
+              <w:t xml:space="preserve">/dev</w:t>
+            </w:r>
+            <w:r>
+              <w:t xml:space="preserve">,</w:t>
+            </w:r>
+            <w:r>
+              <w:t xml:space="preserve"> </w:t>
+            </w:r>
+            <w:r>
+              <w:rPr>
+                <w:rStyle w:val="VerbatimChar"/>
+              </w:rPr>
+              <w:t xml:space="preserve">/boot</w:t>
+            </w:r>
+          </w:p>
+        </w:tc>
+        <w:tc>
+          <w:tcPr/>
+          <w:p>
+            <w:pPr>
+              <w:pStyle w:val="Compact"/>
+            </w:pPr>
+            <w:r>
+              <w:rPr>
+                <w:rStyle w:val="VerbatimChar"/>
+              </w:rPr>
+              <w:t xml:space="preserve">uname</w:t>
+            </w:r>
+          </w:p>
+        </w:tc>
+        <w:tc>
+          <w:tcPr/>
+          <w:p>
+            <w:pPr>
+              <w:pStyle w:val="Compact"/>
+            </w:pPr>
+            <w:r>
+              <w:rPr>
+                <w:rStyle w:val="VerbatimChar"/>
+              </w:rPr>
+              <w:t xml:space="preserve">cron</w:t>
+            </w:r>
+          </w:p>
+        </w:tc>
+        <w:tc>
+          <w:tcPr/>
+          <w:p>
+            <w:pPr>
+              <w:pStyle w:val="Compact"/>
+            </w:pPr>
+            <w:r>
+              <w:t xml:space="preserve">Пояснити, як система визначає, що працює у ВМ</w:t>
+            </w:r>
+          </w:p>
+        </w:tc>
+      </w:tr>
+      <w:tr>
+        <w:tc>
+          <w:tcPr/>
+          <w:p>
+            <w:pPr>
+              <w:pStyle w:val="Compact"/>
+            </w:pPr>
+            <w:r>
+              <w:t xml:space="preserve">10</w:t>
+            </w:r>
+          </w:p>
+        </w:tc>
+        <w:tc>
+          <w:tcPr/>
+          <w:p>
+            <w:pPr>
+              <w:pStyle w:val="Compact"/>
+            </w:pPr>
+            <w:r>
+              <w:t xml:space="preserve">Обсяг swap-простору</w:t>
+            </w:r>
+          </w:p>
+        </w:tc>
+        <w:tc>
+          <w:tcPr/>
+          <w:p>
+            <w:pPr>
+              <w:pStyle w:val="Compact"/>
+            </w:pPr>
+            <w:r>
+              <w:rPr>
+                <w:rStyle w:val="VerbatimChar"/>
+              </w:rPr>
+              <w:t xml:space="preserve">/var</w:t>
+            </w:r>
+            <w:r>
+              <w:t xml:space="preserve">,</w:t>
+            </w:r>
+            <w:r>
+              <w:t xml:space="preserve"> </w:t>
+            </w:r>
+            <w:r>
+              <w:rPr>
+                <w:rStyle w:val="VerbatimChar"/>
+              </w:rPr>
+              <w:t xml:space="preserve">/mnt</w:t>
+            </w:r>
+            <w:r>
+              <w:t xml:space="preserve">,</w:t>
+            </w:r>
+            <w:r>
+              <w:t xml:space="preserve"> </w:t>
+            </w:r>
+            <w:r>
+              <w:rPr>
+                <w:rStyle w:val="VerbatimChar"/>
+              </w:rPr>
+              <w:t xml:space="preserve">/srv</w:t>
+            </w:r>
+          </w:p>
+        </w:tc>
+        <w:tc>
+          <w:tcPr/>
+          <w:p>
+            <w:pPr>
+              <w:pStyle w:val="Compact"/>
+            </w:pPr>
+            <w:r>
+              <w:rPr>
+                <w:rStyle w:val="VerbatimChar"/>
+              </w:rPr>
+              <w:t xml:space="preserve">free</w:t>
+            </w:r>
+          </w:p>
+        </w:tc>
+        <w:tc>
+          <w:tcPr/>
+          <w:p>
+            <w:pPr>
+              <w:pStyle w:val="Compact"/>
+            </w:pPr>
+            <w:r>
+              <w:rPr>
+                <w:rStyle w:val="VerbatimChar"/>
+              </w:rPr>
+              <w:t xml:space="preserve">ssh</w:t>
+            </w:r>
+          </w:p>
+        </w:tc>
+        <w:tc>
+          <w:tcPr/>
+          <w:p>
+            <w:pPr>
+              <w:pStyle w:val="Compact"/>
+            </w:pPr>
+            <w:r>
+              <w:t xml:space="preserve">Пояснити призначення swap і як його переглянути</w:t>
+            </w:r>
+          </w:p>
+        </w:tc>
+      </w:tr>
+      <w:tr>
+        <w:tc>
+          <w:tcPr/>
+          <w:p>
+            <w:pPr>
+              <w:pStyle w:val="Compact"/>
+            </w:pPr>
+            <w:r>
+              <w:t xml:space="preserve">11</w:t>
+            </w:r>
+          </w:p>
+        </w:tc>
+        <w:tc>
+          <w:tcPr/>
+          <w:p>
+            <w:pPr>
+              <w:pStyle w:val="Compact"/>
+            </w:pPr>
+            <w:r>
+              <w:t xml:space="preserve">Ім’я поточної оболонки</w:t>
+            </w:r>
+          </w:p>
+        </w:tc>
+        <w:tc>
+          <w:tcPr/>
+          <w:p>
+            <w:pPr>
+              <w:pStyle w:val="Compact"/>
+            </w:pPr>
+            <w:r>
+              <w:rPr>
+                <w:rStyle w:val="VerbatimChar"/>
+              </w:rPr>
+              <w:t xml:space="preserve">/bin</w:t>
+            </w:r>
+            <w:r>
+              <w:t xml:space="preserve">,</w:t>
+            </w:r>
+            <w:r>
+              <w:t xml:space="preserve"> </w:t>
+            </w:r>
+            <w:r>
+              <w:rPr>
+                <w:rStyle w:val="VerbatimChar"/>
+              </w:rPr>
+              <w:t xml:space="preserve">/etc</w:t>
+            </w:r>
+            <w:r>
+              <w:t xml:space="preserve">,</w:t>
+            </w:r>
+            <w:r>
+              <w:t xml:space="preserve"> </w:t>
+            </w:r>
+            <w:r>
+              <w:rPr>
+                <w:rStyle w:val="VerbatimChar"/>
+              </w:rPr>
+              <w:t xml:space="preserve">/home</w:t>
+            </w:r>
+          </w:p>
+        </w:tc>
+        <w:tc>
+          <w:tcPr/>
+          <w:p>
+            <w:pPr>
+              <w:pStyle w:val="Compact"/>
+            </w:pPr>
+            <w:r>
+              <w:rPr>
+                <w:rStyle w:val="VerbatimChar"/>
+              </w:rPr>
+              <w:t xml:space="preserve">echo</w:t>
+            </w:r>
+          </w:p>
+        </w:tc>
+        <w:tc>
+          <w:tcPr/>
+          <w:p>
+            <w:pPr>
+              <w:pStyle w:val="Compact"/>
+            </w:pPr>
+            <w:r>
+              <w:rPr>
+                <w:rStyle w:val="VerbatimChar"/>
+              </w:rPr>
+              <w:t xml:space="preserve">dbus</w:t>
+            </w:r>
+          </w:p>
+        </w:tc>
+        <w:tc>
+          <w:tcPr/>
+          <w:p>
+            <w:pPr>
+              <w:pStyle w:val="Compact"/>
+            </w:pPr>
+            <w:r>
+              <w:t xml:space="preserve">Вивести перелік доступних оболонок системи</w:t>
+            </w:r>
+          </w:p>
+        </w:tc>
+      </w:tr>
+      <w:tr>
+        <w:tc>
+          <w:tcPr/>
+          <w:p>
+            <w:pPr>
+              <w:pStyle w:val="Compact"/>
+            </w:pPr>
+            <w:r>
+              <w:t xml:space="preserve">12</w:t>
+            </w:r>
+          </w:p>
+        </w:tc>
+        <w:tc>
+          <w:tcPr/>
+          <w:p>
+            <w:pPr>
+              <w:pStyle w:val="Compact"/>
+            </w:pPr>
+            <w:r>
+              <w:t xml:space="preserve">Часовий пояс системи</w:t>
+            </w:r>
+          </w:p>
+        </w:tc>
+        <w:tc>
+          <w:tcPr/>
+          <w:p>
+            <w:pPr>
+              <w:pStyle w:val="Compact"/>
+            </w:pPr>
+            <w:r>
+              <w:rPr>
+                <w:rStyle w:val="VerbatimChar"/>
+              </w:rPr>
+              <w:t xml:space="preserve">/etc</w:t>
+            </w:r>
+            <w:r>
+              <w:t xml:space="preserve">,</w:t>
+            </w:r>
+            <w:r>
+              <w:t xml:space="preserve"> </w:t>
+            </w:r>
+            <w:r>
+              <w:rPr>
+                <w:rStyle w:val="VerbatimChar"/>
+              </w:rPr>
+              <w:t xml:space="preserve">/usr</w:t>
+            </w:r>
+            <w:r>
+              <w:t xml:space="preserve">,</w:t>
+            </w:r>
+            <w:r>
+              <w:t xml:space="preserve"> </w:t>
+            </w:r>
+            <w:r>
+              <w:rPr>
+                <w:rStyle w:val="VerbatimChar"/>
+              </w:rPr>
+              <w:t xml:space="preserve">/var</w:t>
+            </w:r>
+          </w:p>
+        </w:tc>
+        <w:tc>
+          <w:tcPr/>
+          <w:p>
+            <w:pPr>
+              <w:pStyle w:val="Compact"/>
+            </w:pPr>
+            <w:r>
+              <w:rPr>
+                <w:rStyle w:val="VerbatimChar"/>
+              </w:rPr>
+              <w:t xml:space="preserve">date</w:t>
+            </w:r>
+          </w:p>
+        </w:tc>
+        <w:tc>
+          <w:tcPr/>
+          <w:p>
+            <w:pPr>
+              <w:pStyle w:val="Compact"/>
+            </w:pPr>
+            <w:r>
+              <w:rPr>
+                <w:rStyle w:val="VerbatimChar"/>
+              </w:rPr>
+              <w:t xml:space="preserve">systemd-timesyncd</w:t>
+            </w:r>
+          </w:p>
+        </w:tc>
+        <w:tc>
+          <w:tcPr/>
+          <w:p>
+            <w:pPr>
+              <w:pStyle w:val="Compact"/>
+            </w:pPr>
+            <w:r>
+              <w:t xml:space="preserve">Пояснити, де зберігається налаштування часового поясу</w:t>
+            </w:r>
+          </w:p>
+        </w:tc>
+      </w:tr>
+      <w:tr>
+        <w:tc>
+          <w:tcPr/>
+          <w:p>
+            <w:pPr>
+              <w:pStyle w:val="Compact"/>
+            </w:pPr>
+            <w:r>
+              <w:t xml:space="preserve">13</w:t>
+            </w:r>
+          </w:p>
+        </w:tc>
+        <w:tc>
+          <w:tcPr/>
+          <w:p>
+            <w:pPr>
+              <w:pStyle w:val="Compact"/>
+            </w:pPr>
+            <w:r>
+              <w:t xml:space="preserve">Кількість процесів у системі</w:t>
+            </w:r>
+          </w:p>
+        </w:tc>
+        <w:tc>
+          <w:tcPr/>
+          <w:p>
+            <w:pPr>
+              <w:pStyle w:val="Compact"/>
+            </w:pPr>
+            <w:r>
+              <w:rPr>
+                <w:rStyle w:val="VerbatimChar"/>
+              </w:rPr>
+              <w:t xml:space="preserve">/proc</w:t>
+            </w:r>
+            <w:r>
+              <w:t xml:space="preserve">,</w:t>
+            </w:r>
+            <w:r>
+              <w:t xml:space="preserve"> </w:t>
+            </w:r>
+            <w:r>
+              <w:rPr>
+                <w:rStyle w:val="VerbatimChar"/>
+              </w:rPr>
+              <w:t xml:space="preserve">/sys</w:t>
+            </w:r>
+            <w:r>
+              <w:t xml:space="preserve">,</w:t>
+            </w:r>
+            <w:r>
+              <w:t xml:space="preserve"> </w:t>
+            </w:r>
+            <w:r>
+              <w:rPr>
+                <w:rStyle w:val="VerbatimChar"/>
+              </w:rPr>
+              <w:t xml:space="preserve">/run</w:t>
+            </w:r>
+          </w:p>
+        </w:tc>
+        <w:tc>
+          <w:tcPr/>
+          <w:p>
+            <w:pPr>
+              <w:pStyle w:val="Compact"/>
+            </w:pPr>
+            <w:r>
+              <w:rPr>
+                <w:rStyle w:val="VerbatimChar"/>
+              </w:rPr>
+              <w:t xml:space="preserve">top</w:t>
+            </w:r>
+          </w:p>
+        </w:tc>
+        <w:tc>
+          <w:tcPr/>
+          <w:p>
+            <w:pPr>
+              <w:pStyle w:val="Compact"/>
+            </w:pPr>
+            <w:r>
+              <w:rPr>
+                <w:rStyle w:val="VerbatimChar"/>
+              </w:rPr>
+              <w:t xml:space="preserve">cron</w:t>
+            </w:r>
+          </w:p>
+        </w:tc>
+        <w:tc>
+          <w:tcPr/>
+          <w:p>
+            <w:pPr>
+              <w:pStyle w:val="Compact"/>
+            </w:pPr>
+            <w:r>
+              <w:t xml:space="preserve">Порівняти кількість процесів із виводом</w:t>
+            </w:r>
+            <w:r>
+              <w:t xml:space="preserve"> </w:t>
+            </w:r>
+            <w:r>
+              <w:rPr>
+                <w:rStyle w:val="VerbatimChar"/>
+              </w:rPr>
+              <w:t xml:space="preserve">/proc/loadavg</w:t>
+            </w:r>
+          </w:p>
+        </w:tc>
+      </w:tr>
+      <w:tr>
+        <w:tc>
+          <w:tcPr/>
+          <w:p>
+            <w:pPr>
+              <w:pStyle w:val="Compact"/>
+            </w:pPr>
+            <w:r>
+              <w:t xml:space="preserve">14</w:t>
+            </w:r>
+          </w:p>
+        </w:tc>
+        <w:tc>
+          <w:tcPr/>
+          <w:p>
+            <w:pPr>
+              <w:pStyle w:val="Compact"/>
+            </w:pPr>
+            <w:r>
+              <w:t xml:space="preserve">Файлова система кореневого розділу</w:t>
+            </w:r>
+          </w:p>
+        </w:tc>
+        <w:tc>
+          <w:tcPr/>
+          <w:p>
+            <w:pPr>
+              <w:pStyle w:val="Compact"/>
+            </w:pPr>
+            <w:r>
+              <w:rPr>
+                <w:rStyle w:val="VerbatimChar"/>
+              </w:rPr>
+              <w:t xml:space="preserve">/</w:t>
+            </w:r>
+            <w:r>
+              <w:t xml:space="preserve">,</w:t>
+            </w:r>
+            <w:r>
+              <w:t xml:space="preserve"> </w:t>
+            </w:r>
+            <w:r>
+              <w:rPr>
+                <w:rStyle w:val="VerbatimChar"/>
+              </w:rPr>
+              <w:t xml:space="preserve">/boot</w:t>
+            </w:r>
+            <w:r>
+              <w:t xml:space="preserve">,</w:t>
+            </w:r>
+            <w:r>
+              <w:t xml:space="preserve"> </w:t>
+            </w:r>
+            <w:r>
+              <w:rPr>
+                <w:rStyle w:val="VerbatimChar"/>
+              </w:rPr>
+              <w:t xml:space="preserve">/mnt</w:t>
+            </w:r>
+          </w:p>
+        </w:tc>
+        <w:tc>
+          <w:tcPr/>
+          <w:p>
+            <w:pPr>
+              <w:pStyle w:val="Compact"/>
+            </w:pPr>
+            <w:r>
+              <w:rPr>
+                <w:rStyle w:val="VerbatimChar"/>
+              </w:rPr>
+              <w:t xml:space="preserve">df</w:t>
+            </w:r>
+          </w:p>
+        </w:tc>
+        <w:tc>
+          <w:tcPr/>
+          <w:p>
+            <w:pPr>
+              <w:pStyle w:val="Compact"/>
+            </w:pPr>
+            <w:r>
+              <w:rPr>
+                <w:rStyle w:val="VerbatimChar"/>
+              </w:rPr>
+              <w:t xml:space="preserve">ssh</w:t>
+            </w:r>
+          </w:p>
+        </w:tc>
+        <w:tc>
+          <w:tcPr/>
+          <w:p>
+            <w:pPr>
+              <w:pStyle w:val="Compact"/>
+            </w:pPr>
+            <w:r>
+              <w:t xml:space="preserve">Пояснити призначення окремого розділу</w:t>
+            </w:r>
+            <w:r>
+              <w:t xml:space="preserve"> </w:t>
+            </w:r>
+            <w:r>
+              <w:rPr>
+                <w:rStyle w:val="VerbatimChar"/>
+              </w:rPr>
+              <w:t xml:space="preserve">/boot</w:t>
+            </w:r>
+          </w:p>
+        </w:tc>
+      </w:tr>
+      <w:tr>
+        <w:tc>
+          <w:tcPr/>
+          <w:p>
+            <w:pPr>
+              <w:pStyle w:val="Compact"/>
+            </w:pPr>
+            <w:r>
+              <w:t xml:space="preserve">15</w:t>
+            </w:r>
+          </w:p>
+        </w:tc>
+        <w:tc>
+          <w:tcPr/>
+          <w:p>
+            <w:pPr>
+              <w:pStyle w:val="Compact"/>
+            </w:pPr>
+            <w:r>
+              <w:t xml:space="preserve">Поточний рівень журналювання ядра</w:t>
+            </w:r>
+          </w:p>
+        </w:tc>
+        <w:tc>
+          <w:tcPr/>
+          <w:p>
+            <w:pPr>
+              <w:pStyle w:val="Compact"/>
+            </w:pPr>
+            <w:r>
+              <w:rPr>
+                <w:rStyle w:val="VerbatimChar"/>
+              </w:rPr>
+              <w:t xml:space="preserve">/proc</w:t>
+            </w:r>
+            <w:r>
+              <w:t xml:space="preserve">,</w:t>
+            </w:r>
+            <w:r>
+              <w:t xml:space="preserve"> </w:t>
+            </w:r>
+            <w:r>
+              <w:rPr>
+                <w:rStyle w:val="VerbatimChar"/>
+              </w:rPr>
+              <w:t xml:space="preserve">/var</w:t>
+            </w:r>
+            <w:r>
+              <w:t xml:space="preserve">,</w:t>
+            </w:r>
+            <w:r>
+              <w:t xml:space="preserve"> </w:t>
+            </w:r>
+            <w:r>
+              <w:rPr>
+                <w:rStyle w:val="VerbatimChar"/>
+              </w:rPr>
+              <w:t xml:space="preserve">/etc</w:t>
+            </w:r>
+          </w:p>
+        </w:tc>
+        <w:tc>
+          <w:tcPr/>
+          <w:p>
+            <w:pPr>
+              <w:pStyle w:val="Compact"/>
+            </w:pPr>
+            <w:r>
+              <w:rPr>
+                <w:rStyle w:val="VerbatimChar"/>
+              </w:rPr>
+              <w:t xml:space="preserve">dmesg</w:t>
+            </w:r>
+          </w:p>
+        </w:tc>
+        <w:tc>
+          <w:tcPr/>
+          <w:p>
+            <w:pPr>
+              <w:pStyle w:val="Compact"/>
+            </w:pPr>
+            <w:r>
+              <w:rPr>
+                <w:rStyle w:val="VerbatimChar"/>
+              </w:rPr>
+              <w:t xml:space="preserve">systemd-journald</w:t>
+            </w:r>
+          </w:p>
+        </w:tc>
+        <w:tc>
+          <w:tcPr/>
+          <w:p>
+            <w:pPr>
+              <w:pStyle w:val="Compact"/>
+            </w:pPr>
+            <w:r>
+              <w:t xml:space="preserve">Знайти в журналі повідомлення про завантаження диска</w:t>
+            </w:r>
+          </w:p>
+        </w:tc>
+      </w:tr>
+      <w:tr>
+        <w:tc>
+          <w:tcPr/>
+          <w:p>
+            <w:pPr>
+              <w:pStyle w:val="Compact"/>
+            </w:pPr>
+            <w:r>
+              <w:t xml:space="preserve">16</w:t>
+            </w:r>
+          </w:p>
+        </w:tc>
+        <w:tc>
+          <w:tcPr/>
+          <w:p>
+            <w:pPr>
+              <w:pStyle w:val="Compact"/>
+            </w:pPr>
+            <w:r>
+              <w:t xml:space="preserve">Версія оболонки bash</w:t>
+            </w:r>
+          </w:p>
+        </w:tc>
+        <w:tc>
+          <w:tcPr/>
+          <w:p>
+            <w:pPr>
+              <w:pStyle w:val="Compact"/>
+            </w:pPr>
+            <w:r>
+              <w:rPr>
+                <w:rStyle w:val="VerbatimChar"/>
+              </w:rPr>
+              <w:t xml:space="preserve">/bin</w:t>
+            </w:r>
+            <w:r>
+              <w:t xml:space="preserve">,</w:t>
+            </w:r>
+            <w:r>
+              <w:t xml:space="preserve"> </w:t>
+            </w:r>
+            <w:r>
+              <w:rPr>
+                <w:rStyle w:val="VerbatimChar"/>
+              </w:rPr>
+              <w:t xml:space="preserve">/usr</w:t>
+            </w:r>
+            <w:r>
+              <w:t xml:space="preserve">,</w:t>
+            </w:r>
+            <w:r>
+              <w:t xml:space="preserve"> </w:t>
+            </w:r>
+            <w:r>
+              <w:rPr>
+                <w:rStyle w:val="VerbatimChar"/>
+              </w:rPr>
+              <w:t xml:space="preserve">/etc</w:t>
+            </w:r>
+          </w:p>
+        </w:tc>
+        <w:tc>
+          <w:tcPr/>
+          <w:p>
+            <w:pPr>
+              <w:pStyle w:val="Compact"/>
+            </w:pPr>
+            <w:r>
+              <w:rPr>
+                <w:rStyle w:val="VerbatimChar"/>
+              </w:rPr>
+              <w:t xml:space="preserve">bash</w:t>
+            </w:r>
+          </w:p>
+        </w:tc>
+        <w:tc>
+          <w:tcPr/>
+          <w:p>
+            <w:pPr>
+              <w:pStyle w:val="Compact"/>
+            </w:pPr>
+            <w:r>
+              <w:rPr>
+                <w:rStyle w:val="VerbatimChar"/>
+              </w:rPr>
+              <w:t xml:space="preserve">cron</w:t>
+            </w:r>
+          </w:p>
+        </w:tc>
+        <w:tc>
+          <w:tcPr/>
+          <w:p>
+            <w:pPr>
+              <w:pStyle w:val="Compact"/>
+            </w:pPr>
+            <w:r>
+              <w:t xml:space="preserve">Пояснити різницю між</w:t>
+            </w:r>
+            <w:r>
+              <w:t xml:space="preserve"> </w:t>
+            </w:r>
+            <w:r>
+              <w:rPr>
+                <w:rStyle w:val="VerbatimChar"/>
+              </w:rPr>
+              <w:t xml:space="preserve">/bin</w:t>
+            </w:r>
+            <w:r>
+              <w:t xml:space="preserve"> </w:t>
+            </w:r>
+            <w:r>
+              <w:t xml:space="preserve">і</w:t>
+            </w:r>
+            <w:r>
+              <w:t xml:space="preserve"> </w:t>
+            </w:r>
+            <w:r>
+              <w:rPr>
+                <w:rStyle w:val="VerbatimChar"/>
+              </w:rPr>
+              <w:t xml:space="preserve">/usr/bin</w:t>
+            </w:r>
+            <w:r>
+              <w:t xml:space="preserve"> </w:t>
+            </w:r>
+            <w:r>
+              <w:t xml:space="preserve">у сучасних Ubuntu</w:t>
+            </w:r>
+          </w:p>
+        </w:tc>
+      </w:tr>
+      <w:tr>
+        <w:tc>
+          <w:tcPr/>
+          <w:p>
+            <w:pPr>
+              <w:pStyle w:val="Compact"/>
+            </w:pPr>
+            <w:r>
+              <w:t xml:space="preserve">17</w:t>
+            </w:r>
+          </w:p>
+        </w:tc>
+        <w:tc>
+          <w:tcPr/>
+          <w:p>
+            <w:pPr>
+              <w:pStyle w:val="Compact"/>
+            </w:pPr>
+            <w:r>
+              <w:t xml:space="preserve">Максимальна кількість відкритих файлів</w:t>
+            </w:r>
+          </w:p>
+        </w:tc>
+        <w:tc>
+          <w:tcPr/>
+          <w:p>
+            <w:pPr>
+              <w:pStyle w:val="Compact"/>
+            </w:pPr>
+            <w:r>
+              <w:rPr>
+                <w:rStyle w:val="VerbatimChar"/>
+              </w:rPr>
+              <w:t xml:space="preserve">/proc</w:t>
+            </w:r>
+            <w:r>
+              <w:t xml:space="preserve">,</w:t>
+            </w:r>
+            <w:r>
+              <w:t xml:space="preserve"> </w:t>
+            </w:r>
+            <w:r>
+              <w:rPr>
+                <w:rStyle w:val="VerbatimChar"/>
+              </w:rPr>
+              <w:t xml:space="preserve">/etc</w:t>
+            </w:r>
+            <w:r>
+              <w:t xml:space="preserve">,</w:t>
+            </w:r>
+            <w:r>
+              <w:t xml:space="preserve"> </w:t>
+            </w:r>
+            <w:r>
+              <w:rPr>
+                <w:rStyle w:val="VerbatimChar"/>
+              </w:rPr>
+              <w:t xml:space="preserve">/run</w:t>
+            </w:r>
+          </w:p>
+        </w:tc>
+        <w:tc>
+          <w:tcPr/>
+          <w:p>
+            <w:pPr>
+              <w:pStyle w:val="Compact"/>
+            </w:pPr>
+            <w:r>
+              <w:rPr>
+                <w:rStyle w:val="VerbatimChar"/>
+              </w:rPr>
+              <w:t xml:space="preserve">ulimit</w:t>
+            </w:r>
+          </w:p>
+        </w:tc>
+        <w:tc>
+          <w:tcPr/>
+          <w:p>
+            <w:pPr>
+              <w:pStyle w:val="Compact"/>
+            </w:pPr>
+            <w:r>
+              <w:rPr>
+                <w:rStyle w:val="VerbatimChar"/>
+              </w:rPr>
+              <w:t xml:space="preserve">ssh</w:t>
+            </w:r>
+          </w:p>
+        </w:tc>
+        <w:tc>
+          <w:tcPr/>
+          <w:p>
+            <w:pPr>
+              <w:pStyle w:val="Compact"/>
+            </w:pPr>
+            <w:r>
+              <w:t xml:space="preserve">Пояснити, навіщо система обмежує кількість дескрипторів</w:t>
+            </w:r>
+          </w:p>
+        </w:tc>
+      </w:tr>
+      <w:tr>
+        <w:tc>
+          <w:tcPr/>
+          <w:p>
+            <w:pPr>
+              <w:pStyle w:val="Compact"/>
+            </w:pPr>
+            <w:r>
+              <w:t xml:space="preserve">18</w:t>
+            </w:r>
+          </w:p>
+        </w:tc>
+        <w:tc>
+          <w:tcPr/>
+          <w:p>
+            <w:pPr>
+              <w:pStyle w:val="Compact"/>
+            </w:pPr>
+            <w:r>
+              <w:t xml:space="preserve">Мережеве ім’я та IP-адреса</w:t>
+            </w:r>
+          </w:p>
+        </w:tc>
+        <w:tc>
+          <w:tcPr/>
+          <w:p>
+            <w:pPr>
+              <w:pStyle w:val="Compact"/>
+            </w:pPr>
+            <w:r>
+              <w:rPr>
+                <w:rStyle w:val="VerbatimChar"/>
+              </w:rPr>
+              <w:t xml:space="preserve">/etc</w:t>
+            </w:r>
+            <w:r>
+              <w:t xml:space="preserve">,</w:t>
+            </w:r>
+            <w:r>
+              <w:t xml:space="preserve"> </w:t>
+            </w:r>
+            <w:r>
+              <w:rPr>
+                <w:rStyle w:val="VerbatimChar"/>
+              </w:rPr>
+              <w:t xml:space="preserve">/sys</w:t>
+            </w:r>
+            <w:r>
+              <w:t xml:space="preserve">,</w:t>
+            </w:r>
+            <w:r>
+              <w:t xml:space="preserve"> </w:t>
+            </w:r>
+            <w:r>
+              <w:rPr>
+                <w:rStyle w:val="VerbatimChar"/>
+              </w:rPr>
+              <w:t xml:space="preserve">/var</w:t>
+            </w:r>
+          </w:p>
+        </w:tc>
+        <w:tc>
+          <w:tcPr/>
+          <w:p>
+            <w:pPr>
+              <w:pStyle w:val="Compact"/>
+            </w:pPr>
+            <w:r>
+              <w:rPr>
+                <w:rStyle w:val="VerbatimChar"/>
+              </w:rPr>
+              <w:t xml:space="preserve">ip</w:t>
+            </w:r>
+          </w:p>
+        </w:tc>
+        <w:tc>
+          <w:tcPr/>
+          <w:p>
+            <w:pPr>
+              <w:pStyle w:val="Compact"/>
+            </w:pPr>
+            <w:r>
+              <w:rPr>
+                <w:rStyle w:val="VerbatimChar"/>
+              </w:rPr>
+              <w:t xml:space="preserve">dbus</w:t>
+            </w:r>
+          </w:p>
+        </w:tc>
+        <w:tc>
+          <w:tcPr/>
+          <w:p>
+            <w:pPr>
+              <w:pStyle w:val="Compact"/>
+            </w:pPr>
+            <w:r>
+              <w:t xml:space="preserve">Знайти файл конфігурації мережі свого дистрибутива</w:t>
+            </w:r>
+          </w:p>
+        </w:tc>
+      </w:tr>
+      <w:tr>
+        <w:tc>
+          <w:tcPr/>
+          <w:p>
+            <w:pPr>
+              <w:pStyle w:val="Compact"/>
+            </w:pPr>
+            <w:r>
+              <w:t xml:space="preserve">19</w:t>
+            </w:r>
+          </w:p>
+        </w:tc>
+        <w:tc>
+          <w:tcPr/>
+          <w:p>
+            <w:pPr>
+              <w:pStyle w:val="Compact"/>
+            </w:pPr>
+            <w:r>
+              <w:t xml:space="preserve">Кількість зареєстрованих користувачів</w:t>
+            </w:r>
+          </w:p>
+        </w:tc>
+        <w:tc>
+          <w:tcPr/>
+          <w:p>
+            <w:pPr>
+              <w:pStyle w:val="Compact"/>
+            </w:pPr>
+            <w:r>
+              <w:rPr>
+                <w:rStyle w:val="VerbatimChar"/>
+              </w:rPr>
+              <w:t xml:space="preserve">/home</w:t>
+            </w:r>
+            <w:r>
+              <w:t xml:space="preserve">,</w:t>
+            </w:r>
+            <w:r>
+              <w:t xml:space="preserve"> </w:t>
+            </w:r>
+            <w:r>
+              <w:rPr>
+                <w:rStyle w:val="VerbatimChar"/>
+              </w:rPr>
+              <w:t xml:space="preserve">/etc</w:t>
+            </w:r>
+            <w:r>
+              <w:t xml:space="preserve">,</w:t>
+            </w:r>
+            <w:r>
+              <w:t xml:space="preserve"> </w:t>
+            </w:r>
+            <w:r>
+              <w:rPr>
+                <w:rStyle w:val="VerbatimChar"/>
+              </w:rPr>
+              <w:t xml:space="preserve">/var</w:t>
+            </w:r>
+          </w:p>
+        </w:tc>
+        <w:tc>
+          <w:tcPr/>
+          <w:p>
+            <w:pPr>
+              <w:pStyle w:val="Compact"/>
+            </w:pPr>
+            <w:r>
+              <w:rPr>
+                <w:rStyle w:val="VerbatimChar"/>
+              </w:rPr>
+              <w:t xml:space="preserve">who</w:t>
+            </w:r>
+          </w:p>
+        </w:tc>
+        <w:tc>
+          <w:tcPr/>
+          <w:p>
+            <w:pPr>
+              <w:pStyle w:val="Compact"/>
+            </w:pPr>
+            <w:r>
+              <w:rPr>
+                <w:rStyle w:val="VerbatimChar"/>
+              </w:rPr>
+              <w:t xml:space="preserve">cron</w:t>
+            </w:r>
+          </w:p>
+        </w:tc>
+        <w:tc>
+          <w:tcPr/>
+          <w:p>
+            <w:pPr>
+              <w:pStyle w:val="Compact"/>
+            </w:pPr>
+            <w:r>
+              <w:t xml:space="preserve">Пояснити, які записи в</w:t>
+            </w:r>
+            <w:r>
+              <w:t xml:space="preserve"> </w:t>
+            </w:r>
+            <w:r>
+              <w:rPr>
+                <w:rStyle w:val="VerbatimChar"/>
+              </w:rPr>
+              <w:t xml:space="preserve">/etc/passwd</w:t>
+            </w:r>
+            <w:r>
+              <w:t xml:space="preserve"> </w:t>
+            </w:r>
+            <w:r>
+              <w:t xml:space="preserve">не є людьми</w:t>
+            </w:r>
+          </w:p>
+        </w:tc>
+      </w:tr>
+      <w:tr>
+        <w:tc>
+          <w:tcPr/>
+          <w:p>
+            <w:pPr>
+              <w:pStyle w:val="Compact"/>
+            </w:pPr>
+            <w:r>
+              <w:t xml:space="preserve">20</w:t>
+            </w:r>
+          </w:p>
+        </w:tc>
+        <w:tc>
+          <w:tcPr/>
+          <w:p>
+            <w:pPr>
+              <w:pStyle w:val="Compact"/>
+            </w:pPr>
+            <w:r>
+              <w:t xml:space="preserve">Розмір каталогу журналів</w:t>
+            </w:r>
+          </w:p>
+        </w:tc>
+        <w:tc>
+          <w:tcPr/>
+          <w:p>
+            <w:pPr>
+              <w:pStyle w:val="Compact"/>
+            </w:pPr>
+            <w:r>
+              <w:rPr>
+                <w:rStyle w:val="VerbatimChar"/>
+              </w:rPr>
+              <w:t xml:space="preserve">/var</w:t>
+            </w:r>
+            <w:r>
+              <w:t xml:space="preserve">,</w:t>
+            </w:r>
+            <w:r>
+              <w:t xml:space="preserve"> </w:t>
+            </w:r>
+            <w:r>
+              <w:rPr>
+                <w:rStyle w:val="VerbatimChar"/>
+              </w:rPr>
+              <w:t xml:space="preserve">/tmp</w:t>
+            </w:r>
+            <w:r>
+              <w:t xml:space="preserve">,</w:t>
+            </w:r>
+            <w:r>
+              <w:t xml:space="preserve"> </w:t>
+            </w:r>
+            <w:r>
+              <w:rPr>
+                <w:rStyle w:val="VerbatimChar"/>
+              </w:rPr>
+              <w:t xml:space="preserve">/proc</w:t>
+            </w:r>
+          </w:p>
+        </w:tc>
+        <w:tc>
+          <w:tcPr/>
+          <w:p>
+            <w:pPr>
+              <w:pStyle w:val="Compact"/>
+            </w:pPr>
+            <w:r>
+              <w:rPr>
+                <w:rStyle w:val="VerbatimChar"/>
+              </w:rPr>
+              <w:t xml:space="preserve">journalctl</w:t>
+            </w:r>
+          </w:p>
+        </w:tc>
+        <w:tc>
+          <w:tcPr/>
+          <w:p>
+            <w:pPr>
+              <w:pStyle w:val="Compact"/>
+            </w:pPr>
+            <w:r>
+              <w:rPr>
+                <w:rStyle w:val="VerbatimChar"/>
+              </w:rPr>
+              <w:t xml:space="preserve">systemd-journald</w:t>
+            </w:r>
+          </w:p>
+        </w:tc>
+        <w:tc>
+          <w:tcPr/>
+          <w:p>
+            <w:pPr>
+              <w:pStyle w:val="Compact"/>
+            </w:pPr>
+            <w:r>
+              <w:t xml:space="preserve">Запропонувати спосіб обмежити розмір журналів</w:t>
+            </w:r>
+          </w:p>
+        </w:tc>
+      </w:tr>
+    </w:tbl>
+    <w:bookmarkEnd w:id="25"/>
+    <w:bookmarkStart w:id="29" w:name="контрольні-запитання"/>
+    <w:p>
+      <w:pPr>
+        <w:pStyle w:val="Heading2"/>
+      </w:pPr>
+      <w:r>
+        <w:t xml:space="preserve">Контрольні запитання</w:t>
+      </w:r>
+    </w:p>
+    <w:p>
+      <w:pPr>
+        <w:pStyle w:val="FirstParagraph"/>
+      </w:pPr>
+      <w:r>
+        <w:t xml:space="preserve">Запитання згруповано за рівнями навчальних досягнень. Для позитивної оцінки студент має відповісти на запитання середнього рівня, оцінка «добре» потребує відповідей достатнього рівня, оцінка «відмінно» — високого.</w:t>
+      </w:r>
+    </w:p>
+    <w:bookmarkStart w:id="26" w:name="середній-рівень-репродуктивний"/>
+    <w:p>
+      <w:pPr>
+        <w:pStyle w:val="Heading3"/>
+      </w:pPr>
+      <w:r>
+        <w:t xml:space="preserve">Середній рівень (репродуктивний)</w:t>
+      </w:r>
+    </w:p>
+    <w:p>
+      <w:pPr>
+        <w:pStyle w:val="Compact"/>
+        <w:numPr>
+          <w:ilvl w:val="0"/>
+          <w:numId w:val="1003"/>
+        </w:numPr>
+        <w:jc w:val="both"/>
+      </w:pPr>
+      <w:r>
+        <w:t xml:space="preserve">Що таке ядро Linux і що таке дистрибутив?</w:t>
+      </w:r>
+    </w:p>
+    <w:p>
+      <w:pPr>
+        <w:pStyle w:val="Compact"/>
+        <w:numPr>
+          <w:ilvl w:val="0"/>
+          <w:numId w:val="1003"/>
+        </w:numPr>
+        <w:jc w:val="both"/>
+      </w:pPr>
+      <w:r>
+        <w:t xml:space="preserve">Якою командою визначають версію ядра, а якою — версію дистрибутива?</w:t>
+      </w:r>
+    </w:p>
+    <w:p>
+      <w:pPr>
+        <w:pStyle w:val="Compact"/>
+        <w:numPr>
+          <w:ilvl w:val="0"/>
+          <w:numId w:val="1003"/>
+        </w:numPr>
+        <w:jc w:val="both"/>
+      </w:pPr>
+      <w:r>
+        <w:t xml:space="preserve">Сформулюйте принцип «все є файлом» і наведіть приклад.</w:t>
+      </w:r>
+    </w:p>
+    <w:p>
+      <w:pPr>
+        <w:pStyle w:val="Compact"/>
+        <w:numPr>
+          <w:ilvl w:val="0"/>
+          <w:numId w:val="1003"/>
+        </w:numPr>
+        <w:jc w:val="both"/>
+      </w:pPr>
+      <w:r>
+        <w:t xml:space="preserve">Що описує стандарт FHS?</w:t>
+      </w:r>
+    </w:p>
+    <w:p>
+      <w:pPr>
+        <w:pStyle w:val="Compact"/>
+        <w:numPr>
+          <w:ilvl w:val="0"/>
+          <w:numId w:val="1003"/>
+        </w:numPr>
+        <w:jc w:val="both"/>
+      </w:pPr>
+      <w:r>
+        <w:t xml:space="preserve">Що зберігається в каталогах</w:t>
+      </w:r>
+      <w:r>
+        <w:t xml:space="preserve"> </w:t>
+      </w:r>
+      <w:r>
+        <w:rPr>
+          <w:rStyle w:val="VerbatimChar"/>
+        </w:rPr>
+        <w:t xml:space="preserve">/etc</w:t>
+      </w:r>
+      <w:r>
+        <w:t xml:space="preserve">,</w:t>
+      </w:r>
+      <w:r>
+        <w:t xml:space="preserve"> </w:t>
+      </w:r>
+      <w:r>
+        <w:rPr>
+          <w:rStyle w:val="VerbatimChar"/>
+        </w:rPr>
+        <w:t xml:space="preserve">/var</w:t>
+      </w:r>
+      <w:r>
+        <w:t xml:space="preserve"> </w:t>
+      </w:r>
+      <w:r>
+        <w:t xml:space="preserve">і</w:t>
+      </w:r>
+      <w:r>
+        <w:t xml:space="preserve"> </w:t>
+      </w:r>
+      <w:r>
+        <w:rPr>
+          <w:rStyle w:val="VerbatimChar"/>
+        </w:rPr>
+        <w:t xml:space="preserve">/home</w:t>
+      </w:r>
+      <w:r>
+        <w:t xml:space="preserve">?</w:t>
+      </w:r>
+    </w:p>
+    <w:p>
+      <w:pPr>
+        <w:pStyle w:val="Compact"/>
+        <w:numPr>
+          <w:ilvl w:val="0"/>
+          <w:numId w:val="1003"/>
+        </w:numPr>
+        <w:jc w:val="both"/>
+      </w:pPr>
+      <w:r>
+        <w:t xml:space="preserve">З яких частин складається команда оболонки? Наведіть приклад із двома ключами.</w:t>
+      </w:r>
+    </w:p>
+    <w:p>
+      <w:pPr>
+        <w:pStyle w:val="Compact"/>
+        <w:numPr>
+          <w:ilvl w:val="0"/>
+          <w:numId w:val="1003"/>
+        </w:numPr>
+        <w:jc w:val="both"/>
+      </w:pPr>
+      <w:r>
+        <w:t xml:space="preserve">Які команди дають довідку про іншу команду?</w:t>
+      </w:r>
+    </w:p>
+    <w:p>
+      <w:pPr>
+        <w:pStyle w:val="Compact"/>
+        <w:numPr>
+          <w:ilvl w:val="0"/>
+          <w:numId w:val="1003"/>
+        </w:numPr>
+        <w:jc w:val="both"/>
+      </w:pPr>
+      <w:r>
+        <w:t xml:space="preserve">Який процес має PID 1 у сучасних дистрибутивах?</w:t>
+      </w:r>
+    </w:p>
+    <w:bookmarkEnd w:id="26"/>
+    <w:bookmarkStart w:id="27" w:name="Xf8a59b0220f3a7cb520922cfcf2989f7f66f7c3"/>
+    <w:p>
+      <w:pPr>
+        <w:pStyle w:val="Heading3"/>
+      </w:pPr>
+      <w:r>
+        <w:t xml:space="preserve">Достатній рівень (конструктивно-варіативний)</w:t>
+      </w:r>
+    </w:p>
+    <w:p>
+      <w:pPr>
+        <w:pStyle w:val="Compact"/>
+        <w:numPr>
+          <w:ilvl w:val="0"/>
+          <w:numId w:val="1004"/>
+        </w:numPr>
+        <w:jc w:val="both"/>
+      </w:pPr>
+      <w:r>
+        <w:t xml:space="preserve">Чому версія ядра й версія дистрибутива не збігаються? Що показує кожна з них?</w:t>
+      </w:r>
+    </w:p>
+    <w:p>
+      <w:pPr>
+        <w:pStyle w:val="Compact"/>
+        <w:numPr>
+          <w:ilvl w:val="0"/>
+          <w:numId w:val="1004"/>
+        </w:numPr>
+        <w:jc w:val="both"/>
+      </w:pPr>
+      <w:r>
+        <w:t xml:space="preserve">Чому</w:t>
+      </w:r>
+      <w:r>
+        <w:t xml:space="preserve"> </w:t>
+      </w:r>
+      <w:r>
+        <w:rPr>
+          <w:rStyle w:val="VerbatimChar"/>
+        </w:rPr>
+        <w:t xml:space="preserve">cd</w:t>
+      </w:r>
+      <w:r>
+        <w:t xml:space="preserve"> </w:t>
+      </w:r>
+      <w:r>
+        <w:t xml:space="preserve">є вбудованою командою оболонки, а</w:t>
+      </w:r>
+      <w:r>
+        <w:t xml:space="preserve"> </w:t>
+      </w:r>
+      <w:r>
+        <w:rPr>
+          <w:rStyle w:val="VerbatimChar"/>
+        </w:rPr>
+        <w:t xml:space="preserve">ls</w:t>
+      </w:r>
+      <w:r>
+        <w:t xml:space="preserve"> </w:t>
+      </w:r>
+      <w:r>
+        <w:t xml:space="preserve">— окремою програмою?</w:t>
+      </w:r>
+    </w:p>
+    <w:p>
+      <w:pPr>
+        <w:pStyle w:val="Compact"/>
+        <w:numPr>
+          <w:ilvl w:val="0"/>
+          <w:numId w:val="1004"/>
+        </w:numPr>
+        <w:jc w:val="both"/>
+      </w:pPr>
+      <w:r>
+        <w:t xml:space="preserve">Чим</w:t>
+      </w:r>
+      <w:r>
+        <w:t xml:space="preserve"> </w:t>
+      </w:r>
+      <w:r>
+        <w:rPr>
+          <w:rStyle w:val="VerbatimChar"/>
+        </w:rPr>
+        <w:t xml:space="preserve">man</w:t>
+      </w:r>
+      <w:r>
+        <w:t xml:space="preserve"> </w:t>
+      </w:r>
+      <w:r>
+        <w:t xml:space="preserve">відрізняється від</w:t>
+      </w:r>
+      <w:r>
+        <w:t xml:space="preserve"> </w:t>
+      </w:r>
+      <w:r>
+        <w:rPr>
+          <w:rStyle w:val="VerbatimChar"/>
+        </w:rPr>
+        <w:t xml:space="preserve">--help</w:t>
+      </w:r>
+      <w:r>
+        <w:t xml:space="preserve"> </w:t>
+      </w:r>
+      <w:r>
+        <w:t xml:space="preserve">і коли зручніший кожен із них?</w:t>
+      </w:r>
+    </w:p>
+    <w:p>
+      <w:pPr>
+        <w:pStyle w:val="Compact"/>
+        <w:numPr>
+          <w:ilvl w:val="0"/>
+          <w:numId w:val="1004"/>
+        </w:numPr>
+        <w:jc w:val="both"/>
+      </w:pPr>
+      <w:r>
+        <w:t xml:space="preserve">Чому каталоги</w:t>
+      </w:r>
+      <w:r>
+        <w:t xml:space="preserve"> </w:t>
+      </w:r>
+      <w:r>
+        <w:rPr>
+          <w:rStyle w:val="VerbatimChar"/>
+        </w:rPr>
+        <w:t xml:space="preserve">/proc</w:t>
+      </w:r>
+      <w:r>
+        <w:t xml:space="preserve"> </w:t>
+      </w:r>
+      <w:r>
+        <w:t xml:space="preserve">і</w:t>
+      </w:r>
+      <w:r>
+        <w:t xml:space="preserve"> </w:t>
+      </w:r>
+      <w:r>
+        <w:rPr>
+          <w:rStyle w:val="VerbatimChar"/>
+        </w:rPr>
+        <w:t xml:space="preserve">/sys</w:t>
+      </w:r>
+      <w:r>
+        <w:t xml:space="preserve"> </w:t>
+      </w:r>
+      <w:r>
+        <w:t xml:space="preserve">не займають місця на диску?</w:t>
+      </w:r>
+    </w:p>
+    <w:p>
+      <w:pPr>
+        <w:pStyle w:val="Compact"/>
+        <w:numPr>
+          <w:ilvl w:val="0"/>
+          <w:numId w:val="1004"/>
+        </w:numPr>
+        <w:jc w:val="both"/>
+      </w:pPr>
+      <w:r>
+        <w:t xml:space="preserve">Чому повсякденна робота від імені root вважається помилкою? Що дає</w:t>
+      </w:r>
+      <w:r>
+        <w:t xml:space="preserve"> </w:t>
+      </w:r>
+      <w:r>
+        <w:rPr>
+          <w:rStyle w:val="VerbatimChar"/>
+        </w:rPr>
+        <w:t xml:space="preserve">sudo</w:t>
+      </w:r>
+      <w:r>
+        <w:t xml:space="preserve"> </w:t>
+      </w:r>
+      <w:r>
+        <w:t xml:space="preserve">натомість?</w:t>
+      </w:r>
+    </w:p>
+    <w:p>
+      <w:pPr>
+        <w:pStyle w:val="Compact"/>
+        <w:numPr>
+          <w:ilvl w:val="0"/>
+          <w:numId w:val="1004"/>
+        </w:numPr>
+        <w:jc w:val="both"/>
+      </w:pPr>
+      <w:r>
+        <w:t xml:space="preserve">Запишіть команду, яка покаже п’ять найбільших каталогів у</w:t>
+      </w:r>
+      <w:r>
+        <w:t xml:space="preserve"> </w:t>
+      </w:r>
+      <w:r>
+        <w:rPr>
+          <w:rStyle w:val="VerbatimChar"/>
+        </w:rPr>
+        <w:t xml:space="preserve">/var</w:t>
+      </w:r>
+      <w:r>
+        <w:t xml:space="preserve">.</w:t>
+      </w:r>
+    </w:p>
+    <w:p>
+      <w:pPr>
+        <w:pStyle w:val="Compact"/>
+        <w:numPr>
+          <w:ilvl w:val="0"/>
+          <w:numId w:val="1004"/>
+        </w:numPr>
+        <w:jc w:val="both"/>
+      </w:pPr>
+      <w:r>
+        <w:t xml:space="preserve">Що показує</w:t>
+      </w:r>
+      <w:r>
+        <w:t xml:space="preserve"> </w:t>
+      </w:r>
+      <w:r>
+        <w:rPr>
+          <w:rStyle w:val="VerbatimChar"/>
+        </w:rPr>
+        <w:t xml:space="preserve">systemctl status</w:t>
+      </w:r>
+      <w:r>
+        <w:t xml:space="preserve"> </w:t>
+      </w:r>
+      <w:r>
+        <w:t xml:space="preserve">для служби і які поля в ньому найважливіші?</w:t>
+      </w:r>
+    </w:p>
+    <w:p>
+      <w:pPr>
+        <w:pStyle w:val="Compact"/>
+        <w:numPr>
+          <w:ilvl w:val="0"/>
+          <w:numId w:val="1004"/>
+        </w:numPr>
+        <w:jc w:val="both"/>
+      </w:pPr>
+      <w:r>
+        <w:t xml:space="preserve">Як за допомогою</w:t>
+      </w:r>
+      <w:r>
+        <w:t xml:space="preserve"> </w:t>
+      </w:r>
+      <w:r>
+        <w:rPr>
+          <w:rStyle w:val="VerbatimChar"/>
+        </w:rPr>
+        <w:t xml:space="preserve">apropos</w:t>
+      </w:r>
+      <w:r>
+        <w:t xml:space="preserve"> </w:t>
+      </w:r>
+      <w:r>
+        <w:t xml:space="preserve">знайти команду, призначення якої відоме, а ім’я — ні?</w:t>
+      </w:r>
+    </w:p>
+    <w:bookmarkEnd w:id="27"/>
+    <w:bookmarkStart w:id="28" w:name="високий-рівень-творчий"/>
+    <w:p>
+      <w:pPr>
+        <w:pStyle w:val="Heading3"/>
+      </w:pPr>
+      <w:r>
+        <w:t xml:space="preserve">Високий рівень (творчий)</w:t>
+      </w:r>
+    </w:p>
+    <w:p>
+      <w:pPr>
+        <w:pStyle w:val="Compact"/>
+        <w:numPr>
+          <w:ilvl w:val="0"/>
+          <w:numId w:val="1005"/>
+        </w:numPr>
+        <w:jc w:val="both"/>
+      </w:pPr>
+      <w:r>
+        <w:t xml:space="preserve">Поясніть, як принцип «все є файлом» спрощує написання системних утиліт. Проілюструйте на прикладі читання відомостей про процесор.</w:t>
+      </w:r>
+    </w:p>
+    <w:p>
+      <w:pPr>
+        <w:pStyle w:val="Compact"/>
+        <w:numPr>
+          <w:ilvl w:val="0"/>
+          <w:numId w:val="1005"/>
+        </w:numPr>
+        <w:jc w:val="both"/>
+      </w:pPr>
+      <w:r>
+        <w:t xml:space="preserve">Два комп’ютери мають однакову версію дистрибутива, але різні версії ядра. Назвіть щонайменше три наслідки цієї різниці для адміністратора.</w:t>
+      </w:r>
+    </w:p>
+    <w:p>
+      <w:pPr>
+        <w:pStyle w:val="Compact"/>
+        <w:numPr>
+          <w:ilvl w:val="0"/>
+          <w:numId w:val="1005"/>
+        </w:numPr>
+        <w:jc w:val="both"/>
+      </w:pPr>
+      <w:r>
+        <w:t xml:space="preserve">Сформулюйте критерії вибору дистрибутива для навчального класу й обґрунтуйте кожен із них.</w:t>
+      </w:r>
+    </w:p>
+    <w:p>
+      <w:pPr>
+        <w:pStyle w:val="Compact"/>
+        <w:numPr>
+          <w:ilvl w:val="0"/>
+          <w:numId w:val="1005"/>
+        </w:numPr>
+        <w:jc w:val="both"/>
+      </w:pPr>
+      <w:r>
+        <w:t xml:space="preserve">Система завантажилася, але одна зі служб не працює. Опишіть послідовність дій із використанням</w:t>
+      </w:r>
+      <w:r>
+        <w:t xml:space="preserve"> </w:t>
+      </w:r>
+      <w:r>
+        <w:rPr>
+          <w:rStyle w:val="VerbatimChar"/>
+        </w:rPr>
+        <w:t xml:space="preserve">systemctl</w:t>
+      </w:r>
+      <w:r>
+        <w:t xml:space="preserve"> </w:t>
+      </w:r>
+      <w:r>
+        <w:t xml:space="preserve">і</w:t>
+      </w:r>
+      <w:r>
+        <w:t xml:space="preserve"> </w:t>
+      </w:r>
+      <w:r>
+        <w:rPr>
+          <w:rStyle w:val="VerbatimChar"/>
+        </w:rPr>
+        <w:t xml:space="preserve">journalctl</w:t>
+      </w:r>
+      <w:r>
+        <w:t xml:space="preserve"> </w:t>
+      </w:r>
+      <w:r>
+        <w:t xml:space="preserve">та поясніть, що саме ви шукаєте на кожному кроці.</w:t>
+      </w:r>
+    </w:p>
+    <w:bookmarkEnd w:id="28"/>
+    <w:bookmarkEnd w:id="29"/>
     <w:sectPr>
       <w:pgSz w:h="16838" w:orient="portrait" w:w="11906"/>
       <w:pgMar w:bottom="1134" w:footer="708" w:gutter="0" w:header="708" w:left="1418" w:right="851" w:top="1134"/>
@@ -137,8 +5435,307 @@
       </w:pPr>
     </w:lvl>
   </w:abstractNum>
+  <w:abstractNum w:abstractNumId="99411">
+    <w:nsid w:val="00A99411"/>
+    <w:multiLevelType w:val="multilevel"/>
+    <w:lvl w:ilvl="0">
+      <w:start w:val="1"/>
+      <w:numFmt w:val="decimal"/>
+      <w:lvlText w:val="%1."/>
+      <w:lvlJc w:val="left"/>
+      <w:pPr>
+        <w:ind w:left="1134" w:hanging="425"/>
+      </w:pPr>
+    </w:lvl>
+    <w:lvl w:ilvl="1">
+      <w:start w:val="1"/>
+      <w:numFmt w:val="decimal"/>
+      <w:lvlText w:val="%2."/>
+      <w:lvlJc w:val="left"/>
+      <w:pPr>
+        <w:ind w:left="1701" w:hanging="425"/>
+      </w:pPr>
+    </w:lvl>
+    <w:lvl w:ilvl="2">
+      <w:start w:val="1"/>
+      <w:numFmt w:val="decimal"/>
+      <w:lvlText w:val="%3."/>
+      <w:lvlJc w:val="left"/>
+      <w:pPr>
+        <w:ind w:left="2268" w:hanging="425"/>
+      </w:pPr>
+    </w:lvl>
+    <w:lvl w:ilvl="3">
+      <w:start w:val="1"/>
+      <w:numFmt w:val="decimal"/>
+      <w:lvlText w:val="%4."/>
+      <w:lvlJc w:val="left"/>
+      <w:pPr>
+        <w:ind w:left="2835" w:hanging="425"/>
+      </w:pPr>
+    </w:lvl>
+    <w:lvl w:ilvl="4">
+      <w:start w:val="1"/>
+      <w:numFmt w:val="decimal"/>
+      <w:lvlText w:val="%5."/>
+      <w:lvlJc w:val="left"/>
+      <w:pPr>
+        <w:ind w:left="3402" w:hanging="425"/>
+      </w:pPr>
+    </w:lvl>
+    <w:lvl w:ilvl="5">
+      <w:start w:val="1"/>
+      <w:numFmt w:val="decimal"/>
+      <w:lvlText w:val="%6."/>
+      <w:lvlJc w:val="left"/>
+      <w:pPr>
+        <w:ind w:left="3969" w:hanging="425"/>
+      </w:pPr>
+    </w:lvl>
+    <w:lvl w:ilvl="6">
+      <w:start w:val="1"/>
+      <w:numFmt w:val="decimal"/>
+      <w:lvlText w:val="%7."/>
+      <w:lvlJc w:val="left"/>
+      <w:pPr>
+        <w:ind w:left="4536" w:hanging="425"/>
+      </w:pPr>
+    </w:lvl>
+    <w:lvl w:ilvl="7">
+      <w:start w:val="1"/>
+      <w:numFmt w:val="decimal"/>
+      <w:lvlText w:val="%8."/>
+      <w:lvlJc w:val="left"/>
+      <w:pPr>
+        <w:ind w:left="5103" w:hanging="425"/>
+      </w:pPr>
+    </w:lvl>
+    <w:lvl w:ilvl="8">
+      <w:start w:val="1"/>
+      <w:numFmt w:val="decimal"/>
+      <w:lvlText w:val="%9."/>
+      <w:lvlJc w:val="left"/>
+      <w:pPr>
+        <w:ind w:left="5670" w:hanging="425"/>
+      </w:pPr>
+    </w:lvl>
+  </w:abstractNum>
+  <w:abstractNum w:abstractNumId="991">
+    <w:nsid w:val="0000A991"/>
+    <w:multiLevelType w:val="multilevel"/>
+    <w:lvl w:ilvl="0">
+      <w:numFmt w:val="bullet"/>
+      <w:lvlText w:val="–"/>
+      <w:lvlJc w:val="left"/>
+      <w:pPr>
+        <w:ind w:left="1134" w:hanging="425"/>
+      </w:pPr>
+      <w:rPr/>
+    </w:lvl>
+    <w:lvl w:ilvl="1">
+      <w:numFmt w:val="bullet"/>
+      <w:lvlText w:val="–"/>
+      <w:lvlJc w:val="left"/>
+      <w:pPr>
+        <w:ind w:left="1701" w:hanging="425"/>
+      </w:pPr>
+      <w:rPr>
+        <w:rFonts w:ascii="Courier New" w:hAnsi="Courier New" w:cs="Courier New" w:hint="default"/>
+      </w:rPr>
+    </w:lvl>
+    <w:lvl w:ilvl="2">
+      <w:numFmt w:val="bullet"/>
+      <w:lvlText w:val="–"/>
+      <w:lvlJc w:val="left"/>
+      <w:pPr>
+        <w:ind w:left="2268" w:hanging="425"/>
+      </w:pPr>
+      <w:rPr/>
+    </w:lvl>
+    <w:lvl w:ilvl="3">
+      <w:numFmt w:val="bullet"/>
+      <w:lvlText w:val="–"/>
+      <w:lvlJc w:val="left"/>
+      <w:pPr>
+        <w:ind w:left="2835" w:hanging="425"/>
+      </w:pPr>
+      <w:rPr/>
+    </w:lvl>
+    <w:lvl w:ilvl="4">
+      <w:numFmt w:val="bullet"/>
+      <w:lvlText w:val="–"/>
+      <w:lvlJc w:val="left"/>
+      <w:pPr>
+        <w:ind w:left="3402" w:hanging="425"/>
+      </w:pPr>
+      <w:rPr>
+        <w:rFonts w:ascii="Courier New" w:hAnsi="Courier New" w:cs="Courier New" w:hint="default"/>
+      </w:rPr>
+    </w:lvl>
+    <w:lvl w:ilvl="5">
+      <w:numFmt w:val="bullet"/>
+      <w:lvlText w:val="–"/>
+      <w:lvlJc w:val="left"/>
+      <w:pPr>
+        <w:ind w:left="3969" w:hanging="425"/>
+      </w:pPr>
+      <w:rPr/>
+    </w:lvl>
+    <w:lvl w:ilvl="6">
+      <w:numFmt w:val="bullet"/>
+      <w:lvlText w:val="–"/>
+      <w:lvlJc w:val="left"/>
+      <w:pPr>
+        <w:ind w:left="4536" w:hanging="425"/>
+      </w:pPr>
+      <w:rPr/>
+    </w:lvl>
+    <w:lvl w:ilvl="7">
+      <w:numFmt w:val="bullet"/>
+      <w:lvlText w:val="–"/>
+      <w:lvlJc w:val="left"/>
+      <w:pPr>
+        <w:ind w:left="5103" w:hanging="425"/>
+      </w:pPr>
+      <w:rPr>
+        <w:rFonts w:ascii="Courier New" w:hAnsi="Courier New" w:cs="Courier New" w:hint="default"/>
+      </w:rPr>
+    </w:lvl>
+    <w:lvl w:ilvl="8">
+      <w:numFmt w:val="bullet"/>
+      <w:lvlText w:val="–"/>
+      <w:lvlJc w:val="left"/>
+      <w:pPr>
+        <w:ind w:left="5670" w:hanging="425"/>
+      </w:pPr>
+      <w:rPr/>
+    </w:lvl>
+  </w:abstractNum>
   <w:num w:numId="1000">
     <w:abstractNumId w:val="990"/>
+  </w:num>
+  <w:num w:numId="1001">
+    <w:abstractNumId w:val="99411"/>
+    <w:lvlOverride w:ilvl="0">
+      <w:startOverride w:val="1"/>
+    </w:lvlOverride>
+    <w:lvlOverride w:ilvl="1">
+      <w:startOverride w:val="1"/>
+    </w:lvlOverride>
+    <w:lvlOverride w:ilvl="2">
+      <w:startOverride w:val="1"/>
+    </w:lvlOverride>
+    <w:lvlOverride w:ilvl="3">
+      <w:startOverride w:val="1"/>
+    </w:lvlOverride>
+    <w:lvlOverride w:ilvl="4">
+      <w:startOverride w:val="1"/>
+    </w:lvlOverride>
+    <w:lvlOverride w:ilvl="5">
+      <w:startOverride w:val="1"/>
+    </w:lvlOverride>
+    <w:lvlOverride w:ilvl="6">
+      <w:startOverride w:val="1"/>
+    </w:lvlOverride>
+    <w:lvlOverride w:ilvl="7">
+      <w:startOverride w:val="1"/>
+    </w:lvlOverride>
+    <w:lvlOverride w:ilvl="8">
+      <w:startOverride w:val="1"/>
+    </w:lvlOverride>
+  </w:num>
+  <w:num w:numId="1002">
+    <w:abstractNumId w:val="991"/>
+  </w:num>
+  <w:num w:numId="1003">
+    <w:abstractNumId w:val="99411"/>
+    <w:lvlOverride w:ilvl="0">
+      <w:startOverride w:val="1"/>
+    </w:lvlOverride>
+    <w:lvlOverride w:ilvl="1">
+      <w:startOverride w:val="1"/>
+    </w:lvlOverride>
+    <w:lvlOverride w:ilvl="2">
+      <w:startOverride w:val="1"/>
+    </w:lvlOverride>
+    <w:lvlOverride w:ilvl="3">
+      <w:startOverride w:val="1"/>
+    </w:lvlOverride>
+    <w:lvlOverride w:ilvl="4">
+      <w:startOverride w:val="1"/>
+    </w:lvlOverride>
+    <w:lvlOverride w:ilvl="5">
+      <w:startOverride w:val="1"/>
+    </w:lvlOverride>
+    <w:lvlOverride w:ilvl="6">
+      <w:startOverride w:val="1"/>
+    </w:lvlOverride>
+    <w:lvlOverride w:ilvl="7">
+      <w:startOverride w:val="1"/>
+    </w:lvlOverride>
+    <w:lvlOverride w:ilvl="8">
+      <w:startOverride w:val="1"/>
+    </w:lvlOverride>
+  </w:num>
+  <w:num w:numId="1004">
+    <w:abstractNumId w:val="99411"/>
+    <w:lvlOverride w:ilvl="0">
+      <w:startOverride w:val="1"/>
+    </w:lvlOverride>
+    <w:lvlOverride w:ilvl="1">
+      <w:startOverride w:val="1"/>
+    </w:lvlOverride>
+    <w:lvlOverride w:ilvl="2">
+      <w:startOverride w:val="1"/>
+    </w:lvlOverride>
+    <w:lvlOverride w:ilvl="3">
+      <w:startOverride w:val="1"/>
+    </w:lvlOverride>
+    <w:lvlOverride w:ilvl="4">
+      <w:startOverride w:val="1"/>
+    </w:lvlOverride>
+    <w:lvlOverride w:ilvl="5">
+      <w:startOverride w:val="1"/>
+    </w:lvlOverride>
+    <w:lvlOverride w:ilvl="6">
+      <w:startOverride w:val="1"/>
+    </w:lvlOverride>
+    <w:lvlOverride w:ilvl="7">
+      <w:startOverride w:val="1"/>
+    </w:lvlOverride>
+    <w:lvlOverride w:ilvl="8">
+      <w:startOverride w:val="1"/>
+    </w:lvlOverride>
+  </w:num>
+  <w:num w:numId="1005">
+    <w:abstractNumId w:val="99411"/>
+    <w:lvlOverride w:ilvl="0">
+      <w:startOverride w:val="1"/>
+    </w:lvlOverride>
+    <w:lvlOverride w:ilvl="1">
+      <w:startOverride w:val="1"/>
+    </w:lvlOverride>
+    <w:lvlOverride w:ilvl="2">
+      <w:startOverride w:val="1"/>
+    </w:lvlOverride>
+    <w:lvlOverride w:ilvl="3">
+      <w:startOverride w:val="1"/>
+    </w:lvlOverride>
+    <w:lvlOverride w:ilvl="4">
+      <w:startOverride w:val="1"/>
+    </w:lvlOverride>
+    <w:lvlOverride w:ilvl="5">
+      <w:startOverride w:val="1"/>
+    </w:lvlOverride>
+    <w:lvlOverride w:ilvl="6">
+      <w:startOverride w:val="1"/>
+    </w:lvlOverride>
+    <w:lvlOverride w:ilvl="7">
+      <w:startOverride w:val="1"/>
+    </w:lvlOverride>
+    <w:lvlOverride w:ilvl="8">
+      <w:startOverride w:val="1"/>
+    </w:lvlOverride>
   </w:num>
 </w:numbering>
 </file>
@@ -850,6 +6447,11 @@
       <w:szCs w:val="18"/>
     </w:rPr>
   </w:style>
+  <w:style w:type="paragraph" w:customStyle="1" w:styleId="TableCaption">
+    <w:name w:val="TableCaption"/>
+    <w:basedOn w:val="BodyText"/>
+    <w:qFormat/>
+  </w:style>
 </w:styles>
 </file>
 
